--- a/Lab2_testing/report/report.docx
+++ b/Lab2_testing/report/report.docx
@@ -617,7 +617,7 @@
           <w:r>
             <w:fldChar w:fldCharType="separate"/>
           </w:r>
-          <w:hyperlink w:anchor="_Toc226052293" w:history="1">
+          <w:hyperlink w:anchor="_Toc226054713" w:history="1">
             <w:r>
               <w:rPr>
                 <w:rStyle w:val="ad"/>
@@ -644,7 +644,7 @@
                 <w:noProof/>
                 <w:webHidden/>
               </w:rPr>
-              <w:instrText xml:space="preserve"> PAGEREF _Toc226052293 \h </w:instrText>
+              <w:instrText xml:space="preserve"> PAGEREF _Toc226054713 \h </w:instrText>
             </w:r>
             <w:r>
               <w:rPr>
@@ -689,7 +689,7 @@
               <w:lang w:eastAsia="ru-RU"/>
             </w:rPr>
           </w:pPr>
-          <w:hyperlink w:anchor="_Toc226052294" w:history="1">
+          <w:hyperlink w:anchor="_Toc226054714" w:history="1">
             <w:r>
               <w:rPr>
                 <w:rStyle w:val="ad"/>
@@ -716,7 +716,7 @@
                 <w:noProof/>
                 <w:webHidden/>
               </w:rPr>
-              <w:instrText xml:space="preserve"> PAGEREF _Toc226052294 \h </w:instrText>
+              <w:instrText xml:space="preserve"> PAGEREF _Toc226054714 \h </w:instrText>
             </w:r>
             <w:r>
               <w:rPr>
@@ -761,7 +761,7 @@
               <w:lang w:eastAsia="ru-RU"/>
             </w:rPr>
           </w:pPr>
-          <w:hyperlink w:anchor="_Toc226052295" w:history="1">
+          <w:hyperlink w:anchor="_Toc226054715" w:history="1">
             <w:r>
               <w:rPr>
                 <w:rStyle w:val="ad"/>
@@ -788,7 +788,7 @@
                 <w:noProof/>
                 <w:webHidden/>
               </w:rPr>
-              <w:instrText xml:space="preserve"> PAGEREF _Toc226052295 \h </w:instrText>
+              <w:instrText xml:space="preserve"> PAGEREF _Toc226054715 \h </w:instrText>
             </w:r>
             <w:r>
               <w:rPr>
@@ -833,28 +833,13 @@
               <w:lang w:eastAsia="ru-RU"/>
             </w:rPr>
           </w:pPr>
-          <w:hyperlink w:anchor="_Toc226052296" w:history="1">
+          <w:hyperlink w:anchor="_Toc226054716" w:history="1">
             <w:r>
               <w:rPr>
                 <w:rStyle w:val="ad"/>
                 <w:noProof/>
               </w:rPr>
-              <w:t xml:space="preserve">Графики, построенные </w:t>
-            </w:r>
-            <w:r>
-              <w:rPr>
-                <w:rStyle w:val="ad"/>
-                <w:noProof/>
-                <w:lang w:val="en-US"/>
-              </w:rPr>
-              <w:t>csv</w:t>
-            </w:r>
-            <w:r>
-              <w:rPr>
-                <w:rStyle w:val="ad"/>
-                <w:noProof/>
-              </w:rPr>
-              <w:t>-выгрузкам, полученным в процессе интеграции приложения</w:t>
+              <w:t>Графики, построенные csv-выгрузкам, полученным в процессе интеграции приложения</w:t>
             </w:r>
             <w:r>
               <w:rPr>
@@ -875,7 +860,7 @@
                 <w:noProof/>
                 <w:webHidden/>
               </w:rPr>
-              <w:instrText xml:space="preserve"> PAGEREF _Toc226052296 \h </w:instrText>
+              <w:instrText xml:space="preserve"> PAGEREF _Toc226054716 \h </w:instrText>
             </w:r>
             <w:r>
               <w:rPr>
@@ -920,7 +905,7 @@
               <w:lang w:eastAsia="ru-RU"/>
             </w:rPr>
           </w:pPr>
-          <w:hyperlink w:anchor="_Toc226052297" w:history="1">
+          <w:hyperlink w:anchor="_Toc226054717" w:history="1">
             <w:r>
               <w:rPr>
                 <w:rStyle w:val="ad"/>
@@ -947,7 +932,7 @@
                 <w:noProof/>
                 <w:webHidden/>
               </w:rPr>
-              <w:instrText xml:space="preserve"> PAGEREF _Toc226052297 \h </w:instrText>
+              <w:instrText xml:space="preserve"> PAGEREF _Toc226054717 \h </w:instrText>
             </w:r>
             <w:r>
               <w:rPr>
@@ -967,7 +952,7 @@
                 <w:noProof/>
                 <w:webHidden/>
               </w:rPr>
-              <w:t>6</w:t>
+              <w:t>9</w:t>
             </w:r>
             <w:r>
               <w:rPr>
@@ -1210,7 +1195,7 @@
           <w:color w:val="000000" w:themeColor="text1"/>
         </w:rPr>
       </w:pPr>
-      <w:bookmarkStart w:id="0" w:name="_Toc226052293"/>
+      <w:bookmarkStart w:id="0" w:name="_Toc226054713"/>
       <w:r>
         <w:rPr>
           <w:color w:val="000000" w:themeColor="text1"/>
@@ -1314,7 +1299,7 @@
           <w:color w:val="000000" w:themeColor="text1"/>
         </w:rPr>
       </w:pPr>
-      <w:bookmarkStart w:id="1" w:name="_Toc226052294"/>
+      <w:bookmarkStart w:id="1" w:name="_Toc226054714"/>
       <w:r>
         <w:rPr>
           <w:color w:val="000000" w:themeColor="text1"/>
@@ -1464,7 +1449,7 @@
           <w:color w:val="000000" w:themeColor="text1"/>
         </w:rPr>
       </w:pPr>
-      <w:bookmarkStart w:id="2" w:name="_Toc226052295"/>
+      <w:bookmarkStart w:id="2" w:name="_Toc226054715"/>
       <w:r>
         <w:rPr>
           <w:color w:val="000000" w:themeColor="text1"/>
@@ -1668,25 +1653,7 @@
           <w:sz w:val="24"/>
           <w:szCs w:val="24"/>
         </w:rPr>
-        <w:t xml:space="preserve">корректные положительные аргументы </w:t>
-      </w:r>
-      <w:proofErr w:type="gramStart"/>
-      <w:r>
-        <w:rPr>
-          <w:rFonts w:ascii="Times New Roman" w:hAnsi="Times New Roman" w:cs="Times New Roman"/>
-          <w:sz w:val="24"/>
-          <w:szCs w:val="24"/>
-        </w:rPr>
-        <w:t>x &gt;</w:t>
-      </w:r>
-      <w:proofErr w:type="gramEnd"/>
-      <w:r>
-        <w:rPr>
-          <w:rFonts w:ascii="Times New Roman" w:hAnsi="Times New Roman" w:cs="Times New Roman"/>
-          <w:sz w:val="24"/>
-          <w:szCs w:val="24"/>
-        </w:rPr>
-        <w:t xml:space="preserve"> 0; </w:t>
+        <w:t xml:space="preserve">корректные положительные аргументы x &gt; 0; </w:t>
       </w:r>
     </w:p>
     <w:p>
@@ -2507,25 +2474,7 @@
           <w:sz w:val="24"/>
           <w:szCs w:val="24"/>
         </w:rPr>
-        <w:t xml:space="preserve">логарифмическую ветвь при </w:t>
-      </w:r>
-      <w:proofErr w:type="gramStart"/>
-      <w:r>
-        <w:rPr>
-          <w:rFonts w:ascii="Times New Roman" w:hAnsi="Times New Roman" w:cs="Times New Roman"/>
-          <w:sz w:val="24"/>
-          <w:szCs w:val="24"/>
-        </w:rPr>
-        <w:t>x &gt;</w:t>
-      </w:r>
-      <w:proofErr w:type="gramEnd"/>
-      <w:r>
-        <w:rPr>
-          <w:rFonts w:ascii="Times New Roman" w:hAnsi="Times New Roman" w:cs="Times New Roman"/>
-          <w:sz w:val="24"/>
-          <w:szCs w:val="24"/>
-        </w:rPr>
-        <w:t xml:space="preserve"> 0. </w:t>
+        <w:t xml:space="preserve">логарифмическую ветвь при x &gt; 0. </w:t>
       </w:r>
     </w:p>
     <w:p>
@@ -3193,55 +3142,12 @@
           <w:color w:val="000000" w:themeColor="text1"/>
         </w:rPr>
       </w:pPr>
-      <w:bookmarkStart w:id="3" w:name="_Toc226052296"/>
+      <w:bookmarkStart w:id="3" w:name="_Toc226054716"/>
       <w:r>
         <w:rPr>
           <w:color w:val="000000" w:themeColor="text1"/>
         </w:rPr>
-        <w:t>Графики</w:t>
-      </w:r>
-      <w:r>
-        <w:rPr>
-          <w:color w:val="000000" w:themeColor="text1"/>
-        </w:rPr>
-        <w:t xml:space="preserve">, </w:t>
-      </w:r>
-      <w:r>
-        <w:rPr>
-          <w:color w:val="000000" w:themeColor="text1"/>
-        </w:rPr>
-        <w:t xml:space="preserve">построенные </w:t>
-      </w:r>
-      <w:r>
-        <w:rPr>
-          <w:color w:val="000000" w:themeColor="text1"/>
-          <w:lang w:val="en-US"/>
-        </w:rPr>
-        <w:t>csv</w:t>
-      </w:r>
-      <w:r>
-        <w:rPr>
-          <w:color w:val="000000" w:themeColor="text1"/>
-        </w:rPr>
-        <w:t>-</w:t>
-      </w:r>
-      <w:r>
-        <w:rPr>
-          <w:color w:val="000000" w:themeColor="text1"/>
-        </w:rPr>
-        <w:t>выгрузкам</w:t>
-      </w:r>
-      <w:r>
-        <w:rPr>
-          <w:color w:val="000000" w:themeColor="text1"/>
-        </w:rPr>
-        <w:t xml:space="preserve">, </w:t>
-      </w:r>
-      <w:r>
-        <w:rPr>
-          <w:color w:val="000000" w:themeColor="text1"/>
-        </w:rPr>
-        <w:t>полученным в процессе интеграции приложения</w:t>
+        <w:t>Графики, построенные csv-выгрузкам, полученным в процессе интеграции приложения</w:t>
       </w:r>
       <w:bookmarkEnd w:id="3"/>
     </w:p>
@@ -3252,6 +3158,7 @@
           <w:rFonts w:ascii="Times New Roman" w:hAnsi="Times New Roman" w:cs="Times New Roman"/>
           <w:sz w:val="24"/>
           <w:szCs w:val="24"/>
+          <w:lang w:val="en-US"/>
         </w:rPr>
       </w:pPr>
       <w:r>
@@ -3265,12 +3172,879 @@
     </w:p>
     <w:p>
       <w:pPr>
+        <w:ind w:firstLine="708"/>
+        <w:rPr>
+          <w:rFonts w:ascii="Times New Roman" w:hAnsi="Times New Roman" w:cs="Times New Roman"/>
+          <w:sz w:val="24"/>
+          <w:szCs w:val="24"/>
+        </w:rPr>
+      </w:pPr>
+      <w:r>
+        <w:rPr>
+          <w:noProof/>
+        </w:rPr>
+        <w:drawing>
+          <wp:inline distT="0" distB="0" distL="0" distR="0" wp14:anchorId="31731029" wp14:editId="263FCA64">
+            <wp:extent cx="4572000" cy="2743200"/>
+            <wp:effectExtent l="0" t="0" r="0" b="0"/>
+            <wp:docPr id="234211277" name="Диаграмма 1">
+              <a:extLst xmlns:a="http://schemas.openxmlformats.org/drawingml/2006/main">
+                <a:ext uri="{FF2B5EF4-FFF2-40B4-BE49-F238E27FC236}">
+                  <a16:creationId xmlns:a16="http://schemas.microsoft.com/office/drawing/2014/main" id="{18046649-95CC-8CEE-56EB-84DCAB02B862}"/>
+                </a:ext>
+              </a:extLst>
+            </wp:docPr>
+            <wp:cNvGraphicFramePr/>
+            <a:graphic xmlns:a="http://schemas.openxmlformats.org/drawingml/2006/main">
+              <a:graphicData uri="http://schemas.openxmlformats.org/drawingml/2006/chart">
+                <c:chart xmlns:c="http://schemas.openxmlformats.org/drawingml/2006/chart" xmlns:r="http://schemas.openxmlformats.org/officeDocument/2006/relationships" r:id="rId8"/>
+              </a:graphicData>
+            </a:graphic>
+          </wp:inline>
+        </w:drawing>
+      </w:r>
+    </w:p>
+    <w:p>
+      <w:pPr>
+        <w:ind w:firstLine="708"/>
+        <w:rPr>
+          <w:rFonts w:ascii="Times New Roman" w:hAnsi="Times New Roman" w:cs="Times New Roman"/>
+          <w:i/>
+          <w:iCs/>
+          <w:sz w:val="24"/>
+          <w:szCs w:val="24"/>
+        </w:rPr>
+      </w:pPr>
+      <w:r>
+        <w:rPr>
+          <w:rFonts w:ascii="Times New Roman" w:hAnsi="Times New Roman" w:cs="Times New Roman"/>
+          <w:i/>
+          <w:iCs/>
+          <w:sz w:val="24"/>
+          <w:szCs w:val="24"/>
+        </w:rPr>
+        <w:t xml:space="preserve">Рис. 3. График функции </w:t>
+      </w:r>
+      <w:r>
+        <w:rPr>
+          <w:rFonts w:ascii="Times New Roman" w:hAnsi="Times New Roman" w:cs="Times New Roman"/>
+          <w:i/>
+          <w:iCs/>
+          <w:sz w:val="24"/>
+          <w:szCs w:val="24"/>
+        </w:rPr>
+        <w:t>с</w:t>
+      </w:r>
+      <w:proofErr w:type="spellStart"/>
+      <w:r>
+        <w:rPr>
+          <w:rFonts w:ascii="Times New Roman" w:hAnsi="Times New Roman" w:cs="Times New Roman"/>
+          <w:i/>
+          <w:iCs/>
+          <w:sz w:val="24"/>
+          <w:szCs w:val="24"/>
+          <w:lang w:val="en-US"/>
+        </w:rPr>
+        <w:t>ot</w:t>
+      </w:r>
+      <w:proofErr w:type="spellEnd"/>
+      <w:r>
+        <w:rPr>
+          <w:rFonts w:ascii="Times New Roman" w:hAnsi="Times New Roman" w:cs="Times New Roman"/>
+          <w:i/>
+          <w:iCs/>
+          <w:sz w:val="24"/>
+          <w:szCs w:val="24"/>
+        </w:rPr>
+        <w:t>(x), построенный по CSV-выгрузке</w:t>
+      </w:r>
+      <w:r>
+        <w:rPr>
+          <w:rFonts w:ascii="Times New Roman" w:hAnsi="Times New Roman" w:cs="Times New Roman"/>
+          <w:i/>
+          <w:iCs/>
+          <w:sz w:val="24"/>
+          <w:szCs w:val="24"/>
+        </w:rPr>
+        <w:t>.</w:t>
+      </w:r>
+    </w:p>
+    <w:p>
+      <w:pPr>
+        <w:ind w:firstLine="708"/>
+        <w:rPr>
+          <w:rFonts w:ascii="Times New Roman" w:hAnsi="Times New Roman" w:cs="Times New Roman"/>
+          <w:sz w:val="24"/>
+          <w:szCs w:val="24"/>
+        </w:rPr>
+      </w:pPr>
+      <w:r>
+        <w:rPr>
+          <w:noProof/>
+        </w:rPr>
+        <w:lastRenderedPageBreak/>
+        <w:drawing>
+          <wp:inline distT="0" distB="0" distL="0" distR="0" wp14:anchorId="78D38566" wp14:editId="65B1923D">
+            <wp:extent cx="4572000" cy="2743200"/>
+            <wp:effectExtent l="0" t="0" r="0" b="0"/>
+            <wp:docPr id="670659782" name="Диаграмма 1">
+              <a:extLst xmlns:a="http://schemas.openxmlformats.org/drawingml/2006/main">
+                <a:ext uri="{FF2B5EF4-FFF2-40B4-BE49-F238E27FC236}">
+                  <a16:creationId xmlns:a16="http://schemas.microsoft.com/office/drawing/2014/main" id="{40542901-CE3C-3E31-7E07-ED8331F3E5F3}"/>
+                </a:ext>
+              </a:extLst>
+            </wp:docPr>
+            <wp:cNvGraphicFramePr/>
+            <a:graphic xmlns:a="http://schemas.openxmlformats.org/drawingml/2006/main">
+              <a:graphicData uri="http://schemas.openxmlformats.org/drawingml/2006/chart">
+                <c:chart xmlns:c="http://schemas.openxmlformats.org/drawingml/2006/chart" xmlns:r="http://schemas.openxmlformats.org/officeDocument/2006/relationships" r:id="rId9"/>
+              </a:graphicData>
+            </a:graphic>
+          </wp:inline>
+        </w:drawing>
+      </w:r>
+    </w:p>
+    <w:p>
+      <w:pPr>
+        <w:ind w:firstLine="708"/>
+        <w:rPr>
+          <w:rFonts w:ascii="Times New Roman" w:hAnsi="Times New Roman" w:cs="Times New Roman"/>
+          <w:i/>
+          <w:iCs/>
+          <w:sz w:val="24"/>
+          <w:szCs w:val="24"/>
+        </w:rPr>
+      </w:pPr>
+      <w:r>
+        <w:rPr>
+          <w:rFonts w:ascii="Times New Roman" w:hAnsi="Times New Roman" w:cs="Times New Roman"/>
+          <w:i/>
+          <w:iCs/>
+          <w:sz w:val="24"/>
+          <w:szCs w:val="24"/>
+        </w:rPr>
+        <w:t xml:space="preserve">Рис. </w:t>
+      </w:r>
+      <w:r>
+        <w:rPr>
+          <w:rFonts w:ascii="Times New Roman" w:hAnsi="Times New Roman" w:cs="Times New Roman"/>
+          <w:i/>
+          <w:iCs/>
+          <w:sz w:val="24"/>
+          <w:szCs w:val="24"/>
+        </w:rPr>
+        <w:t>4</w:t>
+      </w:r>
+      <w:r>
+        <w:rPr>
+          <w:rFonts w:ascii="Times New Roman" w:hAnsi="Times New Roman" w:cs="Times New Roman"/>
+          <w:i/>
+          <w:iCs/>
+          <w:sz w:val="24"/>
+          <w:szCs w:val="24"/>
+        </w:rPr>
+        <w:t xml:space="preserve">. График функции </w:t>
+      </w:r>
+      <w:r>
+        <w:rPr>
+          <w:rFonts w:ascii="Times New Roman" w:hAnsi="Times New Roman" w:cs="Times New Roman"/>
+          <w:i/>
+          <w:iCs/>
+          <w:sz w:val="24"/>
+          <w:szCs w:val="24"/>
+          <w:lang w:val="en-US"/>
+        </w:rPr>
+        <w:t>csc</w:t>
+      </w:r>
+      <w:r>
+        <w:rPr>
+          <w:rFonts w:ascii="Times New Roman" w:hAnsi="Times New Roman" w:cs="Times New Roman"/>
+          <w:i/>
+          <w:iCs/>
+          <w:sz w:val="24"/>
+          <w:szCs w:val="24"/>
+        </w:rPr>
+        <w:t>(x), построенный по CSV-выгрузке.</w:t>
+      </w:r>
+    </w:p>
+    <w:p>
+      <w:pPr>
+        <w:ind w:firstLine="708"/>
+        <w:rPr>
+          <w:rFonts w:ascii="Times New Roman" w:hAnsi="Times New Roman" w:cs="Times New Roman"/>
+          <w:sz w:val="24"/>
+          <w:szCs w:val="24"/>
+        </w:rPr>
+      </w:pPr>
+    </w:p>
+    <w:p>
+      <w:pPr>
+        <w:ind w:firstLine="708"/>
+        <w:rPr>
+          <w:rFonts w:ascii="Times New Roman" w:hAnsi="Times New Roman" w:cs="Times New Roman"/>
+          <w:sz w:val="24"/>
+          <w:szCs w:val="24"/>
+        </w:rPr>
+      </w:pPr>
+      <w:r>
+        <w:rPr>
+          <w:noProof/>
+        </w:rPr>
+        <w:drawing>
+          <wp:inline distT="0" distB="0" distL="0" distR="0" wp14:anchorId="375635BD" wp14:editId="01586A95">
+            <wp:extent cx="4572000" cy="2743200"/>
+            <wp:effectExtent l="0" t="0" r="0" b="0"/>
+            <wp:docPr id="1776052427" name="Диаграмма 1">
+              <a:extLst xmlns:a="http://schemas.openxmlformats.org/drawingml/2006/main">
+                <a:ext uri="{FF2B5EF4-FFF2-40B4-BE49-F238E27FC236}">
+                  <a16:creationId xmlns:a16="http://schemas.microsoft.com/office/drawing/2014/main" id="{3C3A511B-B33C-F963-2F8E-17404CBAFBB6}"/>
+                </a:ext>
+              </a:extLst>
+            </wp:docPr>
+            <wp:cNvGraphicFramePr/>
+            <a:graphic xmlns:a="http://schemas.openxmlformats.org/drawingml/2006/main">
+              <a:graphicData uri="http://schemas.openxmlformats.org/drawingml/2006/chart">
+                <c:chart xmlns:c="http://schemas.openxmlformats.org/drawingml/2006/chart" xmlns:r="http://schemas.openxmlformats.org/officeDocument/2006/relationships" r:id="rId10"/>
+              </a:graphicData>
+            </a:graphic>
+          </wp:inline>
+        </w:drawing>
+      </w:r>
+    </w:p>
+    <w:p>
+      <w:pPr>
+        <w:ind w:firstLine="708"/>
+        <w:rPr>
+          <w:rFonts w:ascii="Times New Roman" w:hAnsi="Times New Roman" w:cs="Times New Roman"/>
+          <w:i/>
+          <w:iCs/>
+          <w:sz w:val="24"/>
+          <w:szCs w:val="24"/>
+        </w:rPr>
+      </w:pPr>
+      <w:r>
+        <w:rPr>
+          <w:rFonts w:ascii="Times New Roman" w:hAnsi="Times New Roman" w:cs="Times New Roman"/>
+          <w:i/>
+          <w:iCs/>
+          <w:sz w:val="24"/>
+          <w:szCs w:val="24"/>
+        </w:rPr>
+        <w:t xml:space="preserve">Рис. </w:t>
+      </w:r>
+      <w:r>
+        <w:rPr>
+          <w:rFonts w:ascii="Times New Roman" w:hAnsi="Times New Roman" w:cs="Times New Roman"/>
+          <w:i/>
+          <w:iCs/>
+          <w:sz w:val="24"/>
+          <w:szCs w:val="24"/>
+        </w:rPr>
+        <w:t>5</w:t>
+      </w:r>
+      <w:r>
+        <w:rPr>
+          <w:rFonts w:ascii="Times New Roman" w:hAnsi="Times New Roman" w:cs="Times New Roman"/>
+          <w:i/>
+          <w:iCs/>
+          <w:sz w:val="24"/>
+          <w:szCs w:val="24"/>
+        </w:rPr>
+        <w:t>. График функции l</w:t>
+      </w:r>
+      <w:r>
+        <w:rPr>
+          <w:rFonts w:ascii="Times New Roman" w:hAnsi="Times New Roman" w:cs="Times New Roman"/>
+          <w:i/>
+          <w:iCs/>
+          <w:sz w:val="24"/>
+          <w:szCs w:val="24"/>
+          <w:lang w:val="en-US"/>
+        </w:rPr>
+        <w:t>n</w:t>
+      </w:r>
+      <w:r>
+        <w:rPr>
+          <w:rFonts w:ascii="Times New Roman" w:hAnsi="Times New Roman" w:cs="Times New Roman"/>
+          <w:i/>
+          <w:iCs/>
+          <w:sz w:val="24"/>
+          <w:szCs w:val="24"/>
+        </w:rPr>
+        <w:t>(x), построенный по CSV-выгрузке.</w:t>
+      </w:r>
+    </w:p>
+    <w:p>
+      <w:pPr>
+        <w:ind w:firstLine="708"/>
+        <w:rPr>
+          <w:rFonts w:ascii="Times New Roman" w:hAnsi="Times New Roman" w:cs="Times New Roman"/>
+          <w:sz w:val="24"/>
+          <w:szCs w:val="24"/>
+        </w:rPr>
+      </w:pPr>
+    </w:p>
+    <w:p>
+      <w:pPr>
+        <w:ind w:firstLine="708"/>
+        <w:rPr>
+          <w:rFonts w:ascii="Times New Roman" w:hAnsi="Times New Roman" w:cs="Times New Roman"/>
+          <w:sz w:val="24"/>
+          <w:szCs w:val="24"/>
+        </w:rPr>
+      </w:pPr>
+      <w:r>
+        <w:rPr>
+          <w:noProof/>
+        </w:rPr>
+        <w:lastRenderedPageBreak/>
+        <w:drawing>
+          <wp:inline distT="0" distB="0" distL="0" distR="0" wp14:anchorId="16FFB0F8" wp14:editId="6A34D702">
+            <wp:extent cx="4572000" cy="2743200"/>
+            <wp:effectExtent l="0" t="0" r="0" b="0"/>
+            <wp:docPr id="1165575177" name="Диаграмма 1">
+              <a:extLst xmlns:a="http://schemas.openxmlformats.org/drawingml/2006/main">
+                <a:ext uri="{FF2B5EF4-FFF2-40B4-BE49-F238E27FC236}">
+                  <a16:creationId xmlns:a16="http://schemas.microsoft.com/office/drawing/2014/main" id="{1EE79C76-FD7F-2517-2B81-3DFDEE4F2860}"/>
+                </a:ext>
+              </a:extLst>
+            </wp:docPr>
+            <wp:cNvGraphicFramePr/>
+            <a:graphic xmlns:a="http://schemas.openxmlformats.org/drawingml/2006/main">
+              <a:graphicData uri="http://schemas.openxmlformats.org/drawingml/2006/chart">
+                <c:chart xmlns:c="http://schemas.openxmlformats.org/drawingml/2006/chart" xmlns:r="http://schemas.openxmlformats.org/officeDocument/2006/relationships" r:id="rId11"/>
+              </a:graphicData>
+            </a:graphic>
+          </wp:inline>
+        </w:drawing>
+      </w:r>
+    </w:p>
+    <w:p>
+      <w:pPr>
+        <w:ind w:firstLine="708"/>
+        <w:rPr>
+          <w:rFonts w:ascii="Times New Roman" w:hAnsi="Times New Roman" w:cs="Times New Roman"/>
+          <w:i/>
+          <w:iCs/>
+          <w:sz w:val="24"/>
+          <w:szCs w:val="24"/>
+        </w:rPr>
+      </w:pPr>
+      <w:r>
+        <w:rPr>
+          <w:rFonts w:ascii="Times New Roman" w:hAnsi="Times New Roman" w:cs="Times New Roman"/>
+          <w:i/>
+          <w:iCs/>
+          <w:sz w:val="24"/>
+          <w:szCs w:val="24"/>
+        </w:rPr>
+        <w:t xml:space="preserve">Рис. </w:t>
+      </w:r>
+      <w:r>
+        <w:rPr>
+          <w:rFonts w:ascii="Times New Roman" w:hAnsi="Times New Roman" w:cs="Times New Roman"/>
+          <w:i/>
+          <w:iCs/>
+          <w:sz w:val="24"/>
+          <w:szCs w:val="24"/>
+        </w:rPr>
+        <w:t>6</w:t>
+      </w:r>
+      <w:r>
+        <w:rPr>
+          <w:rFonts w:ascii="Times New Roman" w:hAnsi="Times New Roman" w:cs="Times New Roman"/>
+          <w:i/>
+          <w:iCs/>
+          <w:sz w:val="24"/>
+          <w:szCs w:val="24"/>
+        </w:rPr>
+        <w:t xml:space="preserve">. График функции </w:t>
+      </w:r>
+      <w:proofErr w:type="spellStart"/>
+      <w:r>
+        <w:rPr>
+          <w:rFonts w:ascii="Times New Roman" w:hAnsi="Times New Roman" w:cs="Times New Roman"/>
+          <w:i/>
+          <w:iCs/>
+          <w:sz w:val="24"/>
+          <w:szCs w:val="24"/>
+        </w:rPr>
+        <w:t>log</w:t>
+      </w:r>
+      <w:proofErr w:type="spellEnd"/>
+      <w:r>
+        <w:rPr>
+          <w:rFonts w:ascii="Times New Roman" w:hAnsi="Times New Roman" w:cs="Times New Roman"/>
+          <w:i/>
+          <w:iCs/>
+          <w:sz w:val="24"/>
+          <w:szCs w:val="24"/>
+        </w:rPr>
+        <w:t>₃(x), построенный по CSV-выгрузк</w:t>
+      </w:r>
+      <w:r>
+        <w:rPr>
+          <w:rFonts w:ascii="Times New Roman" w:hAnsi="Times New Roman" w:cs="Times New Roman"/>
+          <w:i/>
+          <w:iCs/>
+          <w:sz w:val="24"/>
+          <w:szCs w:val="24"/>
+        </w:rPr>
+        <w:t>е</w:t>
+      </w:r>
+      <w:r>
+        <w:rPr>
+          <w:rFonts w:ascii="Times New Roman" w:hAnsi="Times New Roman" w:cs="Times New Roman"/>
+          <w:i/>
+          <w:iCs/>
+          <w:sz w:val="24"/>
+          <w:szCs w:val="24"/>
+        </w:rPr>
+        <w:t>.</w:t>
+      </w:r>
+    </w:p>
+    <w:p>
+      <w:pPr>
+        <w:ind w:firstLine="708"/>
+        <w:rPr>
+          <w:rFonts w:ascii="Times New Roman" w:hAnsi="Times New Roman" w:cs="Times New Roman"/>
+          <w:sz w:val="24"/>
+          <w:szCs w:val="24"/>
+        </w:rPr>
+      </w:pPr>
+    </w:p>
+    <w:p>
+      <w:pPr>
+        <w:ind w:firstLine="708"/>
+        <w:rPr>
+          <w:rFonts w:ascii="Times New Roman" w:hAnsi="Times New Roman" w:cs="Times New Roman"/>
+          <w:sz w:val="24"/>
+          <w:szCs w:val="24"/>
+        </w:rPr>
+      </w:pPr>
+      <w:r>
+        <w:rPr>
+          <w:noProof/>
+        </w:rPr>
+        <w:drawing>
+          <wp:inline distT="0" distB="0" distL="0" distR="0" wp14:anchorId="79FB1D5D" wp14:editId="31A2783D">
+            <wp:extent cx="4572000" cy="2743200"/>
+            <wp:effectExtent l="0" t="0" r="0" b="0"/>
+            <wp:docPr id="177980317" name="Диаграмма 1">
+              <a:extLst xmlns:a="http://schemas.openxmlformats.org/drawingml/2006/main">
+                <a:ext uri="{FF2B5EF4-FFF2-40B4-BE49-F238E27FC236}">
+                  <a16:creationId xmlns:a16="http://schemas.microsoft.com/office/drawing/2014/main" id="{557DD65F-E2A1-3180-2B2F-F8CA9402FF71}"/>
+                </a:ext>
+              </a:extLst>
+            </wp:docPr>
+            <wp:cNvGraphicFramePr/>
+            <a:graphic xmlns:a="http://schemas.openxmlformats.org/drawingml/2006/main">
+              <a:graphicData uri="http://schemas.openxmlformats.org/drawingml/2006/chart">
+                <c:chart xmlns:c="http://schemas.openxmlformats.org/drawingml/2006/chart" xmlns:r="http://schemas.openxmlformats.org/officeDocument/2006/relationships" r:id="rId12"/>
+              </a:graphicData>
+            </a:graphic>
+          </wp:inline>
+        </w:drawing>
+      </w:r>
+    </w:p>
+    <w:p>
+      <w:pPr>
+        <w:ind w:firstLine="708"/>
+        <w:rPr>
+          <w:rFonts w:ascii="Times New Roman" w:hAnsi="Times New Roman" w:cs="Times New Roman"/>
+          <w:i/>
+          <w:iCs/>
+          <w:sz w:val="24"/>
+          <w:szCs w:val="24"/>
+          <w:lang w:val="en-US"/>
+        </w:rPr>
+      </w:pPr>
+      <w:r>
+        <w:rPr>
+          <w:rFonts w:ascii="Times New Roman" w:hAnsi="Times New Roman" w:cs="Times New Roman"/>
+          <w:i/>
+          <w:iCs/>
+          <w:sz w:val="24"/>
+          <w:szCs w:val="24"/>
+        </w:rPr>
+        <w:t xml:space="preserve">Рис. </w:t>
+      </w:r>
+      <w:r>
+        <w:rPr>
+          <w:rFonts w:ascii="Times New Roman" w:hAnsi="Times New Roman" w:cs="Times New Roman"/>
+          <w:i/>
+          <w:iCs/>
+          <w:sz w:val="24"/>
+          <w:szCs w:val="24"/>
+        </w:rPr>
+        <w:t>7</w:t>
+      </w:r>
+      <w:r>
+        <w:rPr>
+          <w:rFonts w:ascii="Times New Roman" w:hAnsi="Times New Roman" w:cs="Times New Roman"/>
+          <w:i/>
+          <w:iCs/>
+          <w:sz w:val="24"/>
+          <w:szCs w:val="24"/>
+        </w:rPr>
+        <w:t xml:space="preserve">. График функции </w:t>
+      </w:r>
+      <m:oMath>
+        <m:func>
+          <m:funcPr>
+            <m:ctrlPr>
+              <w:rPr>
+                <w:rFonts w:ascii="Cambria Math" w:hAnsi="Cambria Math" w:cs="Times New Roman"/>
+                <w:i/>
+                <w:iCs/>
+                <w:sz w:val="24"/>
+                <w:szCs w:val="24"/>
+              </w:rPr>
+            </m:ctrlPr>
+          </m:funcPr>
+          <m:fName>
+            <m:sSub>
+              <m:sSubPr>
+                <m:ctrlPr>
+                  <w:rPr>
+                    <w:rFonts w:ascii="Cambria Math" w:hAnsi="Cambria Math" w:cs="Times New Roman"/>
+                    <w:i/>
+                    <w:iCs/>
+                    <w:sz w:val="24"/>
+                    <w:szCs w:val="24"/>
+                  </w:rPr>
+                </m:ctrlPr>
+              </m:sSubPr>
+              <m:e>
+                <m:r>
+                  <w:rPr>
+                    <w:rFonts w:ascii="Cambria Math" w:hAnsi="Cambria Math" w:cs="Times New Roman"/>
+                    <w:sz w:val="24"/>
+                    <w:szCs w:val="24"/>
+                  </w:rPr>
+                  <m:t>log</m:t>
+                </m:r>
+              </m:e>
+              <m:sub>
+                <m:r>
+                  <w:rPr>
+                    <w:rFonts w:ascii="Cambria Math" w:hAnsi="Cambria Math" w:cs="Times New Roman"/>
+                    <w:sz w:val="24"/>
+                    <w:szCs w:val="24"/>
+                  </w:rPr>
+                  <m:t>10</m:t>
+                </m:r>
+              </m:sub>
+            </m:sSub>
+          </m:fName>
+          <m:e>
+            <m:d>
+              <m:dPr>
+                <m:ctrlPr>
+                  <w:rPr>
+                    <w:rFonts w:ascii="Cambria Math" w:hAnsi="Cambria Math" w:cs="Times New Roman"/>
+                    <w:i/>
+                    <w:iCs/>
+                    <w:sz w:val="24"/>
+                    <w:szCs w:val="24"/>
+                  </w:rPr>
+                </m:ctrlPr>
+              </m:dPr>
+              <m:e>
+                <m:r>
+                  <w:rPr>
+                    <w:rFonts w:ascii="Cambria Math" w:hAnsi="Cambria Math" w:cs="Times New Roman"/>
+                    <w:sz w:val="24"/>
+                    <w:szCs w:val="24"/>
+                  </w:rPr>
+                  <m:t>x</m:t>
+                </m:r>
+              </m:e>
+            </m:d>
+          </m:e>
+        </m:func>
+      </m:oMath>
+      <w:r>
+        <w:rPr>
+          <w:rFonts w:ascii="Times New Roman" w:hAnsi="Times New Roman" w:cs="Times New Roman"/>
+          <w:i/>
+          <w:iCs/>
+          <w:sz w:val="24"/>
+          <w:szCs w:val="24"/>
+        </w:rPr>
+        <w:t>, построенный по CSV-выгрузке.</w:t>
+      </w:r>
+    </w:p>
+    <w:p>
+      <w:pPr>
+        <w:ind w:firstLine="708"/>
+        <w:rPr>
+          <w:rFonts w:ascii="Times New Roman" w:hAnsi="Times New Roman" w:cs="Times New Roman"/>
+          <w:i/>
+          <w:iCs/>
+          <w:sz w:val="24"/>
+          <w:szCs w:val="24"/>
+        </w:rPr>
+      </w:pPr>
+      <w:r>
+        <w:rPr>
+          <w:noProof/>
+        </w:rPr>
+        <w:lastRenderedPageBreak/>
+        <w:drawing>
+          <wp:inline distT="0" distB="0" distL="0" distR="0" wp14:anchorId="2CE01995" wp14:editId="4C5D6582">
+            <wp:extent cx="4572000" cy="2743200"/>
+            <wp:effectExtent l="0" t="0" r="0" b="0"/>
+            <wp:docPr id="1212761867" name="Диаграмма 1">
+              <a:extLst xmlns:a="http://schemas.openxmlformats.org/drawingml/2006/main">
+                <a:ext uri="{FF2B5EF4-FFF2-40B4-BE49-F238E27FC236}">
+                  <a16:creationId xmlns:a16="http://schemas.microsoft.com/office/drawing/2014/main" id="{FFD3BC58-B2EC-D820-2F43-97FD3F7DCF3A}"/>
+                </a:ext>
+              </a:extLst>
+            </wp:docPr>
+            <wp:cNvGraphicFramePr/>
+            <a:graphic xmlns:a="http://schemas.openxmlformats.org/drawingml/2006/main">
+              <a:graphicData uri="http://schemas.openxmlformats.org/drawingml/2006/chart">
+                <c:chart xmlns:c="http://schemas.openxmlformats.org/drawingml/2006/chart" xmlns:r="http://schemas.openxmlformats.org/officeDocument/2006/relationships" r:id="rId13"/>
+              </a:graphicData>
+            </a:graphic>
+          </wp:inline>
+        </w:drawing>
+      </w:r>
+    </w:p>
+    <w:p>
+      <w:pPr>
+        <w:ind w:firstLine="708"/>
+        <w:rPr>
+          <w:rFonts w:ascii="Times New Roman" w:hAnsi="Times New Roman" w:cs="Times New Roman"/>
+          <w:i/>
+          <w:iCs/>
+          <w:sz w:val="24"/>
+          <w:szCs w:val="24"/>
+          <w:lang w:val="en-US"/>
+        </w:rPr>
+      </w:pPr>
+      <w:r>
+        <w:rPr>
+          <w:rFonts w:ascii="Times New Roman" w:hAnsi="Times New Roman" w:cs="Times New Roman"/>
+          <w:i/>
+          <w:iCs/>
+          <w:sz w:val="24"/>
+          <w:szCs w:val="24"/>
+        </w:rPr>
+        <w:t xml:space="preserve">Рис. </w:t>
+      </w:r>
+      <w:r>
+        <w:rPr>
+          <w:rFonts w:ascii="Times New Roman" w:hAnsi="Times New Roman" w:cs="Times New Roman"/>
+          <w:i/>
+          <w:iCs/>
+          <w:sz w:val="24"/>
+          <w:szCs w:val="24"/>
+          <w:lang w:val="en-US"/>
+        </w:rPr>
+        <w:t>8</w:t>
+      </w:r>
+      <w:r>
+        <w:rPr>
+          <w:rFonts w:ascii="Times New Roman" w:hAnsi="Times New Roman" w:cs="Times New Roman"/>
+          <w:i/>
+          <w:iCs/>
+          <w:sz w:val="24"/>
+          <w:szCs w:val="24"/>
+        </w:rPr>
+        <w:t xml:space="preserve">. График функции </w:t>
+      </w:r>
+      <m:oMath>
+        <m:func>
+          <m:funcPr>
+            <m:ctrlPr>
+              <w:rPr>
+                <w:rFonts w:ascii="Cambria Math" w:hAnsi="Cambria Math" w:cs="Times New Roman"/>
+                <w:i/>
+                <w:iCs/>
+                <w:sz w:val="24"/>
+                <w:szCs w:val="24"/>
+              </w:rPr>
+            </m:ctrlPr>
+          </m:funcPr>
+          <m:fName>
+            <m:r>
+              <w:rPr>
+                <w:rFonts w:ascii="Cambria Math" w:hAnsi="Cambria Math" w:cs="Times New Roman"/>
+                <w:sz w:val="24"/>
+                <w:szCs w:val="24"/>
+                <w:lang w:val="en-US"/>
+              </w:rPr>
+              <m:t>tan</m:t>
+            </m:r>
+          </m:fName>
+          <m:e>
+            <m:d>
+              <m:dPr>
+                <m:ctrlPr>
+                  <w:rPr>
+                    <w:rFonts w:ascii="Cambria Math" w:hAnsi="Cambria Math" w:cs="Times New Roman"/>
+                    <w:i/>
+                    <w:iCs/>
+                    <w:sz w:val="24"/>
+                    <w:szCs w:val="24"/>
+                  </w:rPr>
+                </m:ctrlPr>
+              </m:dPr>
+              <m:e>
+                <m:r>
+                  <w:rPr>
+                    <w:rFonts w:ascii="Cambria Math" w:hAnsi="Cambria Math" w:cs="Times New Roman"/>
+                    <w:sz w:val="24"/>
+                    <w:szCs w:val="24"/>
+                  </w:rPr>
+                  <m:t>x</m:t>
+                </m:r>
+              </m:e>
+            </m:d>
+          </m:e>
+        </m:func>
+      </m:oMath>
+      <w:r>
+        <w:rPr>
+          <w:rFonts w:ascii="Times New Roman" w:hAnsi="Times New Roman" w:cs="Times New Roman"/>
+          <w:i/>
+          <w:iCs/>
+          <w:sz w:val="24"/>
+          <w:szCs w:val="24"/>
+        </w:rPr>
+        <w:t>, построенный по CSV-выгрузке.</w:t>
+      </w:r>
+    </w:p>
+    <w:p>
+      <w:pPr>
+        <w:ind w:firstLine="708"/>
+        <w:rPr>
+          <w:rFonts w:ascii="Times New Roman" w:hAnsi="Times New Roman" w:cs="Times New Roman"/>
+          <w:i/>
+          <w:iCs/>
+          <w:sz w:val="24"/>
+          <w:szCs w:val="24"/>
+          <w:lang w:val="en-US"/>
+        </w:rPr>
+      </w:pPr>
+    </w:p>
+    <w:p>
+      <w:pPr>
+        <w:ind w:firstLine="708"/>
+        <w:rPr>
+          <w:rFonts w:ascii="Times New Roman" w:hAnsi="Times New Roman" w:cs="Times New Roman"/>
+          <w:sz w:val="24"/>
+          <w:szCs w:val="24"/>
+          <w:lang w:val="en-US"/>
+        </w:rPr>
+      </w:pPr>
+      <w:r>
+        <w:rPr>
+          <w:noProof/>
+        </w:rPr>
+        <w:drawing>
+          <wp:inline distT="0" distB="0" distL="0" distR="0" wp14:anchorId="4934EAFB" wp14:editId="0E278072">
+            <wp:extent cx="4572000" cy="2743200"/>
+            <wp:effectExtent l="0" t="0" r="0" b="0"/>
+            <wp:docPr id="1410609200" name="Диаграмма 1">
+              <a:extLst xmlns:a="http://schemas.openxmlformats.org/drawingml/2006/main">
+                <a:ext uri="{FF2B5EF4-FFF2-40B4-BE49-F238E27FC236}">
+                  <a16:creationId xmlns:a16="http://schemas.microsoft.com/office/drawing/2014/main" id="{71A7BA56-DD59-328A-541B-55120E178A36}"/>
+                </a:ext>
+              </a:extLst>
+            </wp:docPr>
+            <wp:cNvGraphicFramePr/>
+            <a:graphic xmlns:a="http://schemas.openxmlformats.org/drawingml/2006/main">
+              <a:graphicData uri="http://schemas.openxmlformats.org/drawingml/2006/chart">
+                <c:chart xmlns:c="http://schemas.openxmlformats.org/drawingml/2006/chart" xmlns:r="http://schemas.openxmlformats.org/officeDocument/2006/relationships" r:id="rId14"/>
+              </a:graphicData>
+            </a:graphic>
+          </wp:inline>
+        </w:drawing>
+      </w:r>
+    </w:p>
+    <w:p>
+      <w:pPr>
+        <w:ind w:firstLine="708"/>
+        <w:rPr>
+          <w:rFonts w:ascii="Times New Roman" w:hAnsi="Times New Roman" w:cs="Times New Roman"/>
+          <w:i/>
+          <w:iCs/>
+          <w:sz w:val="24"/>
+          <w:szCs w:val="24"/>
+        </w:rPr>
+      </w:pPr>
+      <w:r>
+        <w:rPr>
+          <w:rFonts w:ascii="Times New Roman" w:hAnsi="Times New Roman" w:cs="Times New Roman"/>
+          <w:i/>
+          <w:iCs/>
+          <w:sz w:val="24"/>
+          <w:szCs w:val="24"/>
+        </w:rPr>
+        <w:t xml:space="preserve">Рис. </w:t>
+      </w:r>
+      <w:r>
+        <w:rPr>
+          <w:rFonts w:ascii="Times New Roman" w:hAnsi="Times New Roman" w:cs="Times New Roman"/>
+          <w:i/>
+          <w:iCs/>
+          <w:sz w:val="24"/>
+          <w:szCs w:val="24"/>
+        </w:rPr>
+        <w:t>9</w:t>
+      </w:r>
+      <w:r>
+        <w:rPr>
+          <w:rFonts w:ascii="Times New Roman" w:hAnsi="Times New Roman" w:cs="Times New Roman"/>
+          <w:i/>
+          <w:iCs/>
+          <w:sz w:val="24"/>
+          <w:szCs w:val="24"/>
+        </w:rPr>
+        <w:t xml:space="preserve">. </w:t>
+      </w:r>
+      <w:r>
+        <w:rPr>
+          <w:rFonts w:ascii="Times New Roman" w:hAnsi="Times New Roman" w:cs="Times New Roman"/>
+          <w:i/>
+          <w:iCs/>
+          <w:sz w:val="24"/>
+          <w:szCs w:val="24"/>
+        </w:rPr>
+        <w:t>График итоговой системы функций, построенный по CSV-выгрузке</w:t>
+      </w:r>
+      <w:r>
+        <w:rPr>
+          <w:rFonts w:ascii="Times New Roman" w:hAnsi="Times New Roman" w:cs="Times New Roman"/>
+          <w:i/>
+          <w:iCs/>
+          <w:sz w:val="24"/>
+          <w:szCs w:val="24"/>
+        </w:rPr>
+        <w:t>.</w:t>
+      </w:r>
+    </w:p>
+    <w:p>
+      <w:pPr>
+        <w:ind w:firstLine="708"/>
+        <w:rPr>
+          <w:rFonts w:ascii="Times New Roman" w:hAnsi="Times New Roman" w:cs="Times New Roman"/>
+          <w:sz w:val="24"/>
+          <w:szCs w:val="24"/>
+        </w:rPr>
+      </w:pPr>
+    </w:p>
+    <w:p>
+      <w:pPr>
         <w:pStyle w:val="2"/>
         <w:rPr>
           <w:color w:val="000000" w:themeColor="text1"/>
         </w:rPr>
       </w:pPr>
-      <w:bookmarkStart w:id="4" w:name="_Toc226052297"/>
+      <w:bookmarkStart w:id="4" w:name="_Toc226054717"/>
       <w:r>
         <w:rPr>
           <w:color w:val="000000" w:themeColor="text1"/>
@@ -3366,6 +4140,7 @@
           <w:sz w:val="24"/>
           <w:szCs w:val="24"/>
         </w:rPr>
+        <w:lastRenderedPageBreak/>
         <w:t>Интеграционное тестирование проводилось по стратегии снизу вверх: сначала проверялись базовые модули, затем производные подсистемы, после чего была выполнена интеграция всей системы функций. Дополнительно корректность работы приложения подтверждалась построением графиков по CSV-выгрузкам, полученным на различных этапах интеграции.</w:t>
       </w:r>
     </w:p>
@@ -3384,7 +4159,6 @@
           <w:sz w:val="24"/>
           <w:szCs w:val="24"/>
         </w:rPr>
-        <w:lastRenderedPageBreak/>
         <w:t>Таким образом, поставленная цель работы была достигнута: разработанное приложение корректно вычисляет заданную систему функций, поддерживает поэтапную интеграцию модулей и позволяет выполнять её тестирование в соответствии с требованиями лабораторной работы.</w:t>
       </w:r>
     </w:p>
@@ -5626,6 +6400,8737 @@
 </w:styles>
 </file>
 
+<file path=word/charts/chart1.xml><?xml version="1.0" encoding="utf-8"?>
+<c:chartSpace xmlns:c="http://schemas.openxmlformats.org/drawingml/2006/chart" xmlns:a="http://schemas.openxmlformats.org/drawingml/2006/main" xmlns:r="http://schemas.openxmlformats.org/officeDocument/2006/relationships" xmlns:c16r2="http://schemas.microsoft.com/office/drawing/2015/06/chart">
+  <c:date1904 val="0"/>
+  <c:lang val="ru-RU"/>
+  <c:roundedCorners val="0"/>
+  <mc:AlternateContent xmlns:mc="http://schemas.openxmlformats.org/markup-compatibility/2006">
+    <mc:Choice xmlns:c14="http://schemas.microsoft.com/office/drawing/2007/8/2/chart" Requires="c14">
+      <c14:style val="102"/>
+    </mc:Choice>
+    <mc:Fallback>
+      <c:style val="2"/>
+    </mc:Fallback>
+  </mc:AlternateContent>
+  <c:chart>
+    <c:autoTitleDeleted val="1"/>
+    <c:plotArea>
+      <c:layout/>
+      <c:scatterChart>
+        <c:scatterStyle val="lineMarker"/>
+        <c:varyColors val="0"/>
+        <c:ser>
+          <c:idx val="0"/>
+          <c:order val="0"/>
+          <c:spPr>
+            <a:ln w="19050" cap="rnd">
+              <a:solidFill>
+                <a:schemeClr val="accent1"/>
+              </a:solidFill>
+              <a:round/>
+            </a:ln>
+            <a:effectLst/>
+          </c:spPr>
+          <c:marker>
+            <c:symbol val="circle"/>
+            <c:size val="5"/>
+            <c:spPr>
+              <a:solidFill>
+                <a:schemeClr val="accent1"/>
+              </a:solidFill>
+              <a:ln w="9525">
+                <a:solidFill>
+                  <a:schemeClr val="accent1"/>
+                </a:solidFill>
+              </a:ln>
+              <a:effectLst/>
+            </c:spPr>
+          </c:marker>
+          <c:xVal>
+            <c:numRef>
+              <c:f>cot!$A$2:$A$51</c:f>
+              <c:numCache>
+                <c:formatCode>General</c:formatCode>
+                <c:ptCount val="50"/>
+                <c:pt idx="0">
+                  <c:v>-1.2</c:v>
+                </c:pt>
+                <c:pt idx="1">
+                  <c:v>-1.18</c:v>
+                </c:pt>
+                <c:pt idx="2">
+                  <c:v>-1.1599999999999999</c:v>
+                </c:pt>
+                <c:pt idx="3">
+                  <c:v>-1.1399999999999999</c:v>
+                </c:pt>
+                <c:pt idx="4">
+                  <c:v>-1.1199999999999899</c:v>
+                </c:pt>
+                <c:pt idx="5">
+                  <c:v>-1.0999999999999901</c:v>
+                </c:pt>
+                <c:pt idx="6">
+                  <c:v>-1.0799999999999901</c:v>
+                </c:pt>
+                <c:pt idx="7">
+                  <c:v>-1.0599999999999901</c:v>
+                </c:pt>
+                <c:pt idx="8">
+                  <c:v>-1.03999999999999</c:v>
+                </c:pt>
+                <c:pt idx="9">
+                  <c:v>-1.01999999999999</c:v>
+                </c:pt>
+                <c:pt idx="10">
+                  <c:v>-0.999999999999999</c:v>
+                </c:pt>
+                <c:pt idx="11">
+                  <c:v>-0.97999999999999898</c:v>
+                </c:pt>
+                <c:pt idx="12">
+                  <c:v>-0.95999999999999897</c:v>
+                </c:pt>
+                <c:pt idx="13">
+                  <c:v>-0.93999999999999895</c:v>
+                </c:pt>
+                <c:pt idx="14">
+                  <c:v>-0.91999999999999904</c:v>
+                </c:pt>
+                <c:pt idx="15">
+                  <c:v>-0.89999999999999902</c:v>
+                </c:pt>
+                <c:pt idx="16">
+                  <c:v>-0.87999999999999901</c:v>
+                </c:pt>
+                <c:pt idx="17">
+                  <c:v>-0.85999999999999899</c:v>
+                </c:pt>
+                <c:pt idx="18">
+                  <c:v>-0.83999999999999897</c:v>
+                </c:pt>
+                <c:pt idx="19">
+                  <c:v>-0.81999999999999895</c:v>
+                </c:pt>
+                <c:pt idx="20">
+                  <c:v>-0.79999999999999905</c:v>
+                </c:pt>
+                <c:pt idx="21">
+                  <c:v>-0.77999999999999903</c:v>
+                </c:pt>
+                <c:pt idx="22">
+                  <c:v>-0.75999999999999901</c:v>
+                </c:pt>
+                <c:pt idx="23">
+                  <c:v>-0.73999999999999899</c:v>
+                </c:pt>
+                <c:pt idx="24">
+                  <c:v>-0.71999999999999897</c:v>
+                </c:pt>
+                <c:pt idx="25">
+                  <c:v>-0.69999999999999896</c:v>
+                </c:pt>
+                <c:pt idx="26">
+                  <c:v>-0.67999999999999905</c:v>
+                </c:pt>
+                <c:pt idx="27">
+                  <c:v>-0.65999999999999903</c:v>
+                </c:pt>
+                <c:pt idx="28">
+                  <c:v>-0.63999999999999901</c:v>
+                </c:pt>
+                <c:pt idx="29">
+                  <c:v>-0.619999999999999</c:v>
+                </c:pt>
+                <c:pt idx="30">
+                  <c:v>-0.59999999999999898</c:v>
+                </c:pt>
+                <c:pt idx="31">
+                  <c:v>-0.57999999999999896</c:v>
+                </c:pt>
+                <c:pt idx="32">
+                  <c:v>-0.55999999999999905</c:v>
+                </c:pt>
+                <c:pt idx="33">
+                  <c:v>-0.53999999999999904</c:v>
+                </c:pt>
+                <c:pt idx="34">
+                  <c:v>-0.51999999999999902</c:v>
+                </c:pt>
+                <c:pt idx="35">
+                  <c:v>-0.499999999999999</c:v>
+                </c:pt>
+                <c:pt idx="36">
+                  <c:v>-0.47999999999999898</c:v>
+                </c:pt>
+                <c:pt idx="37">
+                  <c:v>-0.45999999999999902</c:v>
+                </c:pt>
+                <c:pt idx="38">
+                  <c:v>-0.439999999999999</c:v>
+                </c:pt>
+                <c:pt idx="39">
+                  <c:v>-0.41999999999999899</c:v>
+                </c:pt>
+                <c:pt idx="40">
+                  <c:v>-0.39999999999999902</c:v>
+                </c:pt>
+                <c:pt idx="41">
+                  <c:v>-0.37999999999999901</c:v>
+                </c:pt>
+                <c:pt idx="42">
+                  <c:v>-0.35999999999999899</c:v>
+                </c:pt>
+                <c:pt idx="43">
+                  <c:v>-0.33999999999999903</c:v>
+                </c:pt>
+                <c:pt idx="44">
+                  <c:v>-0.31999999999999901</c:v>
+                </c:pt>
+                <c:pt idx="45">
+                  <c:v>-0.29999999999999899</c:v>
+                </c:pt>
+                <c:pt idx="46">
+                  <c:v>-0.27999999999999903</c:v>
+                </c:pt>
+                <c:pt idx="47">
+                  <c:v>-0.25999999999999901</c:v>
+                </c:pt>
+                <c:pt idx="48">
+                  <c:v>-0.23999999999999899</c:v>
+                </c:pt>
+                <c:pt idx="49">
+                  <c:v>-0.219999999999999</c:v>
+                </c:pt>
+              </c:numCache>
+            </c:numRef>
+          </c:xVal>
+          <c:yVal>
+            <c:numRef>
+              <c:f>cot!$B$2:$B$51</c:f>
+              <c:numCache>
+                <c:formatCode>General</c:formatCode>
+                <c:ptCount val="50"/>
+                <c:pt idx="0">
+                  <c:v>-0.38877957230368498</c:v>
+                </c:pt>
+                <c:pt idx="1">
+                  <c:v>-0.411986101784584</c:v>
+                </c:pt>
+                <c:pt idx="2">
+                  <c:v>-0.43557829116971403</c:v>
+                </c:pt>
+                <c:pt idx="3">
+                  <c:v>-0.45958519855876201</c:v>
+                </c:pt>
+                <c:pt idx="4">
+                  <c:v>-0.48403758890442</c:v>
+                </c:pt>
+                <c:pt idx="5">
+                  <c:v>-0.50896810671202097</c:v>
+                </c:pt>
+                <c:pt idx="6">
+                  <c:v>-0.53441146687684005</c:v>
+                </c:pt>
+                <c:pt idx="7">
+                  <c:v>-0.56040466612598505</c:v>
+                </c:pt>
+                <c:pt idx="8">
+                  <c:v>-0.58698721790573505</c:v>
+                </c:pt>
+                <c:pt idx="9">
+                  <c:v>-0.61420141399567296</c:v>
+                </c:pt>
+                <c:pt idx="10">
+                  <c:v>-0.64209261665106498</c:v>
+                </c:pt>
+                <c:pt idx="11">
+                  <c:v>-0.67070955795272003</c:v>
+                </c:pt>
+                <c:pt idx="12">
+                  <c:v>-0.70010482108373295</c:v>
+                </c:pt>
+                <c:pt idx="13">
+                  <c:v>-0.73033507743724102</c:v>
+                </c:pt>
+                <c:pt idx="14">
+                  <c:v>-0.76146167420004196</c:v>
+                </c:pt>
+                <c:pt idx="15">
+                  <c:v>-0.79355113107584097</c:v>
+                </c:pt>
+                <c:pt idx="16">
+                  <c:v>-0.82667573301624298</c:v>
+                </c:pt>
+                <c:pt idx="17">
+                  <c:v>-0.86091424002979799</c:v>
+                </c:pt>
+                <c:pt idx="18">
+                  <c:v>-0.89635262312932995</c:v>
+                </c:pt>
+                <c:pt idx="19">
+                  <c:v>-0.93308498714506505</c:v>
+                </c:pt>
+                <c:pt idx="20">
+                  <c:v>-0.97121458864351395</c:v>
+                </c:pt>
+                <c:pt idx="21">
+                  <c:v>-1.0108550190807</c:v>
+                </c:pt>
+                <c:pt idx="22">
+                  <c:v>-1.0521315742287001</c:v>
+                </c:pt>
+                <c:pt idx="23">
+                  <c:v>-1.09518284514737</c:v>
+                </c:pt>
+                <c:pt idx="24">
+                  <c:v>-1.14016257380924</c:v>
+                </c:pt>
+                <c:pt idx="25">
+                  <c:v>-1.1872418263367299</c:v>
+                </c:pt>
+                <c:pt idx="26">
+                  <c:v>-1.2366115492696801</c:v>
+                </c:pt>
+                <c:pt idx="27">
+                  <c:v>-1.28848559013871</c:v>
+                </c:pt>
+                <c:pt idx="28">
+                  <c:v>-1.3431042839362499</c:v>
+                </c:pt>
+                <c:pt idx="29">
+                  <c:v>-1.40073873329345</c:v>
+                </c:pt>
+                <c:pt idx="30">
+                  <c:v>-1.4616959442508299</c:v>
+                </c:pt>
+                <c:pt idx="31">
+                  <c:v>-1.52632502416857</c:v>
+                </c:pt>
+                <c:pt idx="32">
+                  <c:v>-1.5950247073330199</c:v>
+                </c:pt>
+                <c:pt idx="33">
+                  <c:v>-1.6682525524985099</c:v>
+                </c:pt>
+                <c:pt idx="34">
+                  <c:v>-1.74653626252174</c:v>
+                </c:pt>
+                <c:pt idx="35">
+                  <c:v>-1.83048772029455</c:v>
+                </c:pt>
+                <c:pt idx="36">
+                  <c:v>-1.92082053324872</c:v>
+                </c:pt>
+                <c:pt idx="37">
+                  <c:v>-2.0183721658316802</c:v>
+                </c:pt>
+                <c:pt idx="38">
+                  <c:v>-2.1241320437225002</c:v>
+                </c:pt>
+                <c:pt idx="39">
+                  <c:v>-2.2392778299851499</c:v>
+                </c:pt>
+                <c:pt idx="40">
+                  <c:v>-2.3652224236917601</c:v>
+                </c:pt>
+                <c:pt idx="41">
+                  <c:v>-2.5036759367624901</c:v>
+                </c:pt>
+                <c:pt idx="42">
+                  <c:v>-2.65672805613664</c:v>
+                </c:pt>
+                <c:pt idx="43">
+                  <c:v>-2.8269600254093898</c:v>
+                </c:pt>
+                <c:pt idx="44">
+                  <c:v>-3.0175980154053499</c:v>
+                </c:pt>
+                <c:pt idx="45">
+                  <c:v>-3.23272817510153</c:v>
+                </c:pt>
+                <c:pt idx="46">
+                  <c:v>-3.47760377303665</c:v>
+                </c:pt>
+                <c:pt idx="47">
+                  <c:v>-3.7590940958038699</c:v>
+                </c:pt>
+                <c:pt idx="48">
+                  <c:v>-4.08635779527485</c:v>
+                </c:pt>
+                <c:pt idx="49">
+                  <c:v>-4.4718835155823804</c:v>
+                </c:pt>
+              </c:numCache>
+            </c:numRef>
+          </c:yVal>
+          <c:smooth val="0"/>
+          <c:extLst>
+            <c:ext xmlns:c16="http://schemas.microsoft.com/office/drawing/2014/chart" uri="{C3380CC4-5D6E-409C-BE32-E72D297353CC}">
+              <c16:uniqueId val="{00000000-1FCF-4E7C-9B47-3D6580F73504}"/>
+            </c:ext>
+          </c:extLst>
+        </c:ser>
+        <c:dLbls>
+          <c:showLegendKey val="0"/>
+          <c:showVal val="0"/>
+          <c:showCatName val="0"/>
+          <c:showSerName val="0"/>
+          <c:showPercent val="0"/>
+          <c:showBubbleSize val="0"/>
+        </c:dLbls>
+        <c:axId val="1917330735"/>
+        <c:axId val="1917331695"/>
+      </c:scatterChart>
+      <c:valAx>
+        <c:axId val="1917330735"/>
+        <c:scaling>
+          <c:orientation val="minMax"/>
+        </c:scaling>
+        <c:delete val="0"/>
+        <c:axPos val="b"/>
+        <c:majorGridlines>
+          <c:spPr>
+            <a:ln w="9525" cap="flat" cmpd="sng" algn="ctr">
+              <a:solidFill>
+                <a:schemeClr val="tx1">
+                  <a:lumMod val="15000"/>
+                  <a:lumOff val="85000"/>
+                </a:schemeClr>
+              </a:solidFill>
+              <a:round/>
+            </a:ln>
+            <a:effectLst/>
+          </c:spPr>
+        </c:majorGridlines>
+        <c:numFmt formatCode="General" sourceLinked="1"/>
+        <c:majorTickMark val="none"/>
+        <c:minorTickMark val="none"/>
+        <c:tickLblPos val="nextTo"/>
+        <c:spPr>
+          <a:noFill/>
+          <a:ln w="9525" cap="flat" cmpd="sng" algn="ctr">
+            <a:solidFill>
+              <a:schemeClr val="tx1">
+                <a:lumMod val="25000"/>
+                <a:lumOff val="75000"/>
+              </a:schemeClr>
+            </a:solidFill>
+            <a:round/>
+          </a:ln>
+          <a:effectLst/>
+        </c:spPr>
+        <c:txPr>
+          <a:bodyPr rot="-60000000" spcFirstLastPara="1" vertOverflow="ellipsis" vert="horz" wrap="square" anchor="ctr" anchorCtr="1"/>
+          <a:lstStyle/>
+          <a:p>
+            <a:pPr>
+              <a:defRPr sz="900" b="0" i="0" u="none" strike="noStrike" kern="1200" baseline="0">
+                <a:solidFill>
+                  <a:schemeClr val="tx1">
+                    <a:lumMod val="65000"/>
+                    <a:lumOff val="35000"/>
+                  </a:schemeClr>
+                </a:solidFill>
+                <a:latin typeface="+mn-lt"/>
+                <a:ea typeface="+mn-ea"/>
+                <a:cs typeface="+mn-cs"/>
+              </a:defRPr>
+            </a:pPr>
+            <a:endParaRPr lang="ru-RU"/>
+          </a:p>
+        </c:txPr>
+        <c:crossAx val="1917331695"/>
+        <c:crosses val="autoZero"/>
+        <c:crossBetween val="midCat"/>
+      </c:valAx>
+      <c:valAx>
+        <c:axId val="1917331695"/>
+        <c:scaling>
+          <c:orientation val="minMax"/>
+        </c:scaling>
+        <c:delete val="0"/>
+        <c:axPos val="l"/>
+        <c:majorGridlines>
+          <c:spPr>
+            <a:ln w="9525" cap="flat" cmpd="sng" algn="ctr">
+              <a:solidFill>
+                <a:schemeClr val="tx1">
+                  <a:lumMod val="15000"/>
+                  <a:lumOff val="85000"/>
+                </a:schemeClr>
+              </a:solidFill>
+              <a:round/>
+            </a:ln>
+            <a:effectLst/>
+          </c:spPr>
+        </c:majorGridlines>
+        <c:numFmt formatCode="General" sourceLinked="1"/>
+        <c:majorTickMark val="none"/>
+        <c:minorTickMark val="none"/>
+        <c:tickLblPos val="nextTo"/>
+        <c:spPr>
+          <a:noFill/>
+          <a:ln w="9525" cap="flat" cmpd="sng" algn="ctr">
+            <a:solidFill>
+              <a:schemeClr val="tx1">
+                <a:lumMod val="25000"/>
+                <a:lumOff val="75000"/>
+              </a:schemeClr>
+            </a:solidFill>
+            <a:round/>
+          </a:ln>
+          <a:effectLst/>
+        </c:spPr>
+        <c:txPr>
+          <a:bodyPr rot="-60000000" spcFirstLastPara="1" vertOverflow="ellipsis" vert="horz" wrap="square" anchor="ctr" anchorCtr="1"/>
+          <a:lstStyle/>
+          <a:p>
+            <a:pPr>
+              <a:defRPr sz="900" b="0" i="0" u="none" strike="noStrike" kern="1200" baseline="0">
+                <a:solidFill>
+                  <a:schemeClr val="tx1">
+                    <a:lumMod val="65000"/>
+                    <a:lumOff val="35000"/>
+                  </a:schemeClr>
+                </a:solidFill>
+                <a:latin typeface="+mn-lt"/>
+                <a:ea typeface="+mn-ea"/>
+                <a:cs typeface="+mn-cs"/>
+              </a:defRPr>
+            </a:pPr>
+            <a:endParaRPr lang="ru-RU"/>
+          </a:p>
+        </c:txPr>
+        <c:crossAx val="1917330735"/>
+        <c:crosses val="autoZero"/>
+        <c:crossBetween val="midCat"/>
+      </c:valAx>
+      <c:spPr>
+        <a:noFill/>
+        <a:ln>
+          <a:noFill/>
+        </a:ln>
+        <a:effectLst/>
+      </c:spPr>
+    </c:plotArea>
+    <c:plotVisOnly val="1"/>
+    <c:dispBlanksAs val="gap"/>
+    <c:showDLblsOverMax val="0"/>
+  </c:chart>
+  <c:spPr>
+    <a:solidFill>
+      <a:schemeClr val="bg1"/>
+    </a:solidFill>
+    <a:ln w="9525" cap="flat" cmpd="sng" algn="ctr">
+      <a:solidFill>
+        <a:schemeClr val="tx1">
+          <a:lumMod val="15000"/>
+          <a:lumOff val="85000"/>
+        </a:schemeClr>
+      </a:solidFill>
+      <a:round/>
+    </a:ln>
+    <a:effectLst/>
+  </c:spPr>
+  <c:txPr>
+    <a:bodyPr/>
+    <a:lstStyle/>
+    <a:p>
+      <a:pPr>
+        <a:defRPr/>
+      </a:pPr>
+      <a:endParaRPr lang="ru-RU"/>
+    </a:p>
+  </c:txPr>
+  <c:externalData r:id="rId3">
+    <c:autoUpdate val="0"/>
+  </c:externalData>
+</c:chartSpace>
+</file>
+
+<file path=word/charts/chart2.xml><?xml version="1.0" encoding="utf-8"?>
+<c:chartSpace xmlns:c="http://schemas.openxmlformats.org/drawingml/2006/chart" xmlns:a="http://schemas.openxmlformats.org/drawingml/2006/main" xmlns:r="http://schemas.openxmlformats.org/officeDocument/2006/relationships" xmlns:c16r2="http://schemas.microsoft.com/office/drawing/2015/06/chart">
+  <c:date1904 val="0"/>
+  <c:lang val="ru-RU"/>
+  <c:roundedCorners val="0"/>
+  <mc:AlternateContent xmlns:mc="http://schemas.openxmlformats.org/markup-compatibility/2006">
+    <mc:Choice xmlns:c14="http://schemas.microsoft.com/office/drawing/2007/8/2/chart" Requires="c14">
+      <c14:style val="102"/>
+    </mc:Choice>
+    <mc:Fallback>
+      <c:style val="2"/>
+    </mc:Fallback>
+  </mc:AlternateContent>
+  <c:chart>
+    <c:autoTitleDeleted val="1"/>
+    <c:plotArea>
+      <c:layout/>
+      <c:scatterChart>
+        <c:scatterStyle val="lineMarker"/>
+        <c:varyColors val="0"/>
+        <c:ser>
+          <c:idx val="0"/>
+          <c:order val="0"/>
+          <c:spPr>
+            <a:ln w="19050" cap="rnd">
+              <a:solidFill>
+                <a:schemeClr val="accent1"/>
+              </a:solidFill>
+              <a:round/>
+            </a:ln>
+            <a:effectLst/>
+          </c:spPr>
+          <c:marker>
+            <c:symbol val="circle"/>
+            <c:size val="5"/>
+            <c:spPr>
+              <a:solidFill>
+                <a:schemeClr val="accent1"/>
+              </a:solidFill>
+              <a:ln w="9525">
+                <a:solidFill>
+                  <a:schemeClr val="accent1"/>
+                </a:solidFill>
+              </a:ln>
+              <a:effectLst/>
+            </c:spPr>
+          </c:marker>
+          <c:xVal>
+            <c:numRef>
+              <c:f>'csc'!$A$3:$A$52</c:f>
+              <c:numCache>
+                <c:formatCode>General</c:formatCode>
+                <c:ptCount val="50"/>
+                <c:pt idx="0">
+                  <c:v>-1.2</c:v>
+                </c:pt>
+                <c:pt idx="1">
+                  <c:v>-1.18</c:v>
+                </c:pt>
+                <c:pt idx="2">
+                  <c:v>-1.1599999999999999</c:v>
+                </c:pt>
+                <c:pt idx="3">
+                  <c:v>-1.1399999999999999</c:v>
+                </c:pt>
+                <c:pt idx="4">
+                  <c:v>-1.1199999999999899</c:v>
+                </c:pt>
+                <c:pt idx="5">
+                  <c:v>-1.0999999999999901</c:v>
+                </c:pt>
+                <c:pt idx="6">
+                  <c:v>-1.0799999999999901</c:v>
+                </c:pt>
+                <c:pt idx="7">
+                  <c:v>-1.0599999999999901</c:v>
+                </c:pt>
+                <c:pt idx="8">
+                  <c:v>-1.03999999999999</c:v>
+                </c:pt>
+                <c:pt idx="9">
+                  <c:v>-1.01999999999999</c:v>
+                </c:pt>
+                <c:pt idx="10">
+                  <c:v>-0.999999999999999</c:v>
+                </c:pt>
+                <c:pt idx="11">
+                  <c:v>-0.97999999999999898</c:v>
+                </c:pt>
+                <c:pt idx="12">
+                  <c:v>-0.95999999999999897</c:v>
+                </c:pt>
+                <c:pt idx="13">
+                  <c:v>-0.93999999999999895</c:v>
+                </c:pt>
+                <c:pt idx="14">
+                  <c:v>-0.91999999999999904</c:v>
+                </c:pt>
+                <c:pt idx="15">
+                  <c:v>-0.89999999999999902</c:v>
+                </c:pt>
+                <c:pt idx="16">
+                  <c:v>-0.87999999999999901</c:v>
+                </c:pt>
+                <c:pt idx="17">
+                  <c:v>-0.85999999999999899</c:v>
+                </c:pt>
+                <c:pt idx="18">
+                  <c:v>-0.83999999999999897</c:v>
+                </c:pt>
+                <c:pt idx="19">
+                  <c:v>-0.81999999999999895</c:v>
+                </c:pt>
+                <c:pt idx="20">
+                  <c:v>-0.79999999999999905</c:v>
+                </c:pt>
+                <c:pt idx="21">
+                  <c:v>-0.77999999999999903</c:v>
+                </c:pt>
+                <c:pt idx="22">
+                  <c:v>-0.75999999999999901</c:v>
+                </c:pt>
+                <c:pt idx="23">
+                  <c:v>-0.73999999999999899</c:v>
+                </c:pt>
+                <c:pt idx="24">
+                  <c:v>-0.71999999999999897</c:v>
+                </c:pt>
+                <c:pt idx="25">
+                  <c:v>-0.69999999999999896</c:v>
+                </c:pt>
+                <c:pt idx="26">
+                  <c:v>-0.67999999999999905</c:v>
+                </c:pt>
+                <c:pt idx="27">
+                  <c:v>-0.65999999999999903</c:v>
+                </c:pt>
+                <c:pt idx="28">
+                  <c:v>-0.63999999999999901</c:v>
+                </c:pt>
+                <c:pt idx="29">
+                  <c:v>-0.619999999999999</c:v>
+                </c:pt>
+                <c:pt idx="30">
+                  <c:v>-0.59999999999999898</c:v>
+                </c:pt>
+                <c:pt idx="31">
+                  <c:v>-0.57999999999999896</c:v>
+                </c:pt>
+                <c:pt idx="32">
+                  <c:v>-0.55999999999999905</c:v>
+                </c:pt>
+                <c:pt idx="33">
+                  <c:v>-0.53999999999999904</c:v>
+                </c:pt>
+                <c:pt idx="34">
+                  <c:v>-0.51999999999999902</c:v>
+                </c:pt>
+                <c:pt idx="35">
+                  <c:v>-0.499999999999999</c:v>
+                </c:pt>
+                <c:pt idx="36">
+                  <c:v>-0.47999999999999898</c:v>
+                </c:pt>
+                <c:pt idx="37">
+                  <c:v>-0.45999999999999902</c:v>
+                </c:pt>
+                <c:pt idx="38">
+                  <c:v>-0.439999999999999</c:v>
+                </c:pt>
+                <c:pt idx="39">
+                  <c:v>-0.41999999999999899</c:v>
+                </c:pt>
+                <c:pt idx="40">
+                  <c:v>-0.39999999999999902</c:v>
+                </c:pt>
+                <c:pt idx="41">
+                  <c:v>-0.37999999999999901</c:v>
+                </c:pt>
+                <c:pt idx="42">
+                  <c:v>-0.35999999999999899</c:v>
+                </c:pt>
+                <c:pt idx="43">
+                  <c:v>-0.33999999999999903</c:v>
+                </c:pt>
+                <c:pt idx="44">
+                  <c:v>-0.31999999999999901</c:v>
+                </c:pt>
+                <c:pt idx="45">
+                  <c:v>-0.29999999999999899</c:v>
+                </c:pt>
+                <c:pt idx="46">
+                  <c:v>-0.27999999999999903</c:v>
+                </c:pt>
+                <c:pt idx="47">
+                  <c:v>-0.25999999999999901</c:v>
+                </c:pt>
+                <c:pt idx="48">
+                  <c:v>-0.23999999999999899</c:v>
+                </c:pt>
+                <c:pt idx="49">
+                  <c:v>-0.219999999999999</c:v>
+                </c:pt>
+              </c:numCache>
+            </c:numRef>
+          </c:xVal>
+          <c:yVal>
+            <c:numRef>
+              <c:f>'csc'!$B$3:$B$52</c:f>
+              <c:numCache>
+                <c:formatCode>General</c:formatCode>
+                <c:ptCount val="50"/>
+                <c:pt idx="0">
+                  <c:v>-1.07291637967432</c:v>
+                </c:pt>
+                <c:pt idx="1">
+                  <c:v>-1.0815417464995201</c:v>
+                </c:pt>
+                <c:pt idx="2">
+                  <c:v>-1.09074673900063</c:v>
+                </c:pt>
+                <c:pt idx="3">
+                  <c:v>-1.1005537493823601</c:v>
+                </c:pt>
+                <c:pt idx="4">
+                  <c:v>-1.11098712312129</c:v>
+                </c:pt>
+                <c:pt idx="5">
+                  <c:v>-1.12207331922121</c:v>
+                </c:pt>
+                <c:pt idx="6">
+                  <c:v>-1.1338410893197199</c:v>
+                </c:pt>
+                <c:pt idx="7">
+                  <c:v>-1.14632167806459</c:v>
+                </c:pt>
+                <c:pt idx="8">
+                  <c:v>-1.15954904755621</c:v>
+                </c:pt>
+                <c:pt idx="9">
+                  <c:v>-1.1735601290959501</c:v>
+                </c:pt>
+                <c:pt idx="10">
+                  <c:v>-1.18839510600384</c:v>
+                </c:pt>
+                <c:pt idx="11">
+                  <c:v>-1.20409773188763</c:v>
+                </c:pt>
+                <c:pt idx="12">
+                  <c:v>-1.2207156894800499</c:v>
+                </c:pt>
+                <c:pt idx="13">
+                  <c:v>-1.2383009960359901</c:v>
+                </c:pt>
+                <c:pt idx="14">
+                  <c:v>-1.25691046232697</c:v>
+                </c:pt>
+                <c:pt idx="15">
+                  <c:v>-1.2766062135251599</c:v>
+                </c:pt>
+                <c:pt idx="16">
+                  <c:v>-1.29745627144413</c:v>
+                </c:pt>
+                <c:pt idx="17">
+                  <c:v>-1.3195352738145101</c:v>
+                </c:pt>
+                <c:pt idx="18">
+                  <c:v>-1.3429251788677901</c:v>
+                </c:pt>
+                <c:pt idx="19">
+                  <c:v>-1.36771620037591</c:v>
+                </c:pt>
+                <c:pt idx="20">
+                  <c:v>-1.3940078152239199</c:v>
+                </c:pt>
+                <c:pt idx="21">
+                  <c:v>-1.42190994132865</c:v>
+                </c:pt>
+                <c:pt idx="22">
+                  <c:v>-1.45154430207837</c:v>
+                </c:pt>
+                <c:pt idx="23">
+                  <c:v>-1.48304601255025</c:v>
+                </c:pt>
+                <c:pt idx="24">
+                  <c:v>-1.5165654305996801</c:v>
+                </c:pt>
+                <c:pt idx="25">
+                  <c:v>-1.5522703257672399</c:v>
+                </c:pt>
+                <c:pt idx="26">
+                  <c:v>-1.59034843140946</c:v>
+                </c:pt>
+                <c:pt idx="27">
+                  <c:v>-1.6310104613167</c:v>
+                </c:pt>
+                <c:pt idx="28">
+                  <c:v>-1.6744936923998599</c:v>
+                </c:pt>
+                <c:pt idx="29">
+                  <c:v>-1.7210662412433899</c:v>
+                </c:pt>
+                <c:pt idx="30">
+                  <c:v>-1.7710321964033</c:v>
+                </c:pt>
+                <c:pt idx="31">
+                  <c:v>-1.8247378129867999</c:v>
+                </c:pt>
+                <c:pt idx="32">
+                  <c:v>-1.8825790350618199</c:v>
+                </c:pt>
+                <c:pt idx="33">
+                  <c:v>-1.9450106901275399</c:v>
+                </c:pt>
+                <c:pt idx="34">
+                  <c:v>-2.0125578057955198</c:v>
+                </c:pt>
+                <c:pt idx="35">
+                  <c:v>-2.0858296428803502</c:v>
+                </c:pt>
+                <c:pt idx="36">
+                  <c:v>-2.1655372371664798</c:v>
+                </c:pt>
+                <c:pt idx="37">
+                  <c:v>-2.2525155305843199</c:v>
+                </c:pt>
+                <c:pt idx="38">
+                  <c:v>-2.3477514670708599</c:v>
+                </c:pt>
+                <c:pt idx="39">
+                  <c:v>-2.4524202757786302</c:v>
+                </c:pt>
+                <c:pt idx="40">
+                  <c:v>-2.5679324603045601</c:v>
+                </c:pt>
+                <c:pt idx="41">
+                  <c:v>-2.6959957287028402</c:v>
+                </c:pt>
+                <c:pt idx="42">
+                  <c:v>-2.8386975439462199</c:v>
+                </c:pt>
+                <c:pt idx="43">
+                  <c:v>-2.9986168102690902</c:v>
+                </c:pt>
+                <c:pt idx="44">
+                  <c:v>-3.1789774423235602</c:v>
+                </c:pt>
+                <c:pt idx="45">
+                  <c:v>-3.3838633624447101</c:v>
+                </c:pt>
+                <c:pt idx="46">
+                  <c:v>-3.6185256400627299</c:v>
+                </c:pt>
+                <c:pt idx="47">
+                  <c:v>-3.8898313882477802</c:v>
+                </c:pt>
+                <c:pt idx="48">
+                  <c:v>-4.2069371090317098</c:v>
+                </c:pt>
+                <c:pt idx="49">
+                  <c:v>-4.5823293185300997</c:v>
+                </c:pt>
+              </c:numCache>
+            </c:numRef>
+          </c:yVal>
+          <c:smooth val="0"/>
+          <c:extLst>
+            <c:ext xmlns:c16="http://schemas.microsoft.com/office/drawing/2014/chart" uri="{C3380CC4-5D6E-409C-BE32-E72D297353CC}">
+              <c16:uniqueId val="{00000000-C04B-470F-8FCF-585AAC318575}"/>
+            </c:ext>
+          </c:extLst>
+        </c:ser>
+        <c:dLbls>
+          <c:showLegendKey val="0"/>
+          <c:showVal val="0"/>
+          <c:showCatName val="0"/>
+          <c:showSerName val="0"/>
+          <c:showPercent val="0"/>
+          <c:showBubbleSize val="0"/>
+        </c:dLbls>
+        <c:axId val="76142496"/>
+        <c:axId val="76130976"/>
+      </c:scatterChart>
+      <c:valAx>
+        <c:axId val="76142496"/>
+        <c:scaling>
+          <c:orientation val="minMax"/>
+        </c:scaling>
+        <c:delete val="0"/>
+        <c:axPos val="b"/>
+        <c:majorGridlines>
+          <c:spPr>
+            <a:ln w="9525" cap="flat" cmpd="sng" algn="ctr">
+              <a:solidFill>
+                <a:schemeClr val="tx1">
+                  <a:lumMod val="15000"/>
+                  <a:lumOff val="85000"/>
+                </a:schemeClr>
+              </a:solidFill>
+              <a:round/>
+            </a:ln>
+            <a:effectLst/>
+          </c:spPr>
+        </c:majorGridlines>
+        <c:numFmt formatCode="General" sourceLinked="1"/>
+        <c:majorTickMark val="none"/>
+        <c:minorTickMark val="none"/>
+        <c:tickLblPos val="nextTo"/>
+        <c:spPr>
+          <a:noFill/>
+          <a:ln w="9525" cap="flat" cmpd="sng" algn="ctr">
+            <a:solidFill>
+              <a:schemeClr val="tx1">
+                <a:lumMod val="25000"/>
+                <a:lumOff val="75000"/>
+              </a:schemeClr>
+            </a:solidFill>
+            <a:round/>
+          </a:ln>
+          <a:effectLst/>
+        </c:spPr>
+        <c:txPr>
+          <a:bodyPr rot="-60000000" spcFirstLastPara="1" vertOverflow="ellipsis" vert="horz" wrap="square" anchor="ctr" anchorCtr="1"/>
+          <a:lstStyle/>
+          <a:p>
+            <a:pPr>
+              <a:defRPr sz="900" b="0" i="0" u="none" strike="noStrike" kern="1200" baseline="0">
+                <a:solidFill>
+                  <a:schemeClr val="tx1">
+                    <a:lumMod val="65000"/>
+                    <a:lumOff val="35000"/>
+                  </a:schemeClr>
+                </a:solidFill>
+                <a:latin typeface="+mn-lt"/>
+                <a:ea typeface="+mn-ea"/>
+                <a:cs typeface="+mn-cs"/>
+              </a:defRPr>
+            </a:pPr>
+            <a:endParaRPr lang="ru-RU"/>
+          </a:p>
+        </c:txPr>
+        <c:crossAx val="76130976"/>
+        <c:crosses val="autoZero"/>
+        <c:crossBetween val="midCat"/>
+      </c:valAx>
+      <c:valAx>
+        <c:axId val="76130976"/>
+        <c:scaling>
+          <c:orientation val="minMax"/>
+        </c:scaling>
+        <c:delete val="0"/>
+        <c:axPos val="l"/>
+        <c:majorGridlines>
+          <c:spPr>
+            <a:ln w="9525" cap="flat" cmpd="sng" algn="ctr">
+              <a:solidFill>
+                <a:schemeClr val="tx1">
+                  <a:lumMod val="15000"/>
+                  <a:lumOff val="85000"/>
+                </a:schemeClr>
+              </a:solidFill>
+              <a:round/>
+            </a:ln>
+            <a:effectLst/>
+          </c:spPr>
+        </c:majorGridlines>
+        <c:numFmt formatCode="General" sourceLinked="1"/>
+        <c:majorTickMark val="none"/>
+        <c:minorTickMark val="none"/>
+        <c:tickLblPos val="nextTo"/>
+        <c:spPr>
+          <a:noFill/>
+          <a:ln w="9525" cap="flat" cmpd="sng" algn="ctr">
+            <a:solidFill>
+              <a:schemeClr val="tx1">
+                <a:lumMod val="25000"/>
+                <a:lumOff val="75000"/>
+              </a:schemeClr>
+            </a:solidFill>
+            <a:round/>
+          </a:ln>
+          <a:effectLst/>
+        </c:spPr>
+        <c:txPr>
+          <a:bodyPr rot="-60000000" spcFirstLastPara="1" vertOverflow="ellipsis" vert="horz" wrap="square" anchor="ctr" anchorCtr="1"/>
+          <a:lstStyle/>
+          <a:p>
+            <a:pPr>
+              <a:defRPr sz="900" b="0" i="0" u="none" strike="noStrike" kern="1200" baseline="0">
+                <a:solidFill>
+                  <a:schemeClr val="tx1">
+                    <a:lumMod val="65000"/>
+                    <a:lumOff val="35000"/>
+                  </a:schemeClr>
+                </a:solidFill>
+                <a:latin typeface="+mn-lt"/>
+                <a:ea typeface="+mn-ea"/>
+                <a:cs typeface="+mn-cs"/>
+              </a:defRPr>
+            </a:pPr>
+            <a:endParaRPr lang="ru-RU"/>
+          </a:p>
+        </c:txPr>
+        <c:crossAx val="76142496"/>
+        <c:crosses val="autoZero"/>
+        <c:crossBetween val="midCat"/>
+      </c:valAx>
+      <c:spPr>
+        <a:noFill/>
+        <a:ln>
+          <a:noFill/>
+        </a:ln>
+        <a:effectLst/>
+      </c:spPr>
+    </c:plotArea>
+    <c:plotVisOnly val="1"/>
+    <c:dispBlanksAs val="gap"/>
+    <c:showDLblsOverMax val="0"/>
+  </c:chart>
+  <c:spPr>
+    <a:solidFill>
+      <a:schemeClr val="bg1"/>
+    </a:solidFill>
+    <a:ln w="9525" cap="flat" cmpd="sng" algn="ctr">
+      <a:solidFill>
+        <a:schemeClr val="tx1">
+          <a:lumMod val="15000"/>
+          <a:lumOff val="85000"/>
+        </a:schemeClr>
+      </a:solidFill>
+      <a:round/>
+    </a:ln>
+    <a:effectLst/>
+  </c:spPr>
+  <c:txPr>
+    <a:bodyPr/>
+    <a:lstStyle/>
+    <a:p>
+      <a:pPr>
+        <a:defRPr/>
+      </a:pPr>
+      <a:endParaRPr lang="ru-RU"/>
+    </a:p>
+  </c:txPr>
+  <c:externalData r:id="rId3">
+    <c:autoUpdate val="0"/>
+  </c:externalData>
+</c:chartSpace>
+</file>
+
+<file path=word/charts/chart3.xml><?xml version="1.0" encoding="utf-8"?>
+<c:chartSpace xmlns:c="http://schemas.openxmlformats.org/drawingml/2006/chart" xmlns:a="http://schemas.openxmlformats.org/drawingml/2006/main" xmlns:r="http://schemas.openxmlformats.org/officeDocument/2006/relationships" xmlns:c16r2="http://schemas.microsoft.com/office/drawing/2015/06/chart">
+  <c:date1904 val="0"/>
+  <c:lang val="ru-RU"/>
+  <c:roundedCorners val="0"/>
+  <mc:AlternateContent xmlns:mc="http://schemas.openxmlformats.org/markup-compatibility/2006">
+    <mc:Choice xmlns:c14="http://schemas.microsoft.com/office/drawing/2007/8/2/chart" Requires="c14">
+      <c14:style val="102"/>
+    </mc:Choice>
+    <mc:Fallback>
+      <c:style val="2"/>
+    </mc:Fallback>
+  </mc:AlternateContent>
+  <c:chart>
+    <c:autoTitleDeleted val="1"/>
+    <c:plotArea>
+      <c:layout/>
+      <c:scatterChart>
+        <c:scatterStyle val="lineMarker"/>
+        <c:varyColors val="0"/>
+        <c:ser>
+          <c:idx val="0"/>
+          <c:order val="0"/>
+          <c:spPr>
+            <a:ln w="19050" cap="rnd">
+              <a:solidFill>
+                <a:schemeClr val="accent1"/>
+              </a:solidFill>
+              <a:round/>
+            </a:ln>
+            <a:effectLst/>
+          </c:spPr>
+          <c:marker>
+            <c:symbol val="circle"/>
+            <c:size val="5"/>
+            <c:spPr>
+              <a:solidFill>
+                <a:schemeClr val="accent1"/>
+              </a:solidFill>
+              <a:ln w="9525">
+                <a:solidFill>
+                  <a:schemeClr val="accent1"/>
+                </a:solidFill>
+              </a:ln>
+              <a:effectLst/>
+            </c:spPr>
+          </c:marker>
+          <c:xVal>
+            <c:strRef>
+              <c:f>ln!$A$2:$A$52</c:f>
+              <c:strCache>
+                <c:ptCount val="51"/>
+                <c:pt idx="0">
+                  <c:v>X</c:v>
+                </c:pt>
+                <c:pt idx="1">
+                  <c:v>0,1</c:v>
+                </c:pt>
+                <c:pt idx="2">
+                  <c:v>0,2</c:v>
+                </c:pt>
+                <c:pt idx="3">
+                  <c:v>0,3</c:v>
+                </c:pt>
+                <c:pt idx="4">
+                  <c:v>0,4</c:v>
+                </c:pt>
+                <c:pt idx="5">
+                  <c:v>0,5</c:v>
+                </c:pt>
+                <c:pt idx="6">
+                  <c:v>0,6</c:v>
+                </c:pt>
+                <c:pt idx="7">
+                  <c:v>0,7</c:v>
+                </c:pt>
+                <c:pt idx="8">
+                  <c:v>0,8</c:v>
+                </c:pt>
+                <c:pt idx="9">
+                  <c:v>0,9</c:v>
+                </c:pt>
+                <c:pt idx="10">
+                  <c:v>1</c:v>
+                </c:pt>
+                <c:pt idx="11">
+                  <c:v>1,1</c:v>
+                </c:pt>
+                <c:pt idx="12">
+                  <c:v>1,2</c:v>
+                </c:pt>
+                <c:pt idx="13">
+                  <c:v>1,3</c:v>
+                </c:pt>
+                <c:pt idx="14">
+                  <c:v>1,4</c:v>
+                </c:pt>
+                <c:pt idx="15">
+                  <c:v>1,5</c:v>
+                </c:pt>
+                <c:pt idx="16">
+                  <c:v>1,6</c:v>
+                </c:pt>
+                <c:pt idx="17">
+                  <c:v>1,7</c:v>
+                </c:pt>
+                <c:pt idx="18">
+                  <c:v>1,8</c:v>
+                </c:pt>
+                <c:pt idx="19">
+                  <c:v>1,9</c:v>
+                </c:pt>
+                <c:pt idx="20">
+                  <c:v>2</c:v>
+                </c:pt>
+                <c:pt idx="21">
+                  <c:v>2,1</c:v>
+                </c:pt>
+                <c:pt idx="22">
+                  <c:v>2,2</c:v>
+                </c:pt>
+                <c:pt idx="23">
+                  <c:v>2,3</c:v>
+                </c:pt>
+                <c:pt idx="24">
+                  <c:v>2,4</c:v>
+                </c:pt>
+                <c:pt idx="25">
+                  <c:v>2,5</c:v>
+                </c:pt>
+                <c:pt idx="26">
+                  <c:v>2,6</c:v>
+                </c:pt>
+                <c:pt idx="27">
+                  <c:v>2,7</c:v>
+                </c:pt>
+                <c:pt idx="28">
+                  <c:v>2,8</c:v>
+                </c:pt>
+                <c:pt idx="29">
+                  <c:v>2,9</c:v>
+                </c:pt>
+                <c:pt idx="30">
+                  <c:v>3</c:v>
+                </c:pt>
+                <c:pt idx="31">
+                  <c:v>3,1</c:v>
+                </c:pt>
+                <c:pt idx="32">
+                  <c:v>3,2</c:v>
+                </c:pt>
+                <c:pt idx="33">
+                  <c:v>3,3</c:v>
+                </c:pt>
+                <c:pt idx="34">
+                  <c:v>3,4</c:v>
+                </c:pt>
+                <c:pt idx="35">
+                  <c:v>3,5</c:v>
+                </c:pt>
+                <c:pt idx="36">
+                  <c:v>3,6</c:v>
+                </c:pt>
+                <c:pt idx="37">
+                  <c:v>3,7</c:v>
+                </c:pt>
+                <c:pt idx="38">
+                  <c:v>3,8</c:v>
+                </c:pt>
+                <c:pt idx="39">
+                  <c:v>3,9</c:v>
+                </c:pt>
+                <c:pt idx="40">
+                  <c:v>4</c:v>
+                </c:pt>
+                <c:pt idx="41">
+                  <c:v>4,1</c:v>
+                </c:pt>
+                <c:pt idx="42">
+                  <c:v>4,2</c:v>
+                </c:pt>
+                <c:pt idx="43">
+                  <c:v>4,3</c:v>
+                </c:pt>
+                <c:pt idx="44">
+                  <c:v>4,4</c:v>
+                </c:pt>
+                <c:pt idx="45">
+                  <c:v>4,5</c:v>
+                </c:pt>
+                <c:pt idx="46">
+                  <c:v>4,6</c:v>
+                </c:pt>
+                <c:pt idx="47">
+                  <c:v>4,7</c:v>
+                </c:pt>
+                <c:pt idx="48">
+                  <c:v>4,8</c:v>
+                </c:pt>
+                <c:pt idx="49">
+                  <c:v>4,9</c:v>
+                </c:pt>
+                <c:pt idx="50">
+                  <c:v>5</c:v>
+                </c:pt>
+              </c:strCache>
+            </c:strRef>
+          </c:xVal>
+          <c:yVal>
+            <c:numRef>
+              <c:f>ln!$B$2:$B$52</c:f>
+              <c:numCache>
+                <c:formatCode>General</c:formatCode>
+                <c:ptCount val="51"/>
+                <c:pt idx="0">
+                  <c:v>0</c:v>
+                </c:pt>
+                <c:pt idx="1">
+                  <c:v>-2.30258501235385</c:v>
+                </c:pt>
+                <c:pt idx="2">
+                  <c:v>-1.6094378446253901</c:v>
+                </c:pt>
+                <c:pt idx="3">
+                  <c:v>-1.20397272652942</c:v>
+                </c:pt>
+                <c:pt idx="4">
+                  <c:v>-0.91629065368820894</c:v>
+                </c:pt>
+                <c:pt idx="5">
+                  <c:v>-0.69314707375978502</c:v>
+                </c:pt>
+                <c:pt idx="6">
+                  <c:v>-0.51082557799324102</c:v>
+                </c:pt>
+                <c:pt idx="7">
+                  <c:v>-0.35667490608944602</c:v>
+                </c:pt>
+                <c:pt idx="8">
+                  <c:v>-0.22314349099899999</c:v>
+                </c:pt>
+                <c:pt idx="9">
+                  <c:v>-0.10536035379307</c:v>
+                </c:pt>
+                <c:pt idx="10">
+                  <c:v>0</c:v>
+                </c:pt>
+                <c:pt idx="11">
+                  <c:v>9.5310081704639393E-2</c:v>
+                </c:pt>
+                <c:pt idx="12">
+                  <c:v>0.182321542037408</c:v>
+                </c:pt>
+                <c:pt idx="13">
+                  <c:v>0.26236407848369803</c:v>
+                </c:pt>
+                <c:pt idx="14">
+                  <c:v>0.33647221405708999</c:v>
+                </c:pt>
+                <c:pt idx="15">
+                  <c:v>0.40546499047619</c:v>
+                </c:pt>
+                <c:pt idx="16">
+                  <c:v>0.47000361042476302</c:v>
+                </c:pt>
+                <c:pt idx="17">
+                  <c:v>0.53062818248449894</c:v>
+                </c:pt>
+                <c:pt idx="18">
+                  <c:v>0.58778665090258198</c:v>
+                </c:pt>
+                <c:pt idx="19">
+                  <c:v>0.64185384458288797</c:v>
+                </c:pt>
+                <c:pt idx="20">
+                  <c:v>0.69314707375978502</c:v>
+                </c:pt>
+                <c:pt idx="21">
+                  <c:v>0.74193731802128804</c:v>
+                </c:pt>
+                <c:pt idx="22">
+                  <c:v>0.78845729826830901</c:v>
+                </c:pt>
+                <c:pt idx="23">
+                  <c:v>0.83290899096244797</c:v>
+                </c:pt>
+                <c:pt idx="24">
+                  <c:v>0.87546869833997398</c:v>
+                </c:pt>
+                <c:pt idx="25">
+                  <c:v>0.91629065368820894</c:v>
+                </c:pt>
+                <c:pt idx="26">
+                  <c:v>0.95551141893592595</c:v>
+                </c:pt>
+                <c:pt idx="27">
+                  <c:v>0.99325172320927302</c:v>
+                </c:pt>
+                <c:pt idx="28">
+                  <c:v>1.0296193269491301</c:v>
+                </c:pt>
+                <c:pt idx="29">
+                  <c:v>1.06471070337233</c:v>
+                </c:pt>
+                <c:pt idx="30">
+                  <c:v>1.0986122297851999</c:v>
+                </c:pt>
+                <c:pt idx="31">
+                  <c:v>1.1314020123647199</c:v>
+                </c:pt>
+                <c:pt idx="32">
+                  <c:v>1.16315076935343</c:v>
+                </c:pt>
+                <c:pt idx="33">
+                  <c:v>1.19392240205713</c:v>
+                </c:pt>
+                <c:pt idx="34">
+                  <c:v>1.22377532593433</c:v>
+                </c:pt>
+                <c:pt idx="35">
+                  <c:v>1.2527629219568801</c:v>
+                </c:pt>
+                <c:pt idx="36">
+                  <c:v>1.2809337728197701</c:v>
+                </c:pt>
+                <c:pt idx="37">
+                  <c:v>1.30833270910234</c:v>
+                </c:pt>
+                <c:pt idx="38">
+                  <c:v>1.3350010148160201</c:v>
+                </c:pt>
+                <c:pt idx="39">
+                  <c:v>1.36097647533299</c:v>
+                </c:pt>
+                <c:pt idx="40">
+                  <c:v>1.38629432276662</c:v>
+                </c:pt>
+                <c:pt idx="41">
+                  <c:v>1.4109869170539899</c:v>
+                </c:pt>
+                <c:pt idx="42">
+                  <c:v>1.4350844431882299</c:v>
+                </c:pt>
+                <c:pt idx="43">
+                  <c:v>1.45861498021633</c:v>
+                </c:pt>
+                <c:pt idx="44">
+                  <c:v>1.4816044800877299</c:v>
+                </c:pt>
+                <c:pt idx="45">
+                  <c:v>1.5040773110715899</c:v>
+                </c:pt>
+                <c:pt idx="46">
+                  <c:v>1.5260562572289</c:v>
+                </c:pt>
+                <c:pt idx="47">
+                  <c:v>1.5475624441843601</c:v>
+                </c:pt>
+                <c:pt idx="48">
+                  <c:v>1.56861582916732</c:v>
+                </c:pt>
+                <c:pt idx="49">
+                  <c:v>1.58923515538858</c:v>
+                </c:pt>
+                <c:pt idx="50">
+                  <c:v>1.6094378446253901</c:v>
+                </c:pt>
+              </c:numCache>
+            </c:numRef>
+          </c:yVal>
+          <c:smooth val="0"/>
+          <c:extLst>
+            <c:ext xmlns:c16="http://schemas.microsoft.com/office/drawing/2014/chart" uri="{C3380CC4-5D6E-409C-BE32-E72D297353CC}">
+              <c16:uniqueId val="{00000000-1125-4A38-B5DA-F0453E63D0A7}"/>
+            </c:ext>
+          </c:extLst>
+        </c:ser>
+        <c:dLbls>
+          <c:showLegendKey val="0"/>
+          <c:showVal val="0"/>
+          <c:showCatName val="0"/>
+          <c:showSerName val="0"/>
+          <c:showPercent val="0"/>
+          <c:showBubbleSize val="0"/>
+        </c:dLbls>
+        <c:axId val="1543656175"/>
+        <c:axId val="1543658575"/>
+      </c:scatterChart>
+      <c:valAx>
+        <c:axId val="1543656175"/>
+        <c:scaling>
+          <c:orientation val="minMax"/>
+        </c:scaling>
+        <c:delete val="0"/>
+        <c:axPos val="b"/>
+        <c:majorGridlines>
+          <c:spPr>
+            <a:ln w="9525" cap="flat" cmpd="sng" algn="ctr">
+              <a:solidFill>
+                <a:schemeClr val="tx1">
+                  <a:lumMod val="15000"/>
+                  <a:lumOff val="85000"/>
+                </a:schemeClr>
+              </a:solidFill>
+              <a:round/>
+            </a:ln>
+            <a:effectLst/>
+          </c:spPr>
+        </c:majorGridlines>
+        <c:majorTickMark val="none"/>
+        <c:minorTickMark val="none"/>
+        <c:tickLblPos val="nextTo"/>
+        <c:spPr>
+          <a:noFill/>
+          <a:ln w="9525" cap="flat" cmpd="sng" algn="ctr">
+            <a:solidFill>
+              <a:schemeClr val="tx1">
+                <a:lumMod val="25000"/>
+                <a:lumOff val="75000"/>
+              </a:schemeClr>
+            </a:solidFill>
+            <a:round/>
+          </a:ln>
+          <a:effectLst/>
+        </c:spPr>
+        <c:txPr>
+          <a:bodyPr rot="-60000000" spcFirstLastPara="1" vertOverflow="ellipsis" vert="horz" wrap="square" anchor="ctr" anchorCtr="1"/>
+          <a:lstStyle/>
+          <a:p>
+            <a:pPr>
+              <a:defRPr sz="900" b="0" i="0" u="none" strike="noStrike" kern="1200" baseline="0">
+                <a:solidFill>
+                  <a:schemeClr val="tx1">
+                    <a:lumMod val="65000"/>
+                    <a:lumOff val="35000"/>
+                  </a:schemeClr>
+                </a:solidFill>
+                <a:latin typeface="+mn-lt"/>
+                <a:ea typeface="+mn-ea"/>
+                <a:cs typeface="+mn-cs"/>
+              </a:defRPr>
+            </a:pPr>
+            <a:endParaRPr lang="ru-RU"/>
+          </a:p>
+        </c:txPr>
+        <c:crossAx val="1543658575"/>
+        <c:crosses val="autoZero"/>
+        <c:crossBetween val="midCat"/>
+      </c:valAx>
+      <c:valAx>
+        <c:axId val="1543658575"/>
+        <c:scaling>
+          <c:orientation val="minMax"/>
+        </c:scaling>
+        <c:delete val="0"/>
+        <c:axPos val="l"/>
+        <c:majorGridlines>
+          <c:spPr>
+            <a:ln w="9525" cap="flat" cmpd="sng" algn="ctr">
+              <a:solidFill>
+                <a:schemeClr val="tx1">
+                  <a:lumMod val="15000"/>
+                  <a:lumOff val="85000"/>
+                </a:schemeClr>
+              </a:solidFill>
+              <a:round/>
+            </a:ln>
+            <a:effectLst/>
+          </c:spPr>
+        </c:majorGridlines>
+        <c:numFmt formatCode="General" sourceLinked="1"/>
+        <c:majorTickMark val="none"/>
+        <c:minorTickMark val="none"/>
+        <c:tickLblPos val="nextTo"/>
+        <c:spPr>
+          <a:noFill/>
+          <a:ln w="9525" cap="flat" cmpd="sng" algn="ctr">
+            <a:solidFill>
+              <a:schemeClr val="tx1">
+                <a:lumMod val="25000"/>
+                <a:lumOff val="75000"/>
+              </a:schemeClr>
+            </a:solidFill>
+            <a:round/>
+          </a:ln>
+          <a:effectLst/>
+        </c:spPr>
+        <c:txPr>
+          <a:bodyPr rot="-60000000" spcFirstLastPara="1" vertOverflow="ellipsis" vert="horz" wrap="square" anchor="ctr" anchorCtr="1"/>
+          <a:lstStyle/>
+          <a:p>
+            <a:pPr>
+              <a:defRPr sz="900" b="0" i="0" u="none" strike="noStrike" kern="1200" baseline="0">
+                <a:solidFill>
+                  <a:schemeClr val="tx1">
+                    <a:lumMod val="65000"/>
+                    <a:lumOff val="35000"/>
+                  </a:schemeClr>
+                </a:solidFill>
+                <a:latin typeface="+mn-lt"/>
+                <a:ea typeface="+mn-ea"/>
+                <a:cs typeface="+mn-cs"/>
+              </a:defRPr>
+            </a:pPr>
+            <a:endParaRPr lang="ru-RU"/>
+          </a:p>
+        </c:txPr>
+        <c:crossAx val="1543656175"/>
+        <c:crosses val="autoZero"/>
+        <c:crossBetween val="midCat"/>
+      </c:valAx>
+      <c:spPr>
+        <a:noFill/>
+        <a:ln>
+          <a:noFill/>
+        </a:ln>
+        <a:effectLst/>
+      </c:spPr>
+    </c:plotArea>
+    <c:plotVisOnly val="1"/>
+    <c:dispBlanksAs val="gap"/>
+    <c:showDLblsOverMax val="0"/>
+  </c:chart>
+  <c:spPr>
+    <a:solidFill>
+      <a:schemeClr val="bg1"/>
+    </a:solidFill>
+    <a:ln w="9525" cap="flat" cmpd="sng" algn="ctr">
+      <a:solidFill>
+        <a:schemeClr val="tx1">
+          <a:lumMod val="15000"/>
+          <a:lumOff val="85000"/>
+        </a:schemeClr>
+      </a:solidFill>
+      <a:round/>
+    </a:ln>
+    <a:effectLst/>
+  </c:spPr>
+  <c:txPr>
+    <a:bodyPr/>
+    <a:lstStyle/>
+    <a:p>
+      <a:pPr>
+        <a:defRPr/>
+      </a:pPr>
+      <a:endParaRPr lang="ru-RU"/>
+    </a:p>
+  </c:txPr>
+  <c:externalData r:id="rId3">
+    <c:autoUpdate val="0"/>
+  </c:externalData>
+</c:chartSpace>
+</file>
+
+<file path=word/charts/chart4.xml><?xml version="1.0" encoding="utf-8"?>
+<c:chartSpace xmlns:c="http://schemas.openxmlformats.org/drawingml/2006/chart" xmlns:a="http://schemas.openxmlformats.org/drawingml/2006/main" xmlns:r="http://schemas.openxmlformats.org/officeDocument/2006/relationships" xmlns:c16r2="http://schemas.microsoft.com/office/drawing/2015/06/chart">
+  <c:date1904 val="0"/>
+  <c:lang val="ru-RU"/>
+  <c:roundedCorners val="0"/>
+  <mc:AlternateContent xmlns:mc="http://schemas.openxmlformats.org/markup-compatibility/2006">
+    <mc:Choice xmlns:c14="http://schemas.microsoft.com/office/drawing/2007/8/2/chart" Requires="c14">
+      <c14:style val="102"/>
+    </mc:Choice>
+    <mc:Fallback>
+      <c:style val="2"/>
+    </mc:Fallback>
+  </mc:AlternateContent>
+  <c:chart>
+    <c:autoTitleDeleted val="1"/>
+    <c:plotArea>
+      <c:layout/>
+      <c:scatterChart>
+        <c:scatterStyle val="lineMarker"/>
+        <c:varyColors val="0"/>
+        <c:ser>
+          <c:idx val="0"/>
+          <c:order val="0"/>
+          <c:spPr>
+            <a:ln w="19050" cap="rnd">
+              <a:solidFill>
+                <a:schemeClr val="accent1"/>
+              </a:solidFill>
+              <a:round/>
+            </a:ln>
+            <a:effectLst/>
+          </c:spPr>
+          <c:marker>
+            <c:symbol val="circle"/>
+            <c:size val="5"/>
+            <c:spPr>
+              <a:solidFill>
+                <a:schemeClr val="accent1"/>
+              </a:solidFill>
+              <a:ln w="9525">
+                <a:solidFill>
+                  <a:schemeClr val="accent1"/>
+                </a:solidFill>
+              </a:ln>
+              <a:effectLst/>
+            </c:spPr>
+          </c:marker>
+          <c:xVal>
+            <c:strRef>
+              <c:f>'log3'!$A$2:$A$52</c:f>
+              <c:strCache>
+                <c:ptCount val="51"/>
+                <c:pt idx="0">
+                  <c:v>X</c:v>
+                </c:pt>
+                <c:pt idx="1">
+                  <c:v>0,1</c:v>
+                </c:pt>
+                <c:pt idx="2">
+                  <c:v>0,2</c:v>
+                </c:pt>
+                <c:pt idx="3">
+                  <c:v>0,3</c:v>
+                </c:pt>
+                <c:pt idx="4">
+                  <c:v>0,4</c:v>
+                </c:pt>
+                <c:pt idx="5">
+                  <c:v>0,5</c:v>
+                </c:pt>
+                <c:pt idx="6">
+                  <c:v>0,6</c:v>
+                </c:pt>
+                <c:pt idx="7">
+                  <c:v>0,7</c:v>
+                </c:pt>
+                <c:pt idx="8">
+                  <c:v>0,8</c:v>
+                </c:pt>
+                <c:pt idx="9">
+                  <c:v>0,9</c:v>
+                </c:pt>
+                <c:pt idx="10">
+                  <c:v>1</c:v>
+                </c:pt>
+                <c:pt idx="11">
+                  <c:v>1,1</c:v>
+                </c:pt>
+                <c:pt idx="12">
+                  <c:v>1,2</c:v>
+                </c:pt>
+                <c:pt idx="13">
+                  <c:v>1,3</c:v>
+                </c:pt>
+                <c:pt idx="14">
+                  <c:v>1,4</c:v>
+                </c:pt>
+                <c:pt idx="15">
+                  <c:v>1,5</c:v>
+                </c:pt>
+                <c:pt idx="16">
+                  <c:v>1,6</c:v>
+                </c:pt>
+                <c:pt idx="17">
+                  <c:v>1,7</c:v>
+                </c:pt>
+                <c:pt idx="18">
+                  <c:v>1,8</c:v>
+                </c:pt>
+                <c:pt idx="19">
+                  <c:v>1,9</c:v>
+                </c:pt>
+                <c:pt idx="20">
+                  <c:v>2</c:v>
+                </c:pt>
+                <c:pt idx="21">
+                  <c:v>2,1</c:v>
+                </c:pt>
+                <c:pt idx="22">
+                  <c:v>2,2</c:v>
+                </c:pt>
+                <c:pt idx="23">
+                  <c:v>2,3</c:v>
+                </c:pt>
+                <c:pt idx="24">
+                  <c:v>2,4</c:v>
+                </c:pt>
+                <c:pt idx="25">
+                  <c:v>2,5</c:v>
+                </c:pt>
+                <c:pt idx="26">
+                  <c:v>2,6</c:v>
+                </c:pt>
+                <c:pt idx="27">
+                  <c:v>2,7</c:v>
+                </c:pt>
+                <c:pt idx="28">
+                  <c:v>2,8</c:v>
+                </c:pt>
+                <c:pt idx="29">
+                  <c:v>2,9</c:v>
+                </c:pt>
+                <c:pt idx="30">
+                  <c:v>3</c:v>
+                </c:pt>
+                <c:pt idx="31">
+                  <c:v>3,1</c:v>
+                </c:pt>
+                <c:pt idx="32">
+                  <c:v>3,2</c:v>
+                </c:pt>
+                <c:pt idx="33">
+                  <c:v>3,3</c:v>
+                </c:pt>
+                <c:pt idx="34">
+                  <c:v>3,4</c:v>
+                </c:pt>
+                <c:pt idx="35">
+                  <c:v>3,5</c:v>
+                </c:pt>
+                <c:pt idx="36">
+                  <c:v>3,6</c:v>
+                </c:pt>
+                <c:pt idx="37">
+                  <c:v>3,7</c:v>
+                </c:pt>
+                <c:pt idx="38">
+                  <c:v>3,8</c:v>
+                </c:pt>
+                <c:pt idx="39">
+                  <c:v>3,9</c:v>
+                </c:pt>
+                <c:pt idx="40">
+                  <c:v>4</c:v>
+                </c:pt>
+                <c:pt idx="41">
+                  <c:v>4,1</c:v>
+                </c:pt>
+                <c:pt idx="42">
+                  <c:v>4,2</c:v>
+                </c:pt>
+                <c:pt idx="43">
+                  <c:v>4,3</c:v>
+                </c:pt>
+                <c:pt idx="44">
+                  <c:v>4,4</c:v>
+                </c:pt>
+                <c:pt idx="45">
+                  <c:v>4,5</c:v>
+                </c:pt>
+                <c:pt idx="46">
+                  <c:v>4,6</c:v>
+                </c:pt>
+                <c:pt idx="47">
+                  <c:v>4,7</c:v>
+                </c:pt>
+                <c:pt idx="48">
+                  <c:v>4,8</c:v>
+                </c:pt>
+                <c:pt idx="49">
+                  <c:v>4,9</c:v>
+                </c:pt>
+                <c:pt idx="50">
+                  <c:v>5</c:v>
+                </c:pt>
+              </c:strCache>
+            </c:strRef>
+          </c:xVal>
+          <c:yVal>
+            <c:numRef>
+              <c:f>'log3'!$B$2:$B$52</c:f>
+              <c:numCache>
+                <c:formatCode>General</c:formatCode>
+                <c:ptCount val="51"/>
+                <c:pt idx="0">
+                  <c:v>0</c:v>
+                </c:pt>
+                <c:pt idx="1">
+                  <c:v>-2.0959033132227498</c:v>
+                </c:pt>
+                <c:pt idx="2">
+                  <c:v>-1.4649735375147399</c:v>
+                </c:pt>
+                <c:pt idx="3">
+                  <c:v>-1.09590326221365</c:v>
+                </c:pt>
+                <c:pt idx="4">
+                  <c:v>-0.83404374068123799</c:v>
+                </c:pt>
+                <c:pt idx="5">
+                  <c:v>-0.630929690174034</c:v>
+                </c:pt>
+                <c:pt idx="6">
+                  <c:v>-0.46497350397520598</c:v>
+                </c:pt>
+                <c:pt idx="7">
+                  <c:v>-0.324659508077004</c:v>
+                </c:pt>
+                <c:pt idx="8">
+                  <c:v>-0.20311396956014999</c:v>
+                </c:pt>
+                <c:pt idx="9">
+                  <c:v>-9.59031320939049E-2</c:v>
+                </c:pt>
+                <c:pt idx="10">
+                  <c:v>0</c:v>
+                </c:pt>
+                <c:pt idx="11">
+                  <c:v>8.6754979710424202E-2</c:v>
+                </c:pt>
+                <c:pt idx="12">
+                  <c:v>0.16595622831638601</c:v>
+                </c:pt>
+                <c:pt idx="13">
+                  <c:v>0.23881408869350901</c:v>
+                </c:pt>
+                <c:pt idx="14">
+                  <c:v>0.306270224320073</c:v>
+                </c:pt>
+                <c:pt idx="15">
+                  <c:v>0.369070159136554</c:v>
+                </c:pt>
+                <c:pt idx="16">
+                  <c:v>0.42781574579472498</c:v>
+                </c:pt>
+                <c:pt idx="17">
+                  <c:v>0.48299861233862701</c:v>
+                </c:pt>
+                <c:pt idx="18">
+                  <c:v>0.53502649521524304</c:v>
+                </c:pt>
+                <c:pt idx="19">
+                  <c:v>0.58424057841444199</c:v>
+                </c:pt>
+                <c:pt idx="20">
+                  <c:v>0.630929690174034</c:v>
+                </c:pt>
+                <c:pt idx="21">
+                  <c:v>0.67534048675786795</c:v>
+                </c:pt>
+                <c:pt idx="22">
+                  <c:v>0.71768479987016298</c:v>
+                </c:pt>
+                <c:pt idx="23">
+                  <c:v>0.75814647641897603</c:v>
+                </c:pt>
+                <c:pt idx="24">
+                  <c:v>0.79688599362410195</c:v>
+                </c:pt>
+                <c:pt idx="25">
+                  <c:v>0.83404374068123799</c:v>
+                </c:pt>
+                <c:pt idx="26">
+                  <c:v>0.86974402162147901</c:v>
+                </c:pt>
+                <c:pt idx="27">
+                  <c:v>0.90409672883713299</c:v>
+                </c:pt>
+                <c:pt idx="28">
+                  <c:v>0.93719995011383095</c:v>
+                </c:pt>
+                <c:pt idx="29">
+                  <c:v>0.969141499162536</c:v>
+                </c:pt>
+                <c:pt idx="30">
+                  <c:v>1</c:v>
+                </c:pt>
+                <c:pt idx="31">
+                  <c:v>1.0298465479361401</c:v>
+                </c:pt>
+                <c:pt idx="32">
+                  <c:v>1.0587455134928201</c:v>
+                </c:pt>
+                <c:pt idx="33">
+                  <c:v>1.08675506214833</c:v>
+                </c:pt>
+                <c:pt idx="34">
+                  <c:v>1.1139283659472801</c:v>
+                </c:pt>
+                <c:pt idx="35">
+                  <c:v>1.14031401434682</c:v>
+                </c:pt>
+                <c:pt idx="36">
+                  <c:v>1.16595622922404</c:v>
+                </c:pt>
+                <c:pt idx="37">
+                  <c:v>1.19089581713298</c:v>
+                </c:pt>
+                <c:pt idx="38">
+                  <c:v>1.2151703564023</c:v>
+                </c:pt>
+                <c:pt idx="39">
+                  <c:v>1.2388142407617999</c:v>
+                </c:pt>
+                <c:pt idx="40">
+                  <c:v>1.26185953986482</c:v>
+                </c:pt>
+                <c:pt idx="41">
+                  <c:v>1.28433570899703</c:v>
+                </c:pt>
+                <c:pt idx="42">
+                  <c:v>1.3062702237247099</c:v>
+                </c:pt>
+                <c:pt idx="43">
+                  <c:v>1.32768864269926</c:v>
+                </c:pt>
+                <c:pt idx="44">
+                  <c:v>1.3486145884043199</c:v>
+                </c:pt>
+                <c:pt idx="45">
+                  <c:v>1.36907024179556</c:v>
+                </c:pt>
+                <c:pt idx="46">
+                  <c:v>1.3890763418201399</c:v>
+                </c:pt>
+                <c:pt idx="47">
+                  <c:v>1.40865211785138</c:v>
+                </c:pt>
+                <c:pt idx="48">
+                  <c:v>1.4278157357432699</c:v>
+                </c:pt>
+                <c:pt idx="49">
+                  <c:v>1.44658425630243</c:v>
+                </c:pt>
+                <c:pt idx="50">
+                  <c:v>1.4649735375147399</c:v>
+                </c:pt>
+              </c:numCache>
+            </c:numRef>
+          </c:yVal>
+          <c:smooth val="0"/>
+          <c:extLst>
+            <c:ext xmlns:c16="http://schemas.microsoft.com/office/drawing/2014/chart" uri="{C3380CC4-5D6E-409C-BE32-E72D297353CC}">
+              <c16:uniqueId val="{00000000-D071-4C62-A3F9-76B8840B47A1}"/>
+            </c:ext>
+          </c:extLst>
+        </c:ser>
+        <c:dLbls>
+          <c:showLegendKey val="0"/>
+          <c:showVal val="0"/>
+          <c:showCatName val="0"/>
+          <c:showSerName val="0"/>
+          <c:showPercent val="0"/>
+          <c:showBubbleSize val="0"/>
+        </c:dLbls>
+        <c:axId val="1537312095"/>
+        <c:axId val="1537300095"/>
+      </c:scatterChart>
+      <c:valAx>
+        <c:axId val="1537312095"/>
+        <c:scaling>
+          <c:orientation val="minMax"/>
+        </c:scaling>
+        <c:delete val="0"/>
+        <c:axPos val="b"/>
+        <c:majorGridlines>
+          <c:spPr>
+            <a:ln w="9525" cap="flat" cmpd="sng" algn="ctr">
+              <a:solidFill>
+                <a:schemeClr val="tx1">
+                  <a:lumMod val="15000"/>
+                  <a:lumOff val="85000"/>
+                </a:schemeClr>
+              </a:solidFill>
+              <a:round/>
+            </a:ln>
+            <a:effectLst/>
+          </c:spPr>
+        </c:majorGridlines>
+        <c:majorTickMark val="none"/>
+        <c:minorTickMark val="none"/>
+        <c:tickLblPos val="nextTo"/>
+        <c:spPr>
+          <a:noFill/>
+          <a:ln w="9525" cap="flat" cmpd="sng" algn="ctr">
+            <a:solidFill>
+              <a:schemeClr val="tx1">
+                <a:lumMod val="25000"/>
+                <a:lumOff val="75000"/>
+              </a:schemeClr>
+            </a:solidFill>
+            <a:round/>
+          </a:ln>
+          <a:effectLst/>
+        </c:spPr>
+        <c:txPr>
+          <a:bodyPr rot="-60000000" spcFirstLastPara="1" vertOverflow="ellipsis" vert="horz" wrap="square" anchor="ctr" anchorCtr="1"/>
+          <a:lstStyle/>
+          <a:p>
+            <a:pPr>
+              <a:defRPr sz="900" b="0" i="0" u="none" strike="noStrike" kern="1200" baseline="0">
+                <a:solidFill>
+                  <a:schemeClr val="tx1">
+                    <a:lumMod val="65000"/>
+                    <a:lumOff val="35000"/>
+                  </a:schemeClr>
+                </a:solidFill>
+                <a:latin typeface="+mn-lt"/>
+                <a:ea typeface="+mn-ea"/>
+                <a:cs typeface="+mn-cs"/>
+              </a:defRPr>
+            </a:pPr>
+            <a:endParaRPr lang="ru-RU"/>
+          </a:p>
+        </c:txPr>
+        <c:crossAx val="1537300095"/>
+        <c:crosses val="autoZero"/>
+        <c:crossBetween val="midCat"/>
+      </c:valAx>
+      <c:valAx>
+        <c:axId val="1537300095"/>
+        <c:scaling>
+          <c:orientation val="minMax"/>
+        </c:scaling>
+        <c:delete val="0"/>
+        <c:axPos val="l"/>
+        <c:majorGridlines>
+          <c:spPr>
+            <a:ln w="9525" cap="flat" cmpd="sng" algn="ctr">
+              <a:solidFill>
+                <a:schemeClr val="tx1">
+                  <a:lumMod val="15000"/>
+                  <a:lumOff val="85000"/>
+                </a:schemeClr>
+              </a:solidFill>
+              <a:round/>
+            </a:ln>
+            <a:effectLst/>
+          </c:spPr>
+        </c:majorGridlines>
+        <c:numFmt formatCode="General" sourceLinked="1"/>
+        <c:majorTickMark val="none"/>
+        <c:minorTickMark val="none"/>
+        <c:tickLblPos val="nextTo"/>
+        <c:spPr>
+          <a:noFill/>
+          <a:ln w="9525" cap="flat" cmpd="sng" algn="ctr">
+            <a:solidFill>
+              <a:schemeClr val="tx1">
+                <a:lumMod val="25000"/>
+                <a:lumOff val="75000"/>
+              </a:schemeClr>
+            </a:solidFill>
+            <a:round/>
+          </a:ln>
+          <a:effectLst/>
+        </c:spPr>
+        <c:txPr>
+          <a:bodyPr rot="-60000000" spcFirstLastPara="1" vertOverflow="ellipsis" vert="horz" wrap="square" anchor="ctr" anchorCtr="1"/>
+          <a:lstStyle/>
+          <a:p>
+            <a:pPr>
+              <a:defRPr sz="900" b="0" i="0" u="none" strike="noStrike" kern="1200" baseline="0">
+                <a:solidFill>
+                  <a:schemeClr val="tx1">
+                    <a:lumMod val="65000"/>
+                    <a:lumOff val="35000"/>
+                  </a:schemeClr>
+                </a:solidFill>
+                <a:latin typeface="+mn-lt"/>
+                <a:ea typeface="+mn-ea"/>
+                <a:cs typeface="+mn-cs"/>
+              </a:defRPr>
+            </a:pPr>
+            <a:endParaRPr lang="ru-RU"/>
+          </a:p>
+        </c:txPr>
+        <c:crossAx val="1537312095"/>
+        <c:crosses val="autoZero"/>
+        <c:crossBetween val="midCat"/>
+      </c:valAx>
+      <c:spPr>
+        <a:noFill/>
+        <a:ln>
+          <a:noFill/>
+        </a:ln>
+        <a:effectLst/>
+      </c:spPr>
+    </c:plotArea>
+    <c:plotVisOnly val="1"/>
+    <c:dispBlanksAs val="gap"/>
+    <c:showDLblsOverMax val="0"/>
+  </c:chart>
+  <c:spPr>
+    <a:solidFill>
+      <a:schemeClr val="bg1"/>
+    </a:solidFill>
+    <a:ln w="9525" cap="flat" cmpd="sng" algn="ctr">
+      <a:solidFill>
+        <a:schemeClr val="tx1">
+          <a:lumMod val="15000"/>
+          <a:lumOff val="85000"/>
+        </a:schemeClr>
+      </a:solidFill>
+      <a:round/>
+    </a:ln>
+    <a:effectLst/>
+  </c:spPr>
+  <c:txPr>
+    <a:bodyPr/>
+    <a:lstStyle/>
+    <a:p>
+      <a:pPr>
+        <a:defRPr/>
+      </a:pPr>
+      <a:endParaRPr lang="ru-RU"/>
+    </a:p>
+  </c:txPr>
+  <c:externalData r:id="rId3">
+    <c:autoUpdate val="0"/>
+  </c:externalData>
+</c:chartSpace>
+</file>
+
+<file path=word/charts/chart5.xml><?xml version="1.0" encoding="utf-8"?>
+<c:chartSpace xmlns:c="http://schemas.openxmlformats.org/drawingml/2006/chart" xmlns:a="http://schemas.openxmlformats.org/drawingml/2006/main" xmlns:r="http://schemas.openxmlformats.org/officeDocument/2006/relationships" xmlns:c16r2="http://schemas.microsoft.com/office/drawing/2015/06/chart">
+  <c:date1904 val="0"/>
+  <c:lang val="ru-RU"/>
+  <c:roundedCorners val="0"/>
+  <mc:AlternateContent xmlns:mc="http://schemas.openxmlformats.org/markup-compatibility/2006">
+    <mc:Choice xmlns:c14="http://schemas.microsoft.com/office/drawing/2007/8/2/chart" Requires="c14">
+      <c14:style val="102"/>
+    </mc:Choice>
+    <mc:Fallback>
+      <c:style val="2"/>
+    </mc:Fallback>
+  </mc:AlternateContent>
+  <c:chart>
+    <c:autoTitleDeleted val="1"/>
+    <c:plotArea>
+      <c:layout/>
+      <c:scatterChart>
+        <c:scatterStyle val="lineMarker"/>
+        <c:varyColors val="0"/>
+        <c:ser>
+          <c:idx val="0"/>
+          <c:order val="0"/>
+          <c:spPr>
+            <a:ln w="19050" cap="rnd">
+              <a:solidFill>
+                <a:schemeClr val="accent1"/>
+              </a:solidFill>
+              <a:round/>
+            </a:ln>
+            <a:effectLst/>
+          </c:spPr>
+          <c:marker>
+            <c:symbol val="circle"/>
+            <c:size val="5"/>
+            <c:spPr>
+              <a:solidFill>
+                <a:schemeClr val="accent1"/>
+              </a:solidFill>
+              <a:ln w="9525">
+                <a:solidFill>
+                  <a:schemeClr val="accent1"/>
+                </a:solidFill>
+              </a:ln>
+              <a:effectLst/>
+            </c:spPr>
+          </c:marker>
+          <c:xVal>
+            <c:strRef>
+              <c:f>log10!$A$2:$A$52</c:f>
+              <c:strCache>
+                <c:ptCount val="51"/>
+                <c:pt idx="0">
+                  <c:v>X</c:v>
+                </c:pt>
+                <c:pt idx="1">
+                  <c:v>0,1</c:v>
+                </c:pt>
+                <c:pt idx="2">
+                  <c:v>0,2</c:v>
+                </c:pt>
+                <c:pt idx="3">
+                  <c:v>0,3</c:v>
+                </c:pt>
+                <c:pt idx="4">
+                  <c:v>0,4</c:v>
+                </c:pt>
+                <c:pt idx="5">
+                  <c:v>0,5</c:v>
+                </c:pt>
+                <c:pt idx="6">
+                  <c:v>0,6</c:v>
+                </c:pt>
+                <c:pt idx="7">
+                  <c:v>0,7</c:v>
+                </c:pt>
+                <c:pt idx="8">
+                  <c:v>0,8</c:v>
+                </c:pt>
+                <c:pt idx="9">
+                  <c:v>0,9</c:v>
+                </c:pt>
+                <c:pt idx="10">
+                  <c:v>1</c:v>
+                </c:pt>
+                <c:pt idx="11">
+                  <c:v>1,1</c:v>
+                </c:pt>
+                <c:pt idx="12">
+                  <c:v>1,2</c:v>
+                </c:pt>
+                <c:pt idx="13">
+                  <c:v>1,3</c:v>
+                </c:pt>
+                <c:pt idx="14">
+                  <c:v>1,4</c:v>
+                </c:pt>
+                <c:pt idx="15">
+                  <c:v>1,5</c:v>
+                </c:pt>
+                <c:pt idx="16">
+                  <c:v>1,6</c:v>
+                </c:pt>
+                <c:pt idx="17">
+                  <c:v>1,7</c:v>
+                </c:pt>
+                <c:pt idx="18">
+                  <c:v>1,8</c:v>
+                </c:pt>
+                <c:pt idx="19">
+                  <c:v>1,9</c:v>
+                </c:pt>
+                <c:pt idx="20">
+                  <c:v>2</c:v>
+                </c:pt>
+                <c:pt idx="21">
+                  <c:v>2,1</c:v>
+                </c:pt>
+                <c:pt idx="22">
+                  <c:v>2,2</c:v>
+                </c:pt>
+                <c:pt idx="23">
+                  <c:v>2,3</c:v>
+                </c:pt>
+                <c:pt idx="24">
+                  <c:v>2,4</c:v>
+                </c:pt>
+                <c:pt idx="25">
+                  <c:v>2,5</c:v>
+                </c:pt>
+                <c:pt idx="26">
+                  <c:v>2,6</c:v>
+                </c:pt>
+                <c:pt idx="27">
+                  <c:v>2,7</c:v>
+                </c:pt>
+                <c:pt idx="28">
+                  <c:v>2,8</c:v>
+                </c:pt>
+                <c:pt idx="29">
+                  <c:v>2,9</c:v>
+                </c:pt>
+                <c:pt idx="30">
+                  <c:v>3</c:v>
+                </c:pt>
+                <c:pt idx="31">
+                  <c:v>3,1</c:v>
+                </c:pt>
+                <c:pt idx="32">
+                  <c:v>3,2</c:v>
+                </c:pt>
+                <c:pt idx="33">
+                  <c:v>3,3</c:v>
+                </c:pt>
+                <c:pt idx="34">
+                  <c:v>3,4</c:v>
+                </c:pt>
+                <c:pt idx="35">
+                  <c:v>3,5</c:v>
+                </c:pt>
+                <c:pt idx="36">
+                  <c:v>3,6</c:v>
+                </c:pt>
+                <c:pt idx="37">
+                  <c:v>3,7</c:v>
+                </c:pt>
+                <c:pt idx="38">
+                  <c:v>3,8</c:v>
+                </c:pt>
+                <c:pt idx="39">
+                  <c:v>3,9</c:v>
+                </c:pt>
+                <c:pt idx="40">
+                  <c:v>4</c:v>
+                </c:pt>
+                <c:pt idx="41">
+                  <c:v>4,1</c:v>
+                </c:pt>
+                <c:pt idx="42">
+                  <c:v>4,2</c:v>
+                </c:pt>
+                <c:pt idx="43">
+                  <c:v>4,3</c:v>
+                </c:pt>
+                <c:pt idx="44">
+                  <c:v>4,4</c:v>
+                </c:pt>
+                <c:pt idx="45">
+                  <c:v>4,5</c:v>
+                </c:pt>
+                <c:pt idx="46">
+                  <c:v>4,6</c:v>
+                </c:pt>
+                <c:pt idx="47">
+                  <c:v>4,7</c:v>
+                </c:pt>
+                <c:pt idx="48">
+                  <c:v>4,8</c:v>
+                </c:pt>
+                <c:pt idx="49">
+                  <c:v>4,9</c:v>
+                </c:pt>
+                <c:pt idx="50">
+                  <c:v>5</c:v>
+                </c:pt>
+              </c:strCache>
+            </c:strRef>
+          </c:xVal>
+          <c:yVal>
+            <c:numRef>
+              <c:f>log10!$B$2:$B$52</c:f>
+              <c:numCache>
+                <c:formatCode>General</c:formatCode>
+                <c:ptCount val="51"/>
+                <c:pt idx="0">
+                  <c:v>0</c:v>
+                </c:pt>
+                <c:pt idx="1">
+                  <c:v>-0.999999999999999</c:v>
+                </c:pt>
+                <c:pt idx="2">
+                  <c:v>-0.69896999936611204</c:v>
+                </c:pt>
+                <c:pt idx="3">
+                  <c:v>-0.52287872980578698</c:v>
+                </c:pt>
+                <c:pt idx="4">
+                  <c:v>-0.397939988652804</c:v>
+                </c:pt>
+                <c:pt idx="5">
+                  <c:v>-0.30102995982380898</c:v>
+                </c:pt>
+                <c:pt idx="6">
+                  <c:v>-0.22184873750699899</c:v>
+                </c:pt>
+                <c:pt idx="7">
+                  <c:v>-0.15490194897291901</c:v>
+                </c:pt>
+                <c:pt idx="8">
+                  <c:v>-9.6909990207436E-2</c:v>
+                </c:pt>
+                <c:pt idx="9">
+                  <c:v>-4.5757421866202297E-2</c:v>
+                </c:pt>
+                <c:pt idx="10">
+                  <c:v>0</c:v>
+                </c:pt>
+                <c:pt idx="11">
+                  <c:v>4.1392644003709199E-2</c:v>
+                </c:pt>
+                <c:pt idx="12">
+                  <c:v>7.9181242411991204E-2</c:v>
+                </c:pt>
+                <c:pt idx="13">
+                  <c:v>0.113943275525576</c:v>
+                </c:pt>
+                <c:pt idx="14">
+                  <c:v>0.14612803099640001</c:v>
+                </c:pt>
+                <c:pt idx="15">
+                  <c:v>0.17609121413575801</c:v>
+                </c:pt>
+                <c:pt idx="16">
+                  <c:v>0.20411998163068701</c:v>
+                </c:pt>
+                <c:pt idx="17">
+                  <c:v>0.230448899666057</c:v>
+                </c:pt>
+                <c:pt idx="18">
+                  <c:v>0.25527250796343298</c:v>
+                </c:pt>
+                <c:pt idx="19">
+                  <c:v>0.27875359265312999</c:v>
+                </c:pt>
+                <c:pt idx="20">
+                  <c:v>0.30102995982380898</c:v>
+                </c:pt>
+                <c:pt idx="21">
+                  <c:v>0.32221929441937502</c:v>
+                </c:pt>
+                <c:pt idx="22">
+                  <c:v>0.34242266584645897</c:v>
+                </c:pt>
+                <c:pt idx="23">
+                  <c:v>0.36172779137087901</c:v>
+                </c:pt>
+                <c:pt idx="24">
+                  <c:v>0.38021123808367502</c:v>
+                </c:pt>
+                <c:pt idx="25">
+                  <c:v>0.397939988652804</c:v>
+                </c:pt>
+                <c:pt idx="26">
+                  <c:v>0.41497335117244499</c:v>
+                </c:pt>
+                <c:pt idx="27">
+                  <c:v>0.431363757637728</c:v>
+                </c:pt>
+                <c:pt idx="28">
+                  <c:v>0.44715800781513598</c:v>
+                </c:pt>
+                <c:pt idx="29">
+                  <c:v>0.46239799949184701</c:v>
+                </c:pt>
+                <c:pt idx="30">
+                  <c:v>0.47712124585668703</c:v>
+                </c:pt>
+                <c:pt idx="31">
+                  <c:v>0.49136166799250303</c:v>
+                </c:pt>
+                <c:pt idx="32">
+                  <c:v>0.50514997844287202</c:v>
+                </c:pt>
+                <c:pt idx="33">
+                  <c:v>0.51851392919327299</c:v>
+                </c:pt>
+                <c:pt idx="34">
+                  <c:v>0.53147888975587099</c:v>
+                </c:pt>
+                <c:pt idx="35">
+                  <c:v>0.54406804319299495</c:v>
+                </c:pt>
+                <c:pt idx="36">
+                  <c:v>0.55630248870173904</c:v>
+                </c:pt>
+                <c:pt idx="37">
+                  <c:v>0.568201695956007</c:v>
+                </c:pt>
+                <c:pt idx="38">
+                  <c:v>0.579783594374783</c:v>
+                </c:pt>
+                <c:pt idx="39">
+                  <c:v>0.59106459393727795</c:v>
+                </c:pt>
+                <c:pt idx="40">
+                  <c:v>0.60205999575645097</c:v>
+                </c:pt>
+                <c:pt idx="41">
+                  <c:v>0.61278385357489695</c:v>
+                </c:pt>
+                <c:pt idx="42">
+                  <c:v>0.62324927656903095</c:v>
+                </c:pt>
+                <c:pt idx="43">
+                  <c:v>0.63346845931444595</c:v>
+                </c:pt>
+                <c:pt idx="44">
+                  <c:v>0.64345267259997396</c:v>
+                </c:pt>
+                <c:pt idx="45">
+                  <c:v>0.65321249943081605</c:v>
+                </c:pt>
+                <c:pt idx="46">
+                  <c:v>0.66275783479927697</c:v>
+                </c:pt>
+                <c:pt idx="47">
+                  <c:v>0.67209785344791495</c:v>
+                </c:pt>
+                <c:pt idx="48">
+                  <c:v>0.68124122269161502</c:v>
+                </c:pt>
+                <c:pt idx="49">
+                  <c:v>0.69019608260368503</c:v>
+                </c:pt>
+                <c:pt idx="50">
+                  <c:v>0.69896999936611204</c:v>
+                </c:pt>
+              </c:numCache>
+            </c:numRef>
+          </c:yVal>
+          <c:smooth val="0"/>
+          <c:extLst>
+            <c:ext xmlns:c16="http://schemas.microsoft.com/office/drawing/2014/chart" uri="{C3380CC4-5D6E-409C-BE32-E72D297353CC}">
+              <c16:uniqueId val="{00000000-7515-4296-AC90-CA822DECA670}"/>
+            </c:ext>
+          </c:extLst>
+        </c:ser>
+        <c:dLbls>
+          <c:showLegendKey val="0"/>
+          <c:showVal val="0"/>
+          <c:showCatName val="0"/>
+          <c:showSerName val="0"/>
+          <c:showPercent val="0"/>
+          <c:showBubbleSize val="0"/>
+        </c:dLbls>
+        <c:axId val="1537304895"/>
+        <c:axId val="1537300575"/>
+      </c:scatterChart>
+      <c:valAx>
+        <c:axId val="1537304895"/>
+        <c:scaling>
+          <c:orientation val="minMax"/>
+        </c:scaling>
+        <c:delete val="0"/>
+        <c:axPos val="b"/>
+        <c:majorGridlines>
+          <c:spPr>
+            <a:ln w="9525" cap="flat" cmpd="sng" algn="ctr">
+              <a:solidFill>
+                <a:schemeClr val="tx1">
+                  <a:lumMod val="15000"/>
+                  <a:lumOff val="85000"/>
+                </a:schemeClr>
+              </a:solidFill>
+              <a:round/>
+            </a:ln>
+            <a:effectLst/>
+          </c:spPr>
+        </c:majorGridlines>
+        <c:majorTickMark val="none"/>
+        <c:minorTickMark val="none"/>
+        <c:tickLblPos val="nextTo"/>
+        <c:spPr>
+          <a:noFill/>
+          <a:ln w="9525" cap="flat" cmpd="sng" algn="ctr">
+            <a:solidFill>
+              <a:schemeClr val="tx1">
+                <a:lumMod val="25000"/>
+                <a:lumOff val="75000"/>
+              </a:schemeClr>
+            </a:solidFill>
+            <a:round/>
+          </a:ln>
+          <a:effectLst/>
+        </c:spPr>
+        <c:txPr>
+          <a:bodyPr rot="-60000000" spcFirstLastPara="1" vertOverflow="ellipsis" vert="horz" wrap="square" anchor="ctr" anchorCtr="1"/>
+          <a:lstStyle/>
+          <a:p>
+            <a:pPr>
+              <a:defRPr sz="900" b="0" i="0" u="none" strike="noStrike" kern="1200" baseline="0">
+                <a:solidFill>
+                  <a:schemeClr val="tx1">
+                    <a:lumMod val="65000"/>
+                    <a:lumOff val="35000"/>
+                  </a:schemeClr>
+                </a:solidFill>
+                <a:latin typeface="+mn-lt"/>
+                <a:ea typeface="+mn-ea"/>
+                <a:cs typeface="+mn-cs"/>
+              </a:defRPr>
+            </a:pPr>
+            <a:endParaRPr lang="ru-RU"/>
+          </a:p>
+        </c:txPr>
+        <c:crossAx val="1537300575"/>
+        <c:crosses val="autoZero"/>
+        <c:crossBetween val="midCat"/>
+      </c:valAx>
+      <c:valAx>
+        <c:axId val="1537300575"/>
+        <c:scaling>
+          <c:orientation val="minMax"/>
+        </c:scaling>
+        <c:delete val="0"/>
+        <c:axPos val="l"/>
+        <c:majorGridlines>
+          <c:spPr>
+            <a:ln w="9525" cap="flat" cmpd="sng" algn="ctr">
+              <a:solidFill>
+                <a:schemeClr val="tx1">
+                  <a:lumMod val="15000"/>
+                  <a:lumOff val="85000"/>
+                </a:schemeClr>
+              </a:solidFill>
+              <a:round/>
+            </a:ln>
+            <a:effectLst/>
+          </c:spPr>
+        </c:majorGridlines>
+        <c:numFmt formatCode="General" sourceLinked="1"/>
+        <c:majorTickMark val="none"/>
+        <c:minorTickMark val="none"/>
+        <c:tickLblPos val="nextTo"/>
+        <c:spPr>
+          <a:noFill/>
+          <a:ln w="9525" cap="flat" cmpd="sng" algn="ctr">
+            <a:solidFill>
+              <a:schemeClr val="tx1">
+                <a:lumMod val="25000"/>
+                <a:lumOff val="75000"/>
+              </a:schemeClr>
+            </a:solidFill>
+            <a:round/>
+          </a:ln>
+          <a:effectLst/>
+        </c:spPr>
+        <c:txPr>
+          <a:bodyPr rot="-60000000" spcFirstLastPara="1" vertOverflow="ellipsis" vert="horz" wrap="square" anchor="ctr" anchorCtr="1"/>
+          <a:lstStyle/>
+          <a:p>
+            <a:pPr>
+              <a:defRPr sz="900" b="0" i="0" u="none" strike="noStrike" kern="1200" baseline="0">
+                <a:solidFill>
+                  <a:schemeClr val="tx1">
+                    <a:lumMod val="65000"/>
+                    <a:lumOff val="35000"/>
+                  </a:schemeClr>
+                </a:solidFill>
+                <a:latin typeface="+mn-lt"/>
+                <a:ea typeface="+mn-ea"/>
+                <a:cs typeface="+mn-cs"/>
+              </a:defRPr>
+            </a:pPr>
+            <a:endParaRPr lang="ru-RU"/>
+          </a:p>
+        </c:txPr>
+        <c:crossAx val="1537304895"/>
+        <c:crosses val="autoZero"/>
+        <c:crossBetween val="midCat"/>
+      </c:valAx>
+      <c:spPr>
+        <a:noFill/>
+        <a:ln>
+          <a:noFill/>
+        </a:ln>
+        <a:effectLst/>
+      </c:spPr>
+    </c:plotArea>
+    <c:plotVisOnly val="1"/>
+    <c:dispBlanksAs val="gap"/>
+    <c:showDLblsOverMax val="0"/>
+  </c:chart>
+  <c:spPr>
+    <a:solidFill>
+      <a:schemeClr val="bg1"/>
+    </a:solidFill>
+    <a:ln w="9525" cap="flat" cmpd="sng" algn="ctr">
+      <a:solidFill>
+        <a:schemeClr val="tx1">
+          <a:lumMod val="15000"/>
+          <a:lumOff val="85000"/>
+        </a:schemeClr>
+      </a:solidFill>
+      <a:round/>
+    </a:ln>
+    <a:effectLst/>
+  </c:spPr>
+  <c:txPr>
+    <a:bodyPr/>
+    <a:lstStyle/>
+    <a:p>
+      <a:pPr>
+        <a:defRPr/>
+      </a:pPr>
+      <a:endParaRPr lang="ru-RU"/>
+    </a:p>
+  </c:txPr>
+  <c:externalData r:id="rId3">
+    <c:autoUpdate val="0"/>
+  </c:externalData>
+</c:chartSpace>
+</file>
+
+<file path=word/charts/chart6.xml><?xml version="1.0" encoding="utf-8"?>
+<c:chartSpace xmlns:c="http://schemas.openxmlformats.org/drawingml/2006/chart" xmlns:a="http://schemas.openxmlformats.org/drawingml/2006/main" xmlns:r="http://schemas.openxmlformats.org/officeDocument/2006/relationships" xmlns:c16r2="http://schemas.microsoft.com/office/drawing/2015/06/chart">
+  <c:date1904 val="0"/>
+  <c:lang val="ru-RU"/>
+  <c:roundedCorners val="0"/>
+  <mc:AlternateContent xmlns:mc="http://schemas.openxmlformats.org/markup-compatibility/2006">
+    <mc:Choice xmlns:c14="http://schemas.microsoft.com/office/drawing/2007/8/2/chart" Requires="c14">
+      <c14:style val="102"/>
+    </mc:Choice>
+    <mc:Fallback>
+      <c:style val="2"/>
+    </mc:Fallback>
+  </mc:AlternateContent>
+  <c:chart>
+    <c:autoTitleDeleted val="1"/>
+    <c:plotArea>
+      <c:layout/>
+      <c:scatterChart>
+        <c:scatterStyle val="lineMarker"/>
+        <c:varyColors val="0"/>
+        <c:ser>
+          <c:idx val="0"/>
+          <c:order val="0"/>
+          <c:spPr>
+            <a:ln w="19050" cap="rnd">
+              <a:solidFill>
+                <a:schemeClr val="accent1"/>
+              </a:solidFill>
+              <a:round/>
+            </a:ln>
+            <a:effectLst/>
+          </c:spPr>
+          <c:marker>
+            <c:symbol val="circle"/>
+            <c:size val="5"/>
+            <c:spPr>
+              <a:solidFill>
+                <a:schemeClr val="accent1"/>
+              </a:solidFill>
+              <a:ln w="9525">
+                <a:solidFill>
+                  <a:schemeClr val="accent1"/>
+                </a:solidFill>
+              </a:ln>
+              <a:effectLst/>
+            </c:spPr>
+          </c:marker>
+          <c:xVal>
+            <c:strRef>
+              <c:f>tan!$A$2:$A$52</c:f>
+              <c:strCache>
+                <c:ptCount val="51"/>
+                <c:pt idx="0">
+                  <c:v>X</c:v>
+                </c:pt>
+                <c:pt idx="1">
+                  <c:v>-1,2</c:v>
+                </c:pt>
+                <c:pt idx="2">
+                  <c:v>-1,18</c:v>
+                </c:pt>
+                <c:pt idx="3">
+                  <c:v>-1,16</c:v>
+                </c:pt>
+                <c:pt idx="4">
+                  <c:v>-1,14</c:v>
+                </c:pt>
+                <c:pt idx="5">
+                  <c:v>-1,12</c:v>
+                </c:pt>
+                <c:pt idx="6">
+                  <c:v>-1,1</c:v>
+                </c:pt>
+                <c:pt idx="7">
+                  <c:v>-1,08</c:v>
+                </c:pt>
+                <c:pt idx="8">
+                  <c:v>-1,06</c:v>
+                </c:pt>
+                <c:pt idx="9">
+                  <c:v>-1,04</c:v>
+                </c:pt>
+                <c:pt idx="10">
+                  <c:v>-1,02</c:v>
+                </c:pt>
+                <c:pt idx="11">
+                  <c:v>-1</c:v>
+                </c:pt>
+                <c:pt idx="12">
+                  <c:v>-0,98</c:v>
+                </c:pt>
+                <c:pt idx="13">
+                  <c:v>-0,96</c:v>
+                </c:pt>
+                <c:pt idx="14">
+                  <c:v>-0,94</c:v>
+                </c:pt>
+                <c:pt idx="15">
+                  <c:v>-0,92</c:v>
+                </c:pt>
+                <c:pt idx="16">
+                  <c:v>-0,9</c:v>
+                </c:pt>
+                <c:pt idx="17">
+                  <c:v>-0,88</c:v>
+                </c:pt>
+                <c:pt idx="18">
+                  <c:v>-0,86</c:v>
+                </c:pt>
+                <c:pt idx="19">
+                  <c:v>-0,84</c:v>
+                </c:pt>
+                <c:pt idx="20">
+                  <c:v>-0,82</c:v>
+                </c:pt>
+                <c:pt idx="21">
+                  <c:v>-0,8</c:v>
+                </c:pt>
+                <c:pt idx="22">
+                  <c:v>-0,78</c:v>
+                </c:pt>
+                <c:pt idx="23">
+                  <c:v>-0,76</c:v>
+                </c:pt>
+                <c:pt idx="24">
+                  <c:v>-0,74</c:v>
+                </c:pt>
+                <c:pt idx="25">
+                  <c:v>-0,72</c:v>
+                </c:pt>
+                <c:pt idx="26">
+                  <c:v>-0,7</c:v>
+                </c:pt>
+                <c:pt idx="27">
+                  <c:v>-0,68</c:v>
+                </c:pt>
+                <c:pt idx="28">
+                  <c:v>-0,66</c:v>
+                </c:pt>
+                <c:pt idx="29">
+                  <c:v>-0,64</c:v>
+                </c:pt>
+                <c:pt idx="30">
+                  <c:v>-0,62</c:v>
+                </c:pt>
+                <c:pt idx="31">
+                  <c:v>-0,6</c:v>
+                </c:pt>
+                <c:pt idx="32">
+                  <c:v>-0,58</c:v>
+                </c:pt>
+                <c:pt idx="33">
+                  <c:v>-0,56</c:v>
+                </c:pt>
+                <c:pt idx="34">
+                  <c:v>-0,54</c:v>
+                </c:pt>
+                <c:pt idx="35">
+                  <c:v>-0,52</c:v>
+                </c:pt>
+                <c:pt idx="36">
+                  <c:v>-0,5</c:v>
+                </c:pt>
+                <c:pt idx="37">
+                  <c:v>-0,48</c:v>
+                </c:pt>
+                <c:pt idx="38">
+                  <c:v>-0,46</c:v>
+                </c:pt>
+                <c:pt idx="39">
+                  <c:v>-0,44</c:v>
+                </c:pt>
+                <c:pt idx="40">
+                  <c:v>-0,42</c:v>
+                </c:pt>
+                <c:pt idx="41">
+                  <c:v>-0,4</c:v>
+                </c:pt>
+                <c:pt idx="42">
+                  <c:v>-0,38</c:v>
+                </c:pt>
+                <c:pt idx="43">
+                  <c:v>-0,36</c:v>
+                </c:pt>
+                <c:pt idx="44">
+                  <c:v>-0,34</c:v>
+                </c:pt>
+                <c:pt idx="45">
+                  <c:v>-0,32</c:v>
+                </c:pt>
+                <c:pt idx="46">
+                  <c:v>-0,3</c:v>
+                </c:pt>
+                <c:pt idx="47">
+                  <c:v>-0,28</c:v>
+                </c:pt>
+                <c:pt idx="48">
+                  <c:v>-0,26</c:v>
+                </c:pt>
+                <c:pt idx="49">
+                  <c:v>-0,24</c:v>
+                </c:pt>
+                <c:pt idx="50">
+                  <c:v>-0,22</c:v>
+                </c:pt>
+              </c:strCache>
+            </c:strRef>
+          </c:xVal>
+          <c:yVal>
+            <c:numRef>
+              <c:f>tan!$B$2:$B$52</c:f>
+              <c:numCache>
+                <c:formatCode>General</c:formatCode>
+                <c:ptCount val="51"/>
+                <c:pt idx="0">
+                  <c:v>0</c:v>
+                </c:pt>
+                <c:pt idx="1">
+                  <c:v>-2.5721516027052802</c:v>
+                </c:pt>
+                <c:pt idx="2">
+                  <c:v>-2.4272663462877402</c:v>
+                </c:pt>
+                <c:pt idx="3">
+                  <c:v>-2.2957985286974898</c:v>
+                </c:pt>
+                <c:pt idx="4">
+                  <c:v>-2.17587512203602</c:v>
+                </c:pt>
+                <c:pt idx="5">
+                  <c:v>-2.0659552541434101</c:v>
+                </c:pt>
+                <c:pt idx="6">
+                  <c:v>-1.96475965156262</c:v>
+                </c:pt>
+                <c:pt idx="7">
+                  <c:v>-1.8712173334230799</c:v>
+                </c:pt>
+                <c:pt idx="8">
+                  <c:v>-1.78442482806734</c:v>
+                </c:pt>
+                <c:pt idx="9">
+                  <c:v>-1.7036146094761899</c:v>
+                </c:pt>
+                <c:pt idx="10">
+                  <c:v>-1.6281304100140701</c:v>
+                </c:pt>
+                <c:pt idx="11">
+                  <c:v>-1.55740772291644</c:v>
+                </c:pt>
+                <c:pt idx="12">
+                  <c:v>-1.4909583263617201</c:v>
+                </c:pt>
+                <c:pt idx="13">
+                  <c:v>-1.42835754002099</c:v>
+                </c:pt>
+                <c:pt idx="14">
+                  <c:v>-1.36923452110368</c:v>
+                </c:pt>
+                <c:pt idx="15">
+                  <c:v>-1.31326373195414</c:v>
+                </c:pt>
+                <c:pt idx="16">
+                  <c:v>-1.2601582441754799</c:v>
+                </c:pt>
+                <c:pt idx="17">
+                  <c:v>-1.2096641525345799</c:v>
+                </c:pt>
+                <c:pt idx="18">
+                  <c:v>-1.16155588269208</c:v>
+                </c:pt>
+                <c:pt idx="19">
+                  <c:v>-1.1156323685524701</c:v>
+                </c:pt>
+                <c:pt idx="20">
+                  <c:v>-1.0717137385948801</c:v>
+                </c:pt>
+                <c:pt idx="21">
+                  <c:v>-1.0296385697796</c:v>
+                </c:pt>
+                <c:pt idx="22">
+                  <c:v>-0.98926154703116898</c:v>
+                </c:pt>
+                <c:pt idx="23">
+                  <c:v>-0.95045146870825503</c:v>
+                </c:pt>
+                <c:pt idx="24">
+                  <c:v>-0.913089539733828</c:v>
+                </c:pt>
+                <c:pt idx="25">
+                  <c:v>-0.87706790502606002</c:v>
+                </c:pt>
+                <c:pt idx="26">
+                  <c:v>-0.84228838457075705</c:v>
+                </c:pt>
+                <c:pt idx="27">
+                  <c:v>-0.80866137841796704</c:v>
+                </c:pt>
+                <c:pt idx="28">
+                  <c:v>-0.77610491545531801</c:v>
+                </c:pt>
+                <c:pt idx="29">
+                  <c:v>-0.74454382430326405</c:v>
+                </c:pt>
+                <c:pt idx="30">
+                  <c:v>-0.71390900831932802</c:v>
+                </c:pt>
+                <c:pt idx="31">
+                  <c:v>-0.68413680966497703</c:v>
+                </c:pt>
+                <c:pt idx="32">
+                  <c:v>-0.65516844981606903</c:v>
+                </c:pt>
+                <c:pt idx="33">
+                  <c:v>-0.626949535892808</c:v>
+                </c:pt>
+                <c:pt idx="34">
+                  <c:v>-0.59942962383142395</c:v>
+                </c:pt>
+                <c:pt idx="35">
+                  <c:v>-0.57256183078394596</c:v>
+                </c:pt>
+                <c:pt idx="36">
+                  <c:v>-0.54630249026695499</c:v>
+                </c:pt>
+                <c:pt idx="37">
+                  <c:v>-0.520610844527301</c:v>
+                </c:pt>
+                <c:pt idx="38">
+                  <c:v>-0.49544876654992098</c:v>
+                </c:pt>
+                <c:pt idx="39">
+                  <c:v>-0.47078052560589201</c:v>
+                </c:pt>
+                <c:pt idx="40">
+                  <c:v>-0.44657254522393502</c:v>
+                </c:pt>
+                <c:pt idx="41">
+                  <c:v>-0.42279321808523501</c:v>
+                </c:pt>
+                <c:pt idx="42">
+                  <c:v>-0.399412713648996</c:v>
+                </c:pt>
+                <c:pt idx="43">
+                  <c:v>-0.37640284548136099</c:v>
+                </c:pt>
+                <c:pt idx="44">
+                  <c:v>-0.35373687318241498</c:v>
+                </c:pt>
+                <c:pt idx="45">
+                  <c:v>-0.33138940140297901</c:v>
+                </c:pt>
+                <c:pt idx="46">
+                  <c:v>-0.30933624661114301</c:v>
+                </c:pt>
+                <c:pt idx="47">
+                  <c:v>-0.28755432339745701</c:v>
+                </c:pt>
+                <c:pt idx="48">
+                  <c:v>-0.26602153990139799</c:v>
+                </c:pt>
+                <c:pt idx="49">
+                  <c:v>-0.24471670130215201</c:v>
+                </c:pt>
+                <c:pt idx="50">
+                  <c:v>-0.22361942043335301</c:v>
+                </c:pt>
+              </c:numCache>
+            </c:numRef>
+          </c:yVal>
+          <c:smooth val="0"/>
+          <c:extLst>
+            <c:ext xmlns:c16="http://schemas.microsoft.com/office/drawing/2014/chart" uri="{C3380CC4-5D6E-409C-BE32-E72D297353CC}">
+              <c16:uniqueId val="{00000000-812C-40B0-9D82-159B1532402B}"/>
+            </c:ext>
+          </c:extLst>
+        </c:ser>
+        <c:dLbls>
+          <c:showLegendKey val="0"/>
+          <c:showVal val="0"/>
+          <c:showCatName val="0"/>
+          <c:showSerName val="0"/>
+          <c:showPercent val="0"/>
+          <c:showBubbleSize val="0"/>
+        </c:dLbls>
+        <c:axId val="388130064"/>
+        <c:axId val="388129104"/>
+      </c:scatterChart>
+      <c:valAx>
+        <c:axId val="388130064"/>
+        <c:scaling>
+          <c:orientation val="minMax"/>
+        </c:scaling>
+        <c:delete val="0"/>
+        <c:axPos val="b"/>
+        <c:majorGridlines>
+          <c:spPr>
+            <a:ln w="9525" cap="flat" cmpd="sng" algn="ctr">
+              <a:solidFill>
+                <a:schemeClr val="tx1">
+                  <a:lumMod val="15000"/>
+                  <a:lumOff val="85000"/>
+                </a:schemeClr>
+              </a:solidFill>
+              <a:round/>
+            </a:ln>
+            <a:effectLst/>
+          </c:spPr>
+        </c:majorGridlines>
+        <c:majorTickMark val="none"/>
+        <c:minorTickMark val="none"/>
+        <c:tickLblPos val="nextTo"/>
+        <c:spPr>
+          <a:noFill/>
+          <a:ln w="9525" cap="flat" cmpd="sng" algn="ctr">
+            <a:solidFill>
+              <a:schemeClr val="tx1">
+                <a:lumMod val="25000"/>
+                <a:lumOff val="75000"/>
+              </a:schemeClr>
+            </a:solidFill>
+            <a:round/>
+          </a:ln>
+          <a:effectLst/>
+        </c:spPr>
+        <c:txPr>
+          <a:bodyPr rot="-60000000" spcFirstLastPara="1" vertOverflow="ellipsis" vert="horz" wrap="square" anchor="ctr" anchorCtr="1"/>
+          <a:lstStyle/>
+          <a:p>
+            <a:pPr>
+              <a:defRPr sz="900" b="0" i="0" u="none" strike="noStrike" kern="1200" baseline="0">
+                <a:solidFill>
+                  <a:schemeClr val="tx1">
+                    <a:lumMod val="65000"/>
+                    <a:lumOff val="35000"/>
+                  </a:schemeClr>
+                </a:solidFill>
+                <a:latin typeface="+mn-lt"/>
+                <a:ea typeface="+mn-ea"/>
+                <a:cs typeface="+mn-cs"/>
+              </a:defRPr>
+            </a:pPr>
+            <a:endParaRPr lang="ru-RU"/>
+          </a:p>
+        </c:txPr>
+        <c:crossAx val="388129104"/>
+        <c:crosses val="autoZero"/>
+        <c:crossBetween val="midCat"/>
+      </c:valAx>
+      <c:valAx>
+        <c:axId val="388129104"/>
+        <c:scaling>
+          <c:orientation val="minMax"/>
+        </c:scaling>
+        <c:delete val="0"/>
+        <c:axPos val="l"/>
+        <c:majorGridlines>
+          <c:spPr>
+            <a:ln w="9525" cap="flat" cmpd="sng" algn="ctr">
+              <a:solidFill>
+                <a:schemeClr val="tx1">
+                  <a:lumMod val="15000"/>
+                  <a:lumOff val="85000"/>
+                </a:schemeClr>
+              </a:solidFill>
+              <a:round/>
+            </a:ln>
+            <a:effectLst/>
+          </c:spPr>
+        </c:majorGridlines>
+        <c:numFmt formatCode="General" sourceLinked="1"/>
+        <c:majorTickMark val="none"/>
+        <c:minorTickMark val="none"/>
+        <c:tickLblPos val="nextTo"/>
+        <c:spPr>
+          <a:noFill/>
+          <a:ln w="9525" cap="flat" cmpd="sng" algn="ctr">
+            <a:solidFill>
+              <a:schemeClr val="tx1">
+                <a:lumMod val="25000"/>
+                <a:lumOff val="75000"/>
+              </a:schemeClr>
+            </a:solidFill>
+            <a:round/>
+          </a:ln>
+          <a:effectLst/>
+        </c:spPr>
+        <c:txPr>
+          <a:bodyPr rot="-60000000" spcFirstLastPara="1" vertOverflow="ellipsis" vert="horz" wrap="square" anchor="ctr" anchorCtr="1"/>
+          <a:lstStyle/>
+          <a:p>
+            <a:pPr>
+              <a:defRPr sz="900" b="0" i="0" u="none" strike="noStrike" kern="1200" baseline="0">
+                <a:solidFill>
+                  <a:schemeClr val="tx1">
+                    <a:lumMod val="65000"/>
+                    <a:lumOff val="35000"/>
+                  </a:schemeClr>
+                </a:solidFill>
+                <a:latin typeface="+mn-lt"/>
+                <a:ea typeface="+mn-ea"/>
+                <a:cs typeface="+mn-cs"/>
+              </a:defRPr>
+            </a:pPr>
+            <a:endParaRPr lang="ru-RU"/>
+          </a:p>
+        </c:txPr>
+        <c:crossAx val="388130064"/>
+        <c:crosses val="autoZero"/>
+        <c:crossBetween val="midCat"/>
+      </c:valAx>
+      <c:spPr>
+        <a:noFill/>
+        <a:ln>
+          <a:noFill/>
+        </a:ln>
+        <a:effectLst/>
+      </c:spPr>
+    </c:plotArea>
+    <c:plotVisOnly val="1"/>
+    <c:dispBlanksAs val="gap"/>
+    <c:showDLblsOverMax val="0"/>
+  </c:chart>
+  <c:spPr>
+    <a:solidFill>
+      <a:schemeClr val="bg1"/>
+    </a:solidFill>
+    <a:ln w="9525" cap="flat" cmpd="sng" algn="ctr">
+      <a:solidFill>
+        <a:schemeClr val="tx1">
+          <a:lumMod val="15000"/>
+          <a:lumOff val="85000"/>
+        </a:schemeClr>
+      </a:solidFill>
+      <a:round/>
+    </a:ln>
+    <a:effectLst/>
+  </c:spPr>
+  <c:txPr>
+    <a:bodyPr/>
+    <a:lstStyle/>
+    <a:p>
+      <a:pPr>
+        <a:defRPr/>
+      </a:pPr>
+      <a:endParaRPr lang="ru-RU"/>
+    </a:p>
+  </c:txPr>
+  <c:externalData r:id="rId3">
+    <c:autoUpdate val="0"/>
+  </c:externalData>
+</c:chartSpace>
+</file>
+
+<file path=word/charts/chart7.xml><?xml version="1.0" encoding="utf-8"?>
+<c:chartSpace xmlns:c="http://schemas.openxmlformats.org/drawingml/2006/chart" xmlns:a="http://schemas.openxmlformats.org/drawingml/2006/main" xmlns:r="http://schemas.openxmlformats.org/officeDocument/2006/relationships" xmlns:c16r2="http://schemas.microsoft.com/office/drawing/2015/06/chart">
+  <c:date1904 val="0"/>
+  <c:lang val="ru-RU"/>
+  <c:roundedCorners val="0"/>
+  <mc:AlternateContent xmlns:mc="http://schemas.openxmlformats.org/markup-compatibility/2006">
+    <mc:Choice xmlns:c14="http://schemas.microsoft.com/office/drawing/2007/8/2/chart" Requires="c14">
+      <c14:style val="102"/>
+    </mc:Choice>
+    <mc:Fallback>
+      <c:style val="2"/>
+    </mc:Fallback>
+  </mc:AlternateContent>
+  <c:chart>
+    <c:autoTitleDeleted val="1"/>
+    <c:plotArea>
+      <c:layout/>
+      <c:scatterChart>
+        <c:scatterStyle val="lineMarker"/>
+        <c:varyColors val="0"/>
+        <c:ser>
+          <c:idx val="0"/>
+          <c:order val="0"/>
+          <c:tx>
+            <c:strRef>
+              <c:f>system!$B$1</c:f>
+              <c:strCache>
+                <c:ptCount val="1"/>
+                <c:pt idx="0">
+                  <c:v>Column2</c:v>
+                </c:pt>
+              </c:strCache>
+            </c:strRef>
+          </c:tx>
+          <c:spPr>
+            <a:ln w="19050" cap="rnd">
+              <a:noFill/>
+              <a:round/>
+            </a:ln>
+            <a:effectLst/>
+          </c:spPr>
+          <c:marker>
+            <c:symbol val="circle"/>
+            <c:size val="5"/>
+            <c:spPr>
+              <a:solidFill>
+                <a:schemeClr val="accent1"/>
+              </a:solidFill>
+              <a:ln w="9525">
+                <a:solidFill>
+                  <a:schemeClr val="accent1"/>
+                </a:solidFill>
+              </a:ln>
+              <a:effectLst/>
+            </c:spPr>
+          </c:marker>
+          <c:xVal>
+            <c:strRef>
+              <c:f>system!$A$2:$A$212</c:f>
+              <c:strCache>
+                <c:ptCount val="211"/>
+                <c:pt idx="0">
+                  <c:v>X</c:v>
+                </c:pt>
+                <c:pt idx="1">
+                  <c:v>-1,2</c:v>
+                </c:pt>
+                <c:pt idx="2">
+                  <c:v>-1,18</c:v>
+                </c:pt>
+                <c:pt idx="3">
+                  <c:v>-1,16</c:v>
+                </c:pt>
+                <c:pt idx="4">
+                  <c:v>-1,14</c:v>
+                </c:pt>
+                <c:pt idx="5">
+                  <c:v>-1,12</c:v>
+                </c:pt>
+                <c:pt idx="6">
+                  <c:v>-1,1</c:v>
+                </c:pt>
+                <c:pt idx="7">
+                  <c:v>-1,08</c:v>
+                </c:pt>
+                <c:pt idx="8">
+                  <c:v>-1,06</c:v>
+                </c:pt>
+                <c:pt idx="9">
+                  <c:v>-1,04</c:v>
+                </c:pt>
+                <c:pt idx="10">
+                  <c:v>-1,02</c:v>
+                </c:pt>
+                <c:pt idx="11">
+                  <c:v>-1</c:v>
+                </c:pt>
+                <c:pt idx="12">
+                  <c:v>-0,98</c:v>
+                </c:pt>
+                <c:pt idx="13">
+                  <c:v>-0,96</c:v>
+                </c:pt>
+                <c:pt idx="14">
+                  <c:v>-0,94</c:v>
+                </c:pt>
+                <c:pt idx="15">
+                  <c:v>-0,92</c:v>
+                </c:pt>
+                <c:pt idx="16">
+                  <c:v>-0,9</c:v>
+                </c:pt>
+                <c:pt idx="17">
+                  <c:v>-0,88</c:v>
+                </c:pt>
+                <c:pt idx="18">
+                  <c:v>-0,86</c:v>
+                </c:pt>
+                <c:pt idx="19">
+                  <c:v>-0,84</c:v>
+                </c:pt>
+                <c:pt idx="20">
+                  <c:v>-0,82</c:v>
+                </c:pt>
+                <c:pt idx="21">
+                  <c:v>-0,8</c:v>
+                </c:pt>
+                <c:pt idx="22">
+                  <c:v>-0,78</c:v>
+                </c:pt>
+                <c:pt idx="23">
+                  <c:v>-0,76</c:v>
+                </c:pt>
+                <c:pt idx="24">
+                  <c:v>-0,74</c:v>
+                </c:pt>
+                <c:pt idx="25">
+                  <c:v>-0,72</c:v>
+                </c:pt>
+                <c:pt idx="26">
+                  <c:v>-0,7</c:v>
+                </c:pt>
+                <c:pt idx="27">
+                  <c:v>-0,68</c:v>
+                </c:pt>
+                <c:pt idx="28">
+                  <c:v>-0,66</c:v>
+                </c:pt>
+                <c:pt idx="29">
+                  <c:v>-0,64</c:v>
+                </c:pt>
+                <c:pt idx="30">
+                  <c:v>-0,62</c:v>
+                </c:pt>
+                <c:pt idx="31">
+                  <c:v>-0,6</c:v>
+                </c:pt>
+                <c:pt idx="32">
+                  <c:v>-0,58</c:v>
+                </c:pt>
+                <c:pt idx="33">
+                  <c:v>-0,56</c:v>
+                </c:pt>
+                <c:pt idx="34">
+                  <c:v>-0,54</c:v>
+                </c:pt>
+                <c:pt idx="35">
+                  <c:v>-0,52</c:v>
+                </c:pt>
+                <c:pt idx="36">
+                  <c:v>-0,5</c:v>
+                </c:pt>
+                <c:pt idx="37">
+                  <c:v>-0,48</c:v>
+                </c:pt>
+                <c:pt idx="38">
+                  <c:v>-0,46</c:v>
+                </c:pt>
+                <c:pt idx="39">
+                  <c:v>-0,44</c:v>
+                </c:pt>
+                <c:pt idx="40">
+                  <c:v>-0,42</c:v>
+                </c:pt>
+                <c:pt idx="41">
+                  <c:v>-0,4</c:v>
+                </c:pt>
+                <c:pt idx="42">
+                  <c:v>-0,38</c:v>
+                </c:pt>
+                <c:pt idx="43">
+                  <c:v>-0,36</c:v>
+                </c:pt>
+                <c:pt idx="44">
+                  <c:v>-0,34</c:v>
+                </c:pt>
+                <c:pt idx="45">
+                  <c:v>-0,32</c:v>
+                </c:pt>
+                <c:pt idx="46">
+                  <c:v>-0,3</c:v>
+                </c:pt>
+                <c:pt idx="47">
+                  <c:v>-0,28</c:v>
+                </c:pt>
+                <c:pt idx="48">
+                  <c:v>-0,26</c:v>
+                </c:pt>
+                <c:pt idx="49">
+                  <c:v>-0,24</c:v>
+                </c:pt>
+                <c:pt idx="50">
+                  <c:v>-0,22</c:v>
+                </c:pt>
+                <c:pt idx="51">
+                  <c:v>-0,2</c:v>
+                </c:pt>
+                <c:pt idx="52">
+                  <c:v>-0,18</c:v>
+                </c:pt>
+                <c:pt idx="53">
+                  <c:v>-0,16</c:v>
+                </c:pt>
+                <c:pt idx="54">
+                  <c:v>-0,14</c:v>
+                </c:pt>
+                <c:pt idx="55">
+                  <c:v>-0,12</c:v>
+                </c:pt>
+                <c:pt idx="56">
+                  <c:v>-0,1</c:v>
+                </c:pt>
+                <c:pt idx="57">
+                  <c:v>-0,08</c:v>
+                </c:pt>
+                <c:pt idx="58">
+                  <c:v>-0,06</c:v>
+                </c:pt>
+                <c:pt idx="59">
+                  <c:v>-0,04</c:v>
+                </c:pt>
+                <c:pt idx="60">
+                  <c:v>-0,02</c:v>
+                </c:pt>
+                <c:pt idx="61">
+                  <c:v>8,40E-16</c:v>
+                </c:pt>
+                <c:pt idx="62">
+                  <c:v>0,02</c:v>
+                </c:pt>
+                <c:pt idx="63">
+                  <c:v>0,04</c:v>
+                </c:pt>
+                <c:pt idx="64">
+                  <c:v>0,06</c:v>
+                </c:pt>
+                <c:pt idx="65">
+                  <c:v>0,08</c:v>
+                </c:pt>
+                <c:pt idx="66">
+                  <c:v>0,1</c:v>
+                </c:pt>
+                <c:pt idx="67">
+                  <c:v>0,12</c:v>
+                </c:pt>
+                <c:pt idx="68">
+                  <c:v>0,14</c:v>
+                </c:pt>
+                <c:pt idx="69">
+                  <c:v>0,16</c:v>
+                </c:pt>
+                <c:pt idx="70">
+                  <c:v>0,18</c:v>
+                </c:pt>
+                <c:pt idx="71">
+                  <c:v>0,2</c:v>
+                </c:pt>
+                <c:pt idx="72">
+                  <c:v>0,22</c:v>
+                </c:pt>
+                <c:pt idx="73">
+                  <c:v>0,24</c:v>
+                </c:pt>
+                <c:pt idx="74">
+                  <c:v>0,26</c:v>
+                </c:pt>
+                <c:pt idx="75">
+                  <c:v>0,28</c:v>
+                </c:pt>
+                <c:pt idx="76">
+                  <c:v>0,3</c:v>
+                </c:pt>
+                <c:pt idx="77">
+                  <c:v>0,32</c:v>
+                </c:pt>
+                <c:pt idx="78">
+                  <c:v>0,34</c:v>
+                </c:pt>
+                <c:pt idx="79">
+                  <c:v>0,36</c:v>
+                </c:pt>
+                <c:pt idx="80">
+                  <c:v>0,38</c:v>
+                </c:pt>
+                <c:pt idx="81">
+                  <c:v>0,4</c:v>
+                </c:pt>
+                <c:pt idx="82">
+                  <c:v>0,42</c:v>
+                </c:pt>
+                <c:pt idx="83">
+                  <c:v>0,44</c:v>
+                </c:pt>
+                <c:pt idx="84">
+                  <c:v>0,46</c:v>
+                </c:pt>
+                <c:pt idx="85">
+                  <c:v>0,48</c:v>
+                </c:pt>
+                <c:pt idx="86">
+                  <c:v>0,5</c:v>
+                </c:pt>
+                <c:pt idx="87">
+                  <c:v>0,52</c:v>
+                </c:pt>
+                <c:pt idx="88">
+                  <c:v>0,54</c:v>
+                </c:pt>
+                <c:pt idx="89">
+                  <c:v>0,56</c:v>
+                </c:pt>
+                <c:pt idx="90">
+                  <c:v>0,58</c:v>
+                </c:pt>
+                <c:pt idx="91">
+                  <c:v>0,6</c:v>
+                </c:pt>
+                <c:pt idx="92">
+                  <c:v>0,62</c:v>
+                </c:pt>
+                <c:pt idx="93">
+                  <c:v>0,64</c:v>
+                </c:pt>
+                <c:pt idx="94">
+                  <c:v>0,66</c:v>
+                </c:pt>
+                <c:pt idx="95">
+                  <c:v>0,68</c:v>
+                </c:pt>
+                <c:pt idx="96">
+                  <c:v>0,7</c:v>
+                </c:pt>
+                <c:pt idx="97">
+                  <c:v>0,72</c:v>
+                </c:pt>
+                <c:pt idx="98">
+                  <c:v>0,74</c:v>
+                </c:pt>
+                <c:pt idx="99">
+                  <c:v>0,76</c:v>
+                </c:pt>
+                <c:pt idx="100">
+                  <c:v>0,78</c:v>
+                </c:pt>
+                <c:pt idx="101">
+                  <c:v>0,8</c:v>
+                </c:pt>
+                <c:pt idx="102">
+                  <c:v>0,82</c:v>
+                </c:pt>
+                <c:pt idx="103">
+                  <c:v>0,84</c:v>
+                </c:pt>
+                <c:pt idx="104">
+                  <c:v>0,86</c:v>
+                </c:pt>
+                <c:pt idx="105">
+                  <c:v>0,88</c:v>
+                </c:pt>
+                <c:pt idx="106">
+                  <c:v>0,9</c:v>
+                </c:pt>
+                <c:pt idx="107">
+                  <c:v>0,92</c:v>
+                </c:pt>
+                <c:pt idx="108">
+                  <c:v>0,94</c:v>
+                </c:pt>
+                <c:pt idx="109">
+                  <c:v>0,96</c:v>
+                </c:pt>
+                <c:pt idx="110">
+                  <c:v>0,98</c:v>
+                </c:pt>
+                <c:pt idx="111">
+                  <c:v>1</c:v>
+                </c:pt>
+                <c:pt idx="112">
+                  <c:v>1,02</c:v>
+                </c:pt>
+                <c:pt idx="113">
+                  <c:v>1,04</c:v>
+                </c:pt>
+                <c:pt idx="114">
+                  <c:v>1,06</c:v>
+                </c:pt>
+                <c:pt idx="115">
+                  <c:v>1,08</c:v>
+                </c:pt>
+                <c:pt idx="116">
+                  <c:v>1,1</c:v>
+                </c:pt>
+                <c:pt idx="117">
+                  <c:v>1,12</c:v>
+                </c:pt>
+                <c:pt idx="118">
+                  <c:v>1,14</c:v>
+                </c:pt>
+                <c:pt idx="119">
+                  <c:v>1,16</c:v>
+                </c:pt>
+                <c:pt idx="120">
+                  <c:v>1,18</c:v>
+                </c:pt>
+                <c:pt idx="121">
+                  <c:v>1,2</c:v>
+                </c:pt>
+                <c:pt idx="122">
+                  <c:v>1,22</c:v>
+                </c:pt>
+                <c:pt idx="123">
+                  <c:v>1,24</c:v>
+                </c:pt>
+                <c:pt idx="124">
+                  <c:v>1,26</c:v>
+                </c:pt>
+                <c:pt idx="125">
+                  <c:v>1,28</c:v>
+                </c:pt>
+                <c:pt idx="126">
+                  <c:v>1,3</c:v>
+                </c:pt>
+                <c:pt idx="127">
+                  <c:v>1,32</c:v>
+                </c:pt>
+                <c:pt idx="128">
+                  <c:v>1,34</c:v>
+                </c:pt>
+                <c:pt idx="129">
+                  <c:v>1,36</c:v>
+                </c:pt>
+                <c:pt idx="130">
+                  <c:v>1,38</c:v>
+                </c:pt>
+                <c:pt idx="131">
+                  <c:v>1,4</c:v>
+                </c:pt>
+                <c:pt idx="132">
+                  <c:v>1,42</c:v>
+                </c:pt>
+                <c:pt idx="133">
+                  <c:v>1,44</c:v>
+                </c:pt>
+                <c:pt idx="134">
+                  <c:v>1,46</c:v>
+                </c:pt>
+                <c:pt idx="135">
+                  <c:v>1,48</c:v>
+                </c:pt>
+                <c:pt idx="136">
+                  <c:v>1,5</c:v>
+                </c:pt>
+                <c:pt idx="137">
+                  <c:v>1,52</c:v>
+                </c:pt>
+                <c:pt idx="138">
+                  <c:v>1,54</c:v>
+                </c:pt>
+                <c:pt idx="139">
+                  <c:v>1,56</c:v>
+                </c:pt>
+                <c:pt idx="140">
+                  <c:v>1,58</c:v>
+                </c:pt>
+                <c:pt idx="141">
+                  <c:v>1,6</c:v>
+                </c:pt>
+                <c:pt idx="142">
+                  <c:v>1,62</c:v>
+                </c:pt>
+                <c:pt idx="143">
+                  <c:v>1,64</c:v>
+                </c:pt>
+                <c:pt idx="144">
+                  <c:v>1,66</c:v>
+                </c:pt>
+                <c:pt idx="145">
+                  <c:v>1,68</c:v>
+                </c:pt>
+                <c:pt idx="146">
+                  <c:v>1,7</c:v>
+                </c:pt>
+                <c:pt idx="147">
+                  <c:v>1,72</c:v>
+                </c:pt>
+                <c:pt idx="148">
+                  <c:v>1,74</c:v>
+                </c:pt>
+                <c:pt idx="149">
+                  <c:v>1,76</c:v>
+                </c:pt>
+                <c:pt idx="150">
+                  <c:v>1,78</c:v>
+                </c:pt>
+                <c:pt idx="151">
+                  <c:v>1,8</c:v>
+                </c:pt>
+                <c:pt idx="152">
+                  <c:v>1,82</c:v>
+                </c:pt>
+                <c:pt idx="153">
+                  <c:v>1,84</c:v>
+                </c:pt>
+                <c:pt idx="154">
+                  <c:v>1,86</c:v>
+                </c:pt>
+                <c:pt idx="155">
+                  <c:v>1,88</c:v>
+                </c:pt>
+                <c:pt idx="156">
+                  <c:v>1,9</c:v>
+                </c:pt>
+                <c:pt idx="157">
+                  <c:v>1,92</c:v>
+                </c:pt>
+                <c:pt idx="158">
+                  <c:v>1,94</c:v>
+                </c:pt>
+                <c:pt idx="159">
+                  <c:v>1,96</c:v>
+                </c:pt>
+                <c:pt idx="160">
+                  <c:v>1,98</c:v>
+                </c:pt>
+                <c:pt idx="161">
+                  <c:v>2</c:v>
+                </c:pt>
+                <c:pt idx="162">
+                  <c:v>2,02</c:v>
+                </c:pt>
+                <c:pt idx="163">
+                  <c:v>2,04</c:v>
+                </c:pt>
+                <c:pt idx="164">
+                  <c:v>2,06</c:v>
+                </c:pt>
+                <c:pt idx="165">
+                  <c:v>2,08</c:v>
+                </c:pt>
+                <c:pt idx="166">
+                  <c:v>2,1</c:v>
+                </c:pt>
+                <c:pt idx="167">
+                  <c:v>2,12</c:v>
+                </c:pt>
+                <c:pt idx="168">
+                  <c:v>2,14</c:v>
+                </c:pt>
+                <c:pt idx="169">
+                  <c:v>2,16</c:v>
+                </c:pt>
+                <c:pt idx="170">
+                  <c:v>2,18</c:v>
+                </c:pt>
+                <c:pt idx="171">
+                  <c:v>2,2</c:v>
+                </c:pt>
+                <c:pt idx="172">
+                  <c:v>2,22</c:v>
+                </c:pt>
+                <c:pt idx="173">
+                  <c:v>2,24</c:v>
+                </c:pt>
+                <c:pt idx="174">
+                  <c:v>2,26</c:v>
+                </c:pt>
+                <c:pt idx="175">
+                  <c:v>2,28</c:v>
+                </c:pt>
+                <c:pt idx="176">
+                  <c:v>2,3</c:v>
+                </c:pt>
+                <c:pt idx="177">
+                  <c:v>2,32</c:v>
+                </c:pt>
+                <c:pt idx="178">
+                  <c:v>2,34</c:v>
+                </c:pt>
+                <c:pt idx="179">
+                  <c:v>2,36</c:v>
+                </c:pt>
+                <c:pt idx="180">
+                  <c:v>2,38</c:v>
+                </c:pt>
+                <c:pt idx="181">
+                  <c:v>2,4</c:v>
+                </c:pt>
+                <c:pt idx="182">
+                  <c:v>2,42</c:v>
+                </c:pt>
+                <c:pt idx="183">
+                  <c:v>2,44</c:v>
+                </c:pt>
+                <c:pt idx="184">
+                  <c:v>2,46</c:v>
+                </c:pt>
+                <c:pt idx="185">
+                  <c:v>2,48</c:v>
+                </c:pt>
+                <c:pt idx="186">
+                  <c:v>2,5</c:v>
+                </c:pt>
+                <c:pt idx="187">
+                  <c:v>2,52</c:v>
+                </c:pt>
+                <c:pt idx="188">
+                  <c:v>2,54</c:v>
+                </c:pt>
+                <c:pt idx="189">
+                  <c:v>2,56</c:v>
+                </c:pt>
+                <c:pt idx="190">
+                  <c:v>2,58</c:v>
+                </c:pt>
+                <c:pt idx="191">
+                  <c:v>2,6</c:v>
+                </c:pt>
+                <c:pt idx="192">
+                  <c:v>2,62</c:v>
+                </c:pt>
+                <c:pt idx="193">
+                  <c:v>2,64</c:v>
+                </c:pt>
+                <c:pt idx="194">
+                  <c:v>2,66</c:v>
+                </c:pt>
+                <c:pt idx="195">
+                  <c:v>2,68</c:v>
+                </c:pt>
+                <c:pt idx="196">
+                  <c:v>2,7</c:v>
+                </c:pt>
+                <c:pt idx="197">
+                  <c:v>2,72</c:v>
+                </c:pt>
+                <c:pt idx="198">
+                  <c:v>2,74</c:v>
+                </c:pt>
+                <c:pt idx="199">
+                  <c:v>2,76</c:v>
+                </c:pt>
+                <c:pt idx="200">
+                  <c:v>2,78</c:v>
+                </c:pt>
+                <c:pt idx="201">
+                  <c:v>2,8</c:v>
+                </c:pt>
+                <c:pt idx="202">
+                  <c:v>2,82</c:v>
+                </c:pt>
+                <c:pt idx="203">
+                  <c:v>2,84</c:v>
+                </c:pt>
+                <c:pt idx="204">
+                  <c:v>2,86</c:v>
+                </c:pt>
+                <c:pt idx="205">
+                  <c:v>2,88</c:v>
+                </c:pt>
+                <c:pt idx="206">
+                  <c:v>2,9</c:v>
+                </c:pt>
+                <c:pt idx="207">
+                  <c:v>2,92</c:v>
+                </c:pt>
+                <c:pt idx="208">
+                  <c:v>2,94</c:v>
+                </c:pt>
+                <c:pt idx="209">
+                  <c:v>2,96</c:v>
+                </c:pt>
+                <c:pt idx="210">
+                  <c:v>2,98</c:v>
+                </c:pt>
+              </c:strCache>
+            </c:strRef>
+          </c:xVal>
+          <c:yVal>
+            <c:numRef>
+              <c:f>system!$B$2:$B$212</c:f>
+              <c:numCache>
+                <c:formatCode>General</c:formatCode>
+                <c:ptCount val="211"/>
+                <c:pt idx="0">
+                  <c:v>0</c:v>
+                </c:pt>
+                <c:pt idx="1">
+                  <c:v>25.518896015672201</c:v>
+                </c:pt>
+                <c:pt idx="2">
+                  <c:v>24.831600060969901</c:v>
+                </c:pt>
+                <c:pt idx="3">
+                  <c:v>24.320942126145301</c:v>
+                </c:pt>
+                <c:pt idx="4">
+                  <c:v>23.965778588807598</c:v>
+                </c:pt>
+                <c:pt idx="5">
+                  <c:v>23.750411898535901</c:v>
+                </c:pt>
+                <c:pt idx="6">
+                  <c:v>23.663421730130199</c:v>
+                </c:pt>
+                <c:pt idx="7">
+                  <c:v>23.696839911913401</c:v>
+                </c:pt>
+                <c:pt idx="8">
+                  <c:v>23.845569948769199</c:v>
+                </c:pt>
+                <c:pt idx="9">
+                  <c:v>24.106985449651798</c:v>
+                </c:pt>
+                <c:pt idx="10">
+                  <c:v>24.4806636831444</c:v>
+                </c:pt>
+                <c:pt idx="11">
+                  <c:v>24.968225220086001</c:v>
+                </c:pt>
+                <c:pt idx="12">
+                  <c:v>25.573260568199998</c:v>
+                </c:pt>
+                <c:pt idx="13">
+                  <c:v>26.301334053058</c:v>
+                </c:pt>
+                <c:pt idx="14">
+                  <c:v>27.160055100945801</c:v>
+                </c:pt>
+                <c:pt idx="15">
+                  <c:v>28.159221018956401</c:v>
+                </c:pt>
+                <c:pt idx="16">
+                  <c:v>29.311030390724</c:v>
+                </c:pt>
+                <c:pt idx="17">
+                  <c:v>30.630375015202201</c:v>
+                </c:pt>
+                <c:pt idx="18">
+                  <c:v>32.135224026366501</c:v>
+                </c:pt>
+                <c:pt idx="19">
+                  <c:v>33.847109184894997</c:v>
+                </c:pt>
+                <c:pt idx="20">
+                  <c:v>35.791742582008297</c:v>
+                </c:pt>
+                <c:pt idx="21">
+                  <c:v>37.999788427284599</c:v>
+                </c:pt>
+                <c:pt idx="22">
+                  <c:v>40.5078300966413</c:v>
+                </c:pt>
+                <c:pt idx="23">
+                  <c:v>43.359582168318802</c:v>
+                </c:pt>
+                <c:pt idx="24">
+                  <c:v>46.607413607016603</c:v>
+                </c:pt>
+                <c:pt idx="25">
+                  <c:v>50.314269551992503</c:v>
+                </c:pt>
+                <c:pt idx="26">
+                  <c:v>54.556107932465899</c:v>
+                </c:pt>
+                <c:pt idx="27">
+                  <c:v>59.425006363232299</c:v>
+                </c:pt>
+                <c:pt idx="28">
+                  <c:v>65.033148769387097</c:v>
+                </c:pt>
+                <c:pt idx="29">
+                  <c:v>71.517976214051501</c:v>
+                </c:pt>
+                <c:pt idx="30">
+                  <c:v>79.048891668527901</c:v>
+                </c:pt>
+                <c:pt idx="31">
+                  <c:v>87.836057673836095</c:v>
+                </c:pt>
+                <c:pt idx="32">
+                  <c:v>98.142039626424506</c:v>
+                </c:pt>
+                <c:pt idx="33">
+                  <c:v>110.29735723114101</c:v>
+                </c:pt>
+                <c:pt idx="34">
+                  <c:v>124.721461097675</c:v>
+                </c:pt>
+                <c:pt idx="35">
+                  <c:v>141.95132667477699</c:v>
+                </c:pt>
+                <c:pt idx="36">
+                  <c:v>162.68087491258299</c:v>
+                </c:pt>
+                <c:pt idx="37">
+                  <c:v>187.81598422856101</c:v>
+                </c:pt>
+                <c:pt idx="38">
+                  <c:v>218.55227835406799</c:v>
+                </c:pt>
+                <c:pt idx="39">
+                  <c:v>256.48666175899098</c:v>
+                </c:pt>
+                <c:pt idx="40">
+                  <c:v>303.77981233731902</c:v>
+                </c:pt>
+                <c:pt idx="41">
+                  <c:v>363.39677445499399</c:v>
+                </c:pt>
+                <c:pt idx="42">
+                  <c:v>439.469917888091</c:v>
+                </c:pt>
+                <c:pt idx="43">
+                  <c:v>537.85743654270198</c:v>
+                </c:pt>
+                <c:pt idx="44">
+                  <c:v>667.02236974078596</c:v>
+                </c:pt>
+                <c:pt idx="45">
+                  <c:v>839.44995294641706</c:v>
+                </c:pt>
+                <c:pt idx="46">
+                  <c:v>1073.99699212618</c:v>
+                </c:pt>
+                <c:pt idx="47">
+                  <c:v>1399.90755564356</c:v>
+                </c:pt>
+                <c:pt idx="48">
+                  <c:v>1863.9198529503501</c:v>
+                </c:pt>
+                <c:pt idx="49">
+                  <c:v>2543.3528305230102</c:v>
+                </c:pt>
+                <c:pt idx="50">
+                  <c:v>3571.33040124743</c:v>
+                </c:pt>
+                <c:pt idx="51">
+                  <c:v>5188.0590445523003</c:v>
+                </c:pt>
+                <c:pt idx="52">
+                  <c:v>7851.8327045592796</c:v>
+                </c:pt>
+                <c:pt idx="53">
+                  <c:v>12498.1774371173</c:v>
+                </c:pt>
+                <c:pt idx="54">
+                  <c:v>21203.478427198501</c:v>
+                </c:pt>
+                <c:pt idx="55">
+                  <c:v>39094.165244946402</c:v>
+                </c:pt>
+                <c:pt idx="56">
+                  <c:v>80737.981289189498</c:v>
+                </c:pt>
+                <c:pt idx="57">
+                  <c:v>196462.972463196</c:v>
+                </c:pt>
+                <c:pt idx="58">
+                  <c:v>619325.62078581203</c:v>
+                </c:pt>
+                <c:pt idx="59">
+                  <c:v>3129587.96715341</c:v>
+                </c:pt>
+                <c:pt idx="60" formatCode="0.00E+00">
+                  <c:v>50018338.0567277</c:v>
+                </c:pt>
+                <c:pt idx="61">
+                  <c:v>0</c:v>
+                </c:pt>
+                <c:pt idx="62">
+                  <c:v>0</c:v>
+                </c:pt>
+                <c:pt idx="63">
+                  <c:v>0</c:v>
+                </c:pt>
+                <c:pt idx="64">
+                  <c:v>0</c:v>
+                </c:pt>
+                <c:pt idx="65">
+                  <c:v>0</c:v>
+                </c:pt>
+                <c:pt idx="66">
+                  <c:v>0</c:v>
+                </c:pt>
+                <c:pt idx="67">
+                  <c:v>0</c:v>
+                </c:pt>
+                <c:pt idx="68">
+                  <c:v>0</c:v>
+                </c:pt>
+                <c:pt idx="69">
+                  <c:v>0</c:v>
+                </c:pt>
+                <c:pt idx="70">
+                  <c:v>0</c:v>
+                </c:pt>
+                <c:pt idx="71">
+                  <c:v>0</c:v>
+                </c:pt>
+                <c:pt idx="72">
+                  <c:v>0</c:v>
+                </c:pt>
+                <c:pt idx="73">
+                  <c:v>0</c:v>
+                </c:pt>
+                <c:pt idx="74">
+                  <c:v>0</c:v>
+                </c:pt>
+                <c:pt idx="75">
+                  <c:v>0</c:v>
+                </c:pt>
+                <c:pt idx="76">
+                  <c:v>0</c:v>
+                </c:pt>
+                <c:pt idx="77">
+                  <c:v>0</c:v>
+                </c:pt>
+                <c:pt idx="78">
+                  <c:v>0</c:v>
+                </c:pt>
+                <c:pt idx="79">
+                  <c:v>0</c:v>
+                </c:pt>
+                <c:pt idx="80">
+                  <c:v>0</c:v>
+                </c:pt>
+                <c:pt idx="81">
+                  <c:v>0</c:v>
+                </c:pt>
+                <c:pt idx="82">
+                  <c:v>0</c:v>
+                </c:pt>
+                <c:pt idx="83">
+                  <c:v>0</c:v>
+                </c:pt>
+                <c:pt idx="84">
+                  <c:v>0</c:v>
+                </c:pt>
+                <c:pt idx="85">
+                  <c:v>0</c:v>
+                </c:pt>
+                <c:pt idx="86">
+                  <c:v>0</c:v>
+                </c:pt>
+                <c:pt idx="87">
+                  <c:v>0</c:v>
+                </c:pt>
+                <c:pt idx="88">
+                  <c:v>0</c:v>
+                </c:pt>
+                <c:pt idx="89">
+                  <c:v>0</c:v>
+                </c:pt>
+                <c:pt idx="90">
+                  <c:v>0</c:v>
+                </c:pt>
+                <c:pt idx="91">
+                  <c:v>0</c:v>
+                </c:pt>
+                <c:pt idx="92">
+                  <c:v>0</c:v>
+                </c:pt>
+                <c:pt idx="93">
+                  <c:v>0</c:v>
+                </c:pt>
+                <c:pt idx="94">
+                  <c:v>0</c:v>
+                </c:pt>
+                <c:pt idx="95">
+                  <c:v>0</c:v>
+                </c:pt>
+                <c:pt idx="96">
+                  <c:v>0</c:v>
+                </c:pt>
+                <c:pt idx="97">
+                  <c:v>0</c:v>
+                </c:pt>
+                <c:pt idx="98">
+                  <c:v>0</c:v>
+                </c:pt>
+                <c:pt idx="99">
+                  <c:v>0</c:v>
+                </c:pt>
+                <c:pt idx="100">
+                  <c:v>0</c:v>
+                </c:pt>
+                <c:pt idx="101">
+                  <c:v>0</c:v>
+                </c:pt>
+                <c:pt idx="102">
+                  <c:v>0</c:v>
+                </c:pt>
+                <c:pt idx="103">
+                  <c:v>0</c:v>
+                </c:pt>
+                <c:pt idx="104">
+                  <c:v>0</c:v>
+                </c:pt>
+                <c:pt idx="105">
+                  <c:v>0</c:v>
+                </c:pt>
+                <c:pt idx="106">
+                  <c:v>0</c:v>
+                </c:pt>
+                <c:pt idx="107">
+                  <c:v>0</c:v>
+                </c:pt>
+                <c:pt idx="108">
+                  <c:v>0</c:v>
+                </c:pt>
+                <c:pt idx="109">
+                  <c:v>0</c:v>
+                </c:pt>
+                <c:pt idx="110">
+                  <c:v>0</c:v>
+                </c:pt>
+                <c:pt idx="111">
+                  <c:v>0</c:v>
+                </c:pt>
+                <c:pt idx="112">
+                  <c:v>0</c:v>
+                </c:pt>
+                <c:pt idx="113">
+                  <c:v>0</c:v>
+                </c:pt>
+                <c:pt idx="114">
+                  <c:v>0</c:v>
+                </c:pt>
+                <c:pt idx="115">
+                  <c:v>0</c:v>
+                </c:pt>
+                <c:pt idx="116">
+                  <c:v>0</c:v>
+                </c:pt>
+                <c:pt idx="117">
+                  <c:v>0</c:v>
+                </c:pt>
+                <c:pt idx="118">
+                  <c:v>0</c:v>
+                </c:pt>
+                <c:pt idx="119">
+                  <c:v>0</c:v>
+                </c:pt>
+                <c:pt idx="120">
+                  <c:v>0</c:v>
+                </c:pt>
+                <c:pt idx="121">
+                  <c:v>0</c:v>
+                </c:pt>
+                <c:pt idx="122">
+                  <c:v>0</c:v>
+                </c:pt>
+                <c:pt idx="123">
+                  <c:v>0</c:v>
+                </c:pt>
+                <c:pt idx="124">
+                  <c:v>0</c:v>
+                </c:pt>
+                <c:pt idx="125">
+                  <c:v>0</c:v>
+                </c:pt>
+                <c:pt idx="126">
+                  <c:v>0</c:v>
+                </c:pt>
+                <c:pt idx="127">
+                  <c:v>0</c:v>
+                </c:pt>
+                <c:pt idx="128">
+                  <c:v>0</c:v>
+                </c:pt>
+                <c:pt idx="129">
+                  <c:v>0</c:v>
+                </c:pt>
+                <c:pt idx="130">
+                  <c:v>0</c:v>
+                </c:pt>
+                <c:pt idx="131">
+                  <c:v>0</c:v>
+                </c:pt>
+                <c:pt idx="132">
+                  <c:v>0</c:v>
+                </c:pt>
+                <c:pt idx="133">
+                  <c:v>0</c:v>
+                </c:pt>
+                <c:pt idx="134">
+                  <c:v>0</c:v>
+                </c:pt>
+                <c:pt idx="135">
+                  <c:v>0</c:v>
+                </c:pt>
+                <c:pt idx="136">
+                  <c:v>0</c:v>
+                </c:pt>
+                <c:pt idx="137">
+                  <c:v>0</c:v>
+                </c:pt>
+                <c:pt idx="138">
+                  <c:v>0</c:v>
+                </c:pt>
+                <c:pt idx="139">
+                  <c:v>0</c:v>
+                </c:pt>
+                <c:pt idx="140">
+                  <c:v>0</c:v>
+                </c:pt>
+                <c:pt idx="141">
+                  <c:v>0</c:v>
+                </c:pt>
+                <c:pt idx="142">
+                  <c:v>0</c:v>
+                </c:pt>
+                <c:pt idx="143">
+                  <c:v>0</c:v>
+                </c:pt>
+                <c:pt idx="144">
+                  <c:v>0</c:v>
+                </c:pt>
+                <c:pt idx="145">
+                  <c:v>0</c:v>
+                </c:pt>
+                <c:pt idx="146">
+                  <c:v>0</c:v>
+                </c:pt>
+                <c:pt idx="147">
+                  <c:v>0</c:v>
+                </c:pt>
+                <c:pt idx="148">
+                  <c:v>0</c:v>
+                </c:pt>
+                <c:pt idx="149">
+                  <c:v>0</c:v>
+                </c:pt>
+                <c:pt idx="150">
+                  <c:v>0</c:v>
+                </c:pt>
+                <c:pt idx="151">
+                  <c:v>0</c:v>
+                </c:pt>
+                <c:pt idx="152">
+                  <c:v>0</c:v>
+                </c:pt>
+                <c:pt idx="153">
+                  <c:v>0</c:v>
+                </c:pt>
+                <c:pt idx="154">
+                  <c:v>0</c:v>
+                </c:pt>
+                <c:pt idx="155">
+                  <c:v>0</c:v>
+                </c:pt>
+                <c:pt idx="156">
+                  <c:v>0</c:v>
+                </c:pt>
+                <c:pt idx="157">
+                  <c:v>0</c:v>
+                </c:pt>
+                <c:pt idx="158">
+                  <c:v>0</c:v>
+                </c:pt>
+                <c:pt idx="159">
+                  <c:v>0</c:v>
+                </c:pt>
+                <c:pt idx="160">
+                  <c:v>0</c:v>
+                </c:pt>
+                <c:pt idx="161">
+                  <c:v>0</c:v>
+                </c:pt>
+                <c:pt idx="162">
+                  <c:v>0</c:v>
+                </c:pt>
+                <c:pt idx="163">
+                  <c:v>0</c:v>
+                </c:pt>
+                <c:pt idx="164">
+                  <c:v>0</c:v>
+                </c:pt>
+                <c:pt idx="165">
+                  <c:v>0</c:v>
+                </c:pt>
+                <c:pt idx="166">
+                  <c:v>0</c:v>
+                </c:pt>
+                <c:pt idx="167">
+                  <c:v>0</c:v>
+                </c:pt>
+                <c:pt idx="168">
+                  <c:v>0</c:v>
+                </c:pt>
+                <c:pt idx="169">
+                  <c:v>0</c:v>
+                </c:pt>
+                <c:pt idx="170">
+                  <c:v>0</c:v>
+                </c:pt>
+                <c:pt idx="171">
+                  <c:v>0</c:v>
+                </c:pt>
+                <c:pt idx="172">
+                  <c:v>0</c:v>
+                </c:pt>
+                <c:pt idx="173">
+                  <c:v>0</c:v>
+                </c:pt>
+                <c:pt idx="174">
+                  <c:v>0</c:v>
+                </c:pt>
+                <c:pt idx="175">
+                  <c:v>0</c:v>
+                </c:pt>
+                <c:pt idx="176">
+                  <c:v>0</c:v>
+                </c:pt>
+                <c:pt idx="177">
+                  <c:v>0</c:v>
+                </c:pt>
+                <c:pt idx="178">
+                  <c:v>0</c:v>
+                </c:pt>
+                <c:pt idx="179">
+                  <c:v>0</c:v>
+                </c:pt>
+                <c:pt idx="180">
+                  <c:v>0</c:v>
+                </c:pt>
+                <c:pt idx="181">
+                  <c:v>0</c:v>
+                </c:pt>
+                <c:pt idx="182">
+                  <c:v>0</c:v>
+                </c:pt>
+                <c:pt idx="183">
+                  <c:v>0</c:v>
+                </c:pt>
+                <c:pt idx="184">
+                  <c:v>0</c:v>
+                </c:pt>
+                <c:pt idx="185">
+                  <c:v>0</c:v>
+                </c:pt>
+                <c:pt idx="186">
+                  <c:v>0</c:v>
+                </c:pt>
+                <c:pt idx="187">
+                  <c:v>0</c:v>
+                </c:pt>
+                <c:pt idx="188">
+                  <c:v>0</c:v>
+                </c:pt>
+                <c:pt idx="189">
+                  <c:v>0</c:v>
+                </c:pt>
+                <c:pt idx="190">
+                  <c:v>0</c:v>
+                </c:pt>
+                <c:pt idx="191">
+                  <c:v>0</c:v>
+                </c:pt>
+                <c:pt idx="192">
+                  <c:v>0</c:v>
+                </c:pt>
+                <c:pt idx="193">
+                  <c:v>0</c:v>
+                </c:pt>
+                <c:pt idx="194">
+                  <c:v>0</c:v>
+                </c:pt>
+                <c:pt idx="195">
+                  <c:v>0</c:v>
+                </c:pt>
+                <c:pt idx="196">
+                  <c:v>0</c:v>
+                </c:pt>
+                <c:pt idx="197">
+                  <c:v>0</c:v>
+                </c:pt>
+                <c:pt idx="198">
+                  <c:v>0</c:v>
+                </c:pt>
+                <c:pt idx="199">
+                  <c:v>0</c:v>
+                </c:pt>
+                <c:pt idx="200">
+                  <c:v>0</c:v>
+                </c:pt>
+                <c:pt idx="201">
+                  <c:v>0</c:v>
+                </c:pt>
+                <c:pt idx="202">
+                  <c:v>0</c:v>
+                </c:pt>
+                <c:pt idx="203">
+                  <c:v>0</c:v>
+                </c:pt>
+                <c:pt idx="204">
+                  <c:v>0</c:v>
+                </c:pt>
+                <c:pt idx="205">
+                  <c:v>0</c:v>
+                </c:pt>
+                <c:pt idx="206">
+                  <c:v>0</c:v>
+                </c:pt>
+                <c:pt idx="207">
+                  <c:v>0</c:v>
+                </c:pt>
+                <c:pt idx="208">
+                  <c:v>0</c:v>
+                </c:pt>
+                <c:pt idx="209">
+                  <c:v>0</c:v>
+                </c:pt>
+                <c:pt idx="210">
+                  <c:v>0</c:v>
+                </c:pt>
+              </c:numCache>
+            </c:numRef>
+          </c:yVal>
+          <c:smooth val="0"/>
+          <c:extLst>
+            <c:ext xmlns:c16="http://schemas.microsoft.com/office/drawing/2014/chart" uri="{C3380CC4-5D6E-409C-BE32-E72D297353CC}">
+              <c16:uniqueId val="{00000000-4F00-4873-8D88-8893A161D6C9}"/>
+            </c:ext>
+          </c:extLst>
+        </c:ser>
+        <c:dLbls>
+          <c:showLegendKey val="0"/>
+          <c:showVal val="0"/>
+          <c:showCatName val="0"/>
+          <c:showSerName val="0"/>
+          <c:showPercent val="0"/>
+          <c:showBubbleSize val="0"/>
+        </c:dLbls>
+        <c:axId val="388121904"/>
+        <c:axId val="388138704"/>
+      </c:scatterChart>
+      <c:valAx>
+        <c:axId val="388121904"/>
+        <c:scaling>
+          <c:orientation val="minMax"/>
+        </c:scaling>
+        <c:delete val="0"/>
+        <c:axPos val="b"/>
+        <c:majorGridlines>
+          <c:spPr>
+            <a:ln w="9525" cap="flat" cmpd="sng" algn="ctr">
+              <a:solidFill>
+                <a:schemeClr val="tx1">
+                  <a:lumMod val="15000"/>
+                  <a:lumOff val="85000"/>
+                </a:schemeClr>
+              </a:solidFill>
+              <a:round/>
+            </a:ln>
+            <a:effectLst/>
+          </c:spPr>
+        </c:majorGridlines>
+        <c:majorTickMark val="none"/>
+        <c:minorTickMark val="none"/>
+        <c:tickLblPos val="nextTo"/>
+        <c:spPr>
+          <a:noFill/>
+          <a:ln w="9525" cap="flat" cmpd="sng" algn="ctr">
+            <a:solidFill>
+              <a:schemeClr val="tx1">
+                <a:lumMod val="25000"/>
+                <a:lumOff val="75000"/>
+              </a:schemeClr>
+            </a:solidFill>
+            <a:round/>
+          </a:ln>
+          <a:effectLst/>
+        </c:spPr>
+        <c:txPr>
+          <a:bodyPr rot="-60000000" spcFirstLastPara="1" vertOverflow="ellipsis" vert="horz" wrap="square" anchor="ctr" anchorCtr="1"/>
+          <a:lstStyle/>
+          <a:p>
+            <a:pPr>
+              <a:defRPr sz="900" b="0" i="0" u="none" strike="noStrike" kern="1200" baseline="0">
+                <a:solidFill>
+                  <a:schemeClr val="tx1">
+                    <a:lumMod val="65000"/>
+                    <a:lumOff val="35000"/>
+                  </a:schemeClr>
+                </a:solidFill>
+                <a:latin typeface="+mn-lt"/>
+                <a:ea typeface="+mn-ea"/>
+                <a:cs typeface="+mn-cs"/>
+              </a:defRPr>
+            </a:pPr>
+            <a:endParaRPr lang="ru-RU"/>
+          </a:p>
+        </c:txPr>
+        <c:crossAx val="388138704"/>
+        <c:crosses val="autoZero"/>
+        <c:crossBetween val="midCat"/>
+      </c:valAx>
+      <c:valAx>
+        <c:axId val="388138704"/>
+        <c:scaling>
+          <c:orientation val="minMax"/>
+        </c:scaling>
+        <c:delete val="0"/>
+        <c:axPos val="l"/>
+        <c:majorGridlines>
+          <c:spPr>
+            <a:ln w="9525" cap="flat" cmpd="sng" algn="ctr">
+              <a:solidFill>
+                <a:schemeClr val="tx1">
+                  <a:lumMod val="15000"/>
+                  <a:lumOff val="85000"/>
+                </a:schemeClr>
+              </a:solidFill>
+              <a:round/>
+            </a:ln>
+            <a:effectLst/>
+          </c:spPr>
+        </c:majorGridlines>
+        <c:numFmt formatCode="General" sourceLinked="1"/>
+        <c:majorTickMark val="none"/>
+        <c:minorTickMark val="none"/>
+        <c:tickLblPos val="nextTo"/>
+        <c:spPr>
+          <a:noFill/>
+          <a:ln w="9525" cap="flat" cmpd="sng" algn="ctr">
+            <a:solidFill>
+              <a:schemeClr val="tx1">
+                <a:lumMod val="25000"/>
+                <a:lumOff val="75000"/>
+              </a:schemeClr>
+            </a:solidFill>
+            <a:round/>
+          </a:ln>
+          <a:effectLst/>
+        </c:spPr>
+        <c:txPr>
+          <a:bodyPr rot="-60000000" spcFirstLastPara="1" vertOverflow="ellipsis" vert="horz" wrap="square" anchor="ctr" anchorCtr="1"/>
+          <a:lstStyle/>
+          <a:p>
+            <a:pPr>
+              <a:defRPr sz="900" b="0" i="0" u="none" strike="noStrike" kern="1200" baseline="0">
+                <a:solidFill>
+                  <a:schemeClr val="tx1">
+                    <a:lumMod val="65000"/>
+                    <a:lumOff val="35000"/>
+                  </a:schemeClr>
+                </a:solidFill>
+                <a:latin typeface="+mn-lt"/>
+                <a:ea typeface="+mn-ea"/>
+                <a:cs typeface="+mn-cs"/>
+              </a:defRPr>
+            </a:pPr>
+            <a:endParaRPr lang="ru-RU"/>
+          </a:p>
+        </c:txPr>
+        <c:crossAx val="388121904"/>
+        <c:crosses val="autoZero"/>
+        <c:crossBetween val="midCat"/>
+      </c:valAx>
+      <c:spPr>
+        <a:noFill/>
+        <a:ln>
+          <a:noFill/>
+        </a:ln>
+        <a:effectLst/>
+      </c:spPr>
+    </c:plotArea>
+    <c:plotVisOnly val="1"/>
+    <c:dispBlanksAs val="gap"/>
+    <c:showDLblsOverMax val="0"/>
+  </c:chart>
+  <c:spPr>
+    <a:solidFill>
+      <a:schemeClr val="bg1"/>
+    </a:solidFill>
+    <a:ln w="9525" cap="flat" cmpd="sng" algn="ctr">
+      <a:solidFill>
+        <a:schemeClr val="tx1">
+          <a:lumMod val="15000"/>
+          <a:lumOff val="85000"/>
+        </a:schemeClr>
+      </a:solidFill>
+      <a:round/>
+    </a:ln>
+    <a:effectLst/>
+  </c:spPr>
+  <c:txPr>
+    <a:bodyPr/>
+    <a:lstStyle/>
+    <a:p>
+      <a:pPr>
+        <a:defRPr/>
+      </a:pPr>
+      <a:endParaRPr lang="ru-RU"/>
+    </a:p>
+  </c:txPr>
+  <c:externalData r:id="rId3">
+    <c:autoUpdate val="0"/>
+  </c:externalData>
+</c:chartSpace>
+</file>
+
+<file path=word/charts/colors1.xml><?xml version="1.0" encoding="utf-8"?>
+<cs:colorStyle xmlns:cs="http://schemas.microsoft.com/office/drawing/2012/chartStyle" xmlns:a="http://schemas.openxmlformats.org/drawingml/2006/main" meth="cycle" id="10">
+  <a:schemeClr val="accent1"/>
+  <a:schemeClr val="accent2"/>
+  <a:schemeClr val="accent3"/>
+  <a:schemeClr val="accent4"/>
+  <a:schemeClr val="accent5"/>
+  <a:schemeClr val="accent6"/>
+  <cs:variation/>
+  <cs:variation>
+    <a:lumMod val="60000"/>
+  </cs:variation>
+  <cs:variation>
+    <a:lumMod val="80000"/>
+    <a:lumOff val="20000"/>
+  </cs:variation>
+  <cs:variation>
+    <a:lumMod val="80000"/>
+  </cs:variation>
+  <cs:variation>
+    <a:lumMod val="60000"/>
+    <a:lumOff val="40000"/>
+  </cs:variation>
+  <cs:variation>
+    <a:lumMod val="50000"/>
+  </cs:variation>
+  <cs:variation>
+    <a:lumMod val="70000"/>
+    <a:lumOff val="30000"/>
+  </cs:variation>
+  <cs:variation>
+    <a:lumMod val="70000"/>
+  </cs:variation>
+  <cs:variation>
+    <a:lumMod val="50000"/>
+    <a:lumOff val="50000"/>
+  </cs:variation>
+</cs:colorStyle>
+</file>
+
+<file path=word/charts/colors2.xml><?xml version="1.0" encoding="utf-8"?>
+<cs:colorStyle xmlns:cs="http://schemas.microsoft.com/office/drawing/2012/chartStyle" xmlns:a="http://schemas.openxmlformats.org/drawingml/2006/main" meth="cycle" id="10">
+  <a:schemeClr val="accent1"/>
+  <a:schemeClr val="accent2"/>
+  <a:schemeClr val="accent3"/>
+  <a:schemeClr val="accent4"/>
+  <a:schemeClr val="accent5"/>
+  <a:schemeClr val="accent6"/>
+  <cs:variation/>
+  <cs:variation>
+    <a:lumMod val="60000"/>
+  </cs:variation>
+  <cs:variation>
+    <a:lumMod val="80000"/>
+    <a:lumOff val="20000"/>
+  </cs:variation>
+  <cs:variation>
+    <a:lumMod val="80000"/>
+  </cs:variation>
+  <cs:variation>
+    <a:lumMod val="60000"/>
+    <a:lumOff val="40000"/>
+  </cs:variation>
+  <cs:variation>
+    <a:lumMod val="50000"/>
+  </cs:variation>
+  <cs:variation>
+    <a:lumMod val="70000"/>
+    <a:lumOff val="30000"/>
+  </cs:variation>
+  <cs:variation>
+    <a:lumMod val="70000"/>
+  </cs:variation>
+  <cs:variation>
+    <a:lumMod val="50000"/>
+    <a:lumOff val="50000"/>
+  </cs:variation>
+</cs:colorStyle>
+</file>
+
+<file path=word/charts/colors3.xml><?xml version="1.0" encoding="utf-8"?>
+<cs:colorStyle xmlns:cs="http://schemas.microsoft.com/office/drawing/2012/chartStyle" xmlns:a="http://schemas.openxmlformats.org/drawingml/2006/main" meth="cycle" id="10">
+  <a:schemeClr val="accent1"/>
+  <a:schemeClr val="accent2"/>
+  <a:schemeClr val="accent3"/>
+  <a:schemeClr val="accent4"/>
+  <a:schemeClr val="accent5"/>
+  <a:schemeClr val="accent6"/>
+  <cs:variation/>
+  <cs:variation>
+    <a:lumMod val="60000"/>
+  </cs:variation>
+  <cs:variation>
+    <a:lumMod val="80000"/>
+    <a:lumOff val="20000"/>
+  </cs:variation>
+  <cs:variation>
+    <a:lumMod val="80000"/>
+  </cs:variation>
+  <cs:variation>
+    <a:lumMod val="60000"/>
+    <a:lumOff val="40000"/>
+  </cs:variation>
+  <cs:variation>
+    <a:lumMod val="50000"/>
+  </cs:variation>
+  <cs:variation>
+    <a:lumMod val="70000"/>
+    <a:lumOff val="30000"/>
+  </cs:variation>
+  <cs:variation>
+    <a:lumMod val="70000"/>
+  </cs:variation>
+  <cs:variation>
+    <a:lumMod val="50000"/>
+    <a:lumOff val="50000"/>
+  </cs:variation>
+</cs:colorStyle>
+</file>
+
+<file path=word/charts/colors4.xml><?xml version="1.0" encoding="utf-8"?>
+<cs:colorStyle xmlns:cs="http://schemas.microsoft.com/office/drawing/2012/chartStyle" xmlns:a="http://schemas.openxmlformats.org/drawingml/2006/main" meth="cycle" id="10">
+  <a:schemeClr val="accent1"/>
+  <a:schemeClr val="accent2"/>
+  <a:schemeClr val="accent3"/>
+  <a:schemeClr val="accent4"/>
+  <a:schemeClr val="accent5"/>
+  <a:schemeClr val="accent6"/>
+  <cs:variation/>
+  <cs:variation>
+    <a:lumMod val="60000"/>
+  </cs:variation>
+  <cs:variation>
+    <a:lumMod val="80000"/>
+    <a:lumOff val="20000"/>
+  </cs:variation>
+  <cs:variation>
+    <a:lumMod val="80000"/>
+  </cs:variation>
+  <cs:variation>
+    <a:lumMod val="60000"/>
+    <a:lumOff val="40000"/>
+  </cs:variation>
+  <cs:variation>
+    <a:lumMod val="50000"/>
+  </cs:variation>
+  <cs:variation>
+    <a:lumMod val="70000"/>
+    <a:lumOff val="30000"/>
+  </cs:variation>
+  <cs:variation>
+    <a:lumMod val="70000"/>
+  </cs:variation>
+  <cs:variation>
+    <a:lumMod val="50000"/>
+    <a:lumOff val="50000"/>
+  </cs:variation>
+</cs:colorStyle>
+</file>
+
+<file path=word/charts/colors5.xml><?xml version="1.0" encoding="utf-8"?>
+<cs:colorStyle xmlns:cs="http://schemas.microsoft.com/office/drawing/2012/chartStyle" xmlns:a="http://schemas.openxmlformats.org/drawingml/2006/main" meth="cycle" id="10">
+  <a:schemeClr val="accent1"/>
+  <a:schemeClr val="accent2"/>
+  <a:schemeClr val="accent3"/>
+  <a:schemeClr val="accent4"/>
+  <a:schemeClr val="accent5"/>
+  <a:schemeClr val="accent6"/>
+  <cs:variation/>
+  <cs:variation>
+    <a:lumMod val="60000"/>
+  </cs:variation>
+  <cs:variation>
+    <a:lumMod val="80000"/>
+    <a:lumOff val="20000"/>
+  </cs:variation>
+  <cs:variation>
+    <a:lumMod val="80000"/>
+  </cs:variation>
+  <cs:variation>
+    <a:lumMod val="60000"/>
+    <a:lumOff val="40000"/>
+  </cs:variation>
+  <cs:variation>
+    <a:lumMod val="50000"/>
+  </cs:variation>
+  <cs:variation>
+    <a:lumMod val="70000"/>
+    <a:lumOff val="30000"/>
+  </cs:variation>
+  <cs:variation>
+    <a:lumMod val="70000"/>
+  </cs:variation>
+  <cs:variation>
+    <a:lumMod val="50000"/>
+    <a:lumOff val="50000"/>
+  </cs:variation>
+</cs:colorStyle>
+</file>
+
+<file path=word/charts/colors6.xml><?xml version="1.0" encoding="utf-8"?>
+<cs:colorStyle xmlns:cs="http://schemas.microsoft.com/office/drawing/2012/chartStyle" xmlns:a="http://schemas.openxmlformats.org/drawingml/2006/main" meth="cycle" id="10">
+  <a:schemeClr val="accent1"/>
+  <a:schemeClr val="accent2"/>
+  <a:schemeClr val="accent3"/>
+  <a:schemeClr val="accent4"/>
+  <a:schemeClr val="accent5"/>
+  <a:schemeClr val="accent6"/>
+  <cs:variation/>
+  <cs:variation>
+    <a:lumMod val="60000"/>
+  </cs:variation>
+  <cs:variation>
+    <a:lumMod val="80000"/>
+    <a:lumOff val="20000"/>
+  </cs:variation>
+  <cs:variation>
+    <a:lumMod val="80000"/>
+  </cs:variation>
+  <cs:variation>
+    <a:lumMod val="60000"/>
+    <a:lumOff val="40000"/>
+  </cs:variation>
+  <cs:variation>
+    <a:lumMod val="50000"/>
+  </cs:variation>
+  <cs:variation>
+    <a:lumMod val="70000"/>
+    <a:lumOff val="30000"/>
+  </cs:variation>
+  <cs:variation>
+    <a:lumMod val="70000"/>
+  </cs:variation>
+  <cs:variation>
+    <a:lumMod val="50000"/>
+    <a:lumOff val="50000"/>
+  </cs:variation>
+</cs:colorStyle>
+</file>
+
+<file path=word/charts/colors7.xml><?xml version="1.0" encoding="utf-8"?>
+<cs:colorStyle xmlns:cs="http://schemas.microsoft.com/office/drawing/2012/chartStyle" xmlns:a="http://schemas.openxmlformats.org/drawingml/2006/main" meth="cycle" id="10">
+  <a:schemeClr val="accent1"/>
+  <a:schemeClr val="accent2"/>
+  <a:schemeClr val="accent3"/>
+  <a:schemeClr val="accent4"/>
+  <a:schemeClr val="accent5"/>
+  <a:schemeClr val="accent6"/>
+  <cs:variation/>
+  <cs:variation>
+    <a:lumMod val="60000"/>
+  </cs:variation>
+  <cs:variation>
+    <a:lumMod val="80000"/>
+    <a:lumOff val="20000"/>
+  </cs:variation>
+  <cs:variation>
+    <a:lumMod val="80000"/>
+  </cs:variation>
+  <cs:variation>
+    <a:lumMod val="60000"/>
+    <a:lumOff val="40000"/>
+  </cs:variation>
+  <cs:variation>
+    <a:lumMod val="50000"/>
+  </cs:variation>
+  <cs:variation>
+    <a:lumMod val="70000"/>
+    <a:lumOff val="30000"/>
+  </cs:variation>
+  <cs:variation>
+    <a:lumMod val="70000"/>
+  </cs:variation>
+  <cs:variation>
+    <a:lumMod val="50000"/>
+    <a:lumOff val="50000"/>
+  </cs:variation>
+</cs:colorStyle>
+</file>
+
+<file path=word/charts/style1.xml><?xml version="1.0" encoding="utf-8"?>
+<cs:chartStyle xmlns:cs="http://schemas.microsoft.com/office/drawing/2012/chartStyle" xmlns:a="http://schemas.openxmlformats.org/drawingml/2006/main" id="240">
+  <cs:axisTitle>
+    <cs:lnRef idx="0"/>
+    <cs:fillRef idx="0"/>
+    <cs:effectRef idx="0"/>
+    <cs:fontRef idx="minor">
+      <a:schemeClr val="tx1">
+        <a:lumMod val="65000"/>
+        <a:lumOff val="35000"/>
+      </a:schemeClr>
+    </cs:fontRef>
+    <cs:defRPr sz="1000" kern="1200"/>
+  </cs:axisTitle>
+  <cs:categoryAxis>
+    <cs:lnRef idx="0"/>
+    <cs:fillRef idx="0"/>
+    <cs:effectRef idx="0"/>
+    <cs:fontRef idx="minor">
+      <a:schemeClr val="tx1">
+        <a:lumMod val="65000"/>
+        <a:lumOff val="35000"/>
+      </a:schemeClr>
+    </cs:fontRef>
+    <cs:spPr>
+      <a:ln w="9525" cap="flat" cmpd="sng" algn="ctr">
+        <a:solidFill>
+          <a:schemeClr val="tx1">
+            <a:lumMod val="25000"/>
+            <a:lumOff val="75000"/>
+          </a:schemeClr>
+        </a:solidFill>
+        <a:round/>
+      </a:ln>
+    </cs:spPr>
+    <cs:defRPr sz="900" kern="1200"/>
+  </cs:categoryAxis>
+  <cs:chartArea mods="allowNoFillOverride allowNoLineOverride">
+    <cs:lnRef idx="0"/>
+    <cs:fillRef idx="0"/>
+    <cs:effectRef idx="0"/>
+    <cs:fontRef idx="minor">
+      <a:schemeClr val="tx1"/>
+    </cs:fontRef>
+    <cs:spPr>
+      <a:solidFill>
+        <a:schemeClr val="bg1"/>
+      </a:solidFill>
+      <a:ln w="9525" cap="flat" cmpd="sng" algn="ctr">
+        <a:solidFill>
+          <a:schemeClr val="tx1">
+            <a:lumMod val="15000"/>
+            <a:lumOff val="85000"/>
+          </a:schemeClr>
+        </a:solidFill>
+        <a:round/>
+      </a:ln>
+    </cs:spPr>
+    <cs:defRPr sz="1000" kern="1200"/>
+  </cs:chartArea>
+  <cs:dataLabel>
+    <cs:lnRef idx="0"/>
+    <cs:fillRef idx="0"/>
+    <cs:effectRef idx="0"/>
+    <cs:fontRef idx="minor">
+      <a:schemeClr val="tx1">
+        <a:lumMod val="75000"/>
+        <a:lumOff val="25000"/>
+      </a:schemeClr>
+    </cs:fontRef>
+    <cs:defRPr sz="900" kern="1200"/>
+  </cs:dataLabel>
+  <cs:dataLabelCallout>
+    <cs:lnRef idx="0"/>
+    <cs:fillRef idx="0"/>
+    <cs:effectRef idx="0"/>
+    <cs:fontRef idx="minor">
+      <a:schemeClr val="dk1">
+        <a:lumMod val="65000"/>
+        <a:lumOff val="35000"/>
+      </a:schemeClr>
+    </cs:fontRef>
+    <cs:spPr>
+      <a:solidFill>
+        <a:schemeClr val="lt1"/>
+      </a:solidFill>
+      <a:ln>
+        <a:solidFill>
+          <a:schemeClr val="dk1">
+            <a:lumMod val="25000"/>
+            <a:lumOff val="75000"/>
+          </a:schemeClr>
+        </a:solidFill>
+      </a:ln>
+    </cs:spPr>
+    <cs:defRPr sz="900" kern="1200"/>
+    <cs:bodyPr rot="0" spcFirstLastPara="1" vertOverflow="clip" horzOverflow="clip" vert="horz" wrap="square" lIns="36576" tIns="18288" rIns="36576" bIns="18288" anchor="ctr" anchorCtr="1">
+      <a:spAutoFit/>
+    </cs:bodyPr>
+  </cs:dataLabelCallout>
+  <cs:dataPoint>
+    <cs:lnRef idx="0"/>
+    <cs:fillRef idx="1">
+      <cs:styleClr val="auto"/>
+    </cs:fillRef>
+    <cs:effectRef idx="0"/>
+    <cs:fontRef idx="minor">
+      <a:schemeClr val="tx1"/>
+    </cs:fontRef>
+  </cs:dataPoint>
+  <cs:dataPoint3D>
+    <cs:lnRef idx="0"/>
+    <cs:fillRef idx="1">
+      <cs:styleClr val="auto"/>
+    </cs:fillRef>
+    <cs:effectRef idx="0"/>
+    <cs:fontRef idx="minor">
+      <a:schemeClr val="tx1"/>
+    </cs:fontRef>
+  </cs:dataPoint3D>
+  <cs:dataPointLine>
+    <cs:lnRef idx="0">
+      <cs:styleClr val="auto"/>
+    </cs:lnRef>
+    <cs:fillRef idx="1"/>
+    <cs:effectRef idx="0"/>
+    <cs:fontRef idx="minor">
+      <a:schemeClr val="tx1"/>
+    </cs:fontRef>
+    <cs:spPr>
+      <a:ln w="19050" cap="rnd">
+        <a:solidFill>
+          <a:schemeClr val="phClr"/>
+        </a:solidFill>
+        <a:round/>
+      </a:ln>
+    </cs:spPr>
+  </cs:dataPointLine>
+  <cs:dataPointMarker>
+    <cs:lnRef idx="0">
+      <cs:styleClr val="auto"/>
+    </cs:lnRef>
+    <cs:fillRef idx="1">
+      <cs:styleClr val="auto"/>
+    </cs:fillRef>
+    <cs:effectRef idx="0"/>
+    <cs:fontRef idx="minor">
+      <a:schemeClr val="tx1"/>
+    </cs:fontRef>
+    <cs:spPr>
+      <a:ln w="9525">
+        <a:solidFill>
+          <a:schemeClr val="phClr"/>
+        </a:solidFill>
+      </a:ln>
+    </cs:spPr>
+  </cs:dataPointMarker>
+  <cs:dataPointMarkerLayout symbol="circle" size="5"/>
+  <cs:dataPointWireframe>
+    <cs:lnRef idx="0">
+      <cs:styleClr val="auto"/>
+    </cs:lnRef>
+    <cs:fillRef idx="0"/>
+    <cs:effectRef idx="0"/>
+    <cs:fontRef idx="minor">
+      <a:schemeClr val="dk1"/>
+    </cs:fontRef>
+    <cs:spPr>
+      <a:ln w="9525" cap="rnd">
+        <a:solidFill>
+          <a:schemeClr val="phClr"/>
+        </a:solidFill>
+        <a:round/>
+      </a:ln>
+    </cs:spPr>
+  </cs:dataPointWireframe>
+  <cs:dataTable>
+    <cs:lnRef idx="0"/>
+    <cs:fillRef idx="0"/>
+    <cs:effectRef idx="0"/>
+    <cs:fontRef idx="minor">
+      <a:schemeClr val="tx1">
+        <a:lumMod val="65000"/>
+        <a:lumOff val="35000"/>
+      </a:schemeClr>
+    </cs:fontRef>
+    <cs:spPr>
+      <a:noFill/>
+      <a:ln w="9525" cap="flat" cmpd="sng" algn="ctr">
+        <a:solidFill>
+          <a:schemeClr val="tx1">
+            <a:lumMod val="15000"/>
+            <a:lumOff val="85000"/>
+          </a:schemeClr>
+        </a:solidFill>
+        <a:round/>
+      </a:ln>
+    </cs:spPr>
+    <cs:defRPr sz="900" kern="1200"/>
+  </cs:dataTable>
+  <cs:downBar>
+    <cs:lnRef idx="0"/>
+    <cs:fillRef idx="0"/>
+    <cs:effectRef idx="0"/>
+    <cs:fontRef idx="minor">
+      <a:schemeClr val="tx1"/>
+    </cs:fontRef>
+    <cs:spPr>
+      <a:solidFill>
+        <a:schemeClr val="dk1">
+          <a:lumMod val="75000"/>
+          <a:lumOff val="25000"/>
+        </a:schemeClr>
+      </a:solidFill>
+      <a:ln w="9525" cap="flat" cmpd="sng" algn="ctr">
+        <a:solidFill>
+          <a:schemeClr val="tx1">
+            <a:lumMod val="65000"/>
+            <a:lumOff val="35000"/>
+          </a:schemeClr>
+        </a:solidFill>
+        <a:round/>
+      </a:ln>
+    </cs:spPr>
+  </cs:downBar>
+  <cs:dropLine>
+    <cs:lnRef idx="0"/>
+    <cs:fillRef idx="0"/>
+    <cs:effectRef idx="0"/>
+    <cs:fontRef idx="minor">
+      <a:schemeClr val="tx1"/>
+    </cs:fontRef>
+    <cs:spPr>
+      <a:ln w="9525" cap="flat" cmpd="sng" algn="ctr">
+        <a:solidFill>
+          <a:schemeClr val="tx1">
+            <a:lumMod val="35000"/>
+            <a:lumOff val="65000"/>
+          </a:schemeClr>
+        </a:solidFill>
+        <a:round/>
+      </a:ln>
+    </cs:spPr>
+  </cs:dropLine>
+  <cs:errorBar>
+    <cs:lnRef idx="0"/>
+    <cs:fillRef idx="0"/>
+    <cs:effectRef idx="0"/>
+    <cs:fontRef idx="minor">
+      <a:schemeClr val="tx1"/>
+    </cs:fontRef>
+    <cs:spPr>
+      <a:ln w="9525" cap="flat" cmpd="sng" algn="ctr">
+        <a:solidFill>
+          <a:schemeClr val="tx1">
+            <a:lumMod val="65000"/>
+            <a:lumOff val="35000"/>
+          </a:schemeClr>
+        </a:solidFill>
+        <a:round/>
+      </a:ln>
+    </cs:spPr>
+  </cs:errorBar>
+  <cs:floor>
+    <cs:lnRef idx="0"/>
+    <cs:fillRef idx="0"/>
+    <cs:effectRef idx="0"/>
+    <cs:fontRef idx="minor">
+      <a:schemeClr val="tx1"/>
+    </cs:fontRef>
+    <cs:spPr>
+      <a:noFill/>
+      <a:ln>
+        <a:noFill/>
+      </a:ln>
+    </cs:spPr>
+  </cs:floor>
+  <cs:gridlineMajor>
+    <cs:lnRef idx="0"/>
+    <cs:fillRef idx="0"/>
+    <cs:effectRef idx="0"/>
+    <cs:fontRef idx="minor">
+      <a:schemeClr val="tx1"/>
+    </cs:fontRef>
+    <cs:spPr>
+      <a:ln w="9525" cap="flat" cmpd="sng" algn="ctr">
+        <a:solidFill>
+          <a:schemeClr val="tx1">
+            <a:lumMod val="15000"/>
+            <a:lumOff val="85000"/>
+          </a:schemeClr>
+        </a:solidFill>
+        <a:round/>
+      </a:ln>
+    </cs:spPr>
+  </cs:gridlineMajor>
+  <cs:gridlineMinor>
+    <cs:lnRef idx="0"/>
+    <cs:fillRef idx="0"/>
+    <cs:effectRef idx="0"/>
+    <cs:fontRef idx="minor">
+      <a:schemeClr val="tx1"/>
+    </cs:fontRef>
+    <cs:spPr>
+      <a:ln w="9525" cap="flat" cmpd="sng" algn="ctr">
+        <a:solidFill>
+          <a:schemeClr val="tx1">
+            <a:lumMod val="5000"/>
+            <a:lumOff val="95000"/>
+          </a:schemeClr>
+        </a:solidFill>
+        <a:round/>
+      </a:ln>
+    </cs:spPr>
+  </cs:gridlineMinor>
+  <cs:hiLoLine>
+    <cs:lnRef idx="0"/>
+    <cs:fillRef idx="0"/>
+    <cs:effectRef idx="0"/>
+    <cs:fontRef idx="minor">
+      <a:schemeClr val="tx1"/>
+    </cs:fontRef>
+    <cs:spPr>
+      <a:ln w="9525" cap="flat" cmpd="sng" algn="ctr">
+        <a:solidFill>
+          <a:schemeClr val="tx1">
+            <a:lumMod val="50000"/>
+            <a:lumOff val="50000"/>
+          </a:schemeClr>
+        </a:solidFill>
+        <a:round/>
+      </a:ln>
+    </cs:spPr>
+  </cs:hiLoLine>
+  <cs:leaderLine>
+    <cs:lnRef idx="0"/>
+    <cs:fillRef idx="0"/>
+    <cs:effectRef idx="0"/>
+    <cs:fontRef idx="minor">
+      <a:schemeClr val="tx1"/>
+    </cs:fontRef>
+    <cs:spPr>
+      <a:ln w="9525" cap="flat" cmpd="sng" algn="ctr">
+        <a:solidFill>
+          <a:schemeClr val="tx1">
+            <a:lumMod val="35000"/>
+            <a:lumOff val="65000"/>
+          </a:schemeClr>
+        </a:solidFill>
+        <a:round/>
+      </a:ln>
+    </cs:spPr>
+  </cs:leaderLine>
+  <cs:legend>
+    <cs:lnRef idx="0"/>
+    <cs:fillRef idx="0"/>
+    <cs:effectRef idx="0"/>
+    <cs:fontRef idx="minor">
+      <a:schemeClr val="tx1">
+        <a:lumMod val="65000"/>
+        <a:lumOff val="35000"/>
+      </a:schemeClr>
+    </cs:fontRef>
+    <cs:defRPr sz="900" kern="1200"/>
+  </cs:legend>
+  <cs:plotArea mods="allowNoFillOverride allowNoLineOverride">
+    <cs:lnRef idx="0"/>
+    <cs:fillRef idx="0"/>
+    <cs:effectRef idx="0"/>
+    <cs:fontRef idx="minor">
+      <a:schemeClr val="tx1"/>
+    </cs:fontRef>
+  </cs:plotArea>
+  <cs:plotArea3D mods="allowNoFillOverride allowNoLineOverride">
+    <cs:lnRef idx="0"/>
+    <cs:fillRef idx="0"/>
+    <cs:effectRef idx="0"/>
+    <cs:fontRef idx="minor">
+      <a:schemeClr val="tx1"/>
+    </cs:fontRef>
+  </cs:plotArea3D>
+  <cs:seriesAxis>
+    <cs:lnRef idx="0"/>
+    <cs:fillRef idx="0"/>
+    <cs:effectRef idx="0"/>
+    <cs:fontRef idx="minor">
+      <a:schemeClr val="tx1">
+        <a:lumMod val="65000"/>
+        <a:lumOff val="35000"/>
+      </a:schemeClr>
+    </cs:fontRef>
+    <cs:defRPr sz="900" kern="1200"/>
+  </cs:seriesAxis>
+  <cs:seriesLine>
+    <cs:lnRef idx="0"/>
+    <cs:fillRef idx="0"/>
+    <cs:effectRef idx="0"/>
+    <cs:fontRef idx="minor">
+      <a:schemeClr val="tx1"/>
+    </cs:fontRef>
+    <cs:spPr>
+      <a:ln w="9525" cap="flat" cmpd="sng" algn="ctr">
+        <a:solidFill>
+          <a:schemeClr val="tx1">
+            <a:lumMod val="35000"/>
+            <a:lumOff val="65000"/>
+          </a:schemeClr>
+        </a:solidFill>
+        <a:round/>
+      </a:ln>
+    </cs:spPr>
+  </cs:seriesLine>
+  <cs:title>
+    <cs:lnRef idx="0"/>
+    <cs:fillRef idx="0"/>
+    <cs:effectRef idx="0"/>
+    <cs:fontRef idx="minor">
+      <a:schemeClr val="tx1">
+        <a:lumMod val="65000"/>
+        <a:lumOff val="35000"/>
+      </a:schemeClr>
+    </cs:fontRef>
+    <cs:defRPr sz="1400" b="0" kern="1200" spc="0" baseline="0"/>
+  </cs:title>
+  <cs:trendline>
+    <cs:lnRef idx="0">
+      <cs:styleClr val="auto"/>
+    </cs:lnRef>
+    <cs:fillRef idx="0"/>
+    <cs:effectRef idx="0"/>
+    <cs:fontRef idx="minor">
+      <a:schemeClr val="tx1"/>
+    </cs:fontRef>
+    <cs:spPr>
+      <a:ln w="19050" cap="rnd">
+        <a:solidFill>
+          <a:schemeClr val="phClr"/>
+        </a:solidFill>
+        <a:prstDash val="sysDot"/>
+      </a:ln>
+    </cs:spPr>
+  </cs:trendline>
+  <cs:trendlineLabel>
+    <cs:lnRef idx="0"/>
+    <cs:fillRef idx="0"/>
+    <cs:effectRef idx="0"/>
+    <cs:fontRef idx="minor">
+      <a:schemeClr val="tx1">
+        <a:lumMod val="65000"/>
+        <a:lumOff val="35000"/>
+      </a:schemeClr>
+    </cs:fontRef>
+    <cs:defRPr sz="900" kern="1200"/>
+  </cs:trendlineLabel>
+  <cs:upBar>
+    <cs:lnRef idx="0"/>
+    <cs:fillRef idx="0"/>
+    <cs:effectRef idx="0"/>
+    <cs:fontRef idx="minor">
+      <a:schemeClr val="tx1"/>
+    </cs:fontRef>
+    <cs:spPr>
+      <a:solidFill>
+        <a:schemeClr val="lt1"/>
+      </a:solidFill>
+      <a:ln w="9525" cap="flat" cmpd="sng" algn="ctr">
+        <a:solidFill>
+          <a:schemeClr val="tx1">
+            <a:lumMod val="65000"/>
+            <a:lumOff val="35000"/>
+          </a:schemeClr>
+        </a:solidFill>
+        <a:round/>
+      </a:ln>
+    </cs:spPr>
+  </cs:upBar>
+  <cs:valueAxis>
+    <cs:lnRef idx="0"/>
+    <cs:fillRef idx="0"/>
+    <cs:effectRef idx="0"/>
+    <cs:fontRef idx="minor">
+      <a:schemeClr val="tx1">
+        <a:lumMod val="65000"/>
+        <a:lumOff val="35000"/>
+      </a:schemeClr>
+    </cs:fontRef>
+    <cs:spPr>
+      <a:ln w="9525" cap="flat" cmpd="sng" algn="ctr">
+        <a:solidFill>
+          <a:schemeClr val="tx1">
+            <a:lumMod val="25000"/>
+            <a:lumOff val="75000"/>
+          </a:schemeClr>
+        </a:solidFill>
+        <a:round/>
+      </a:ln>
+    </cs:spPr>
+    <cs:defRPr sz="900" kern="1200"/>
+  </cs:valueAxis>
+  <cs:wall>
+    <cs:lnRef idx="0"/>
+    <cs:fillRef idx="0"/>
+    <cs:effectRef idx="0"/>
+    <cs:fontRef idx="minor">
+      <a:schemeClr val="tx1"/>
+    </cs:fontRef>
+    <cs:spPr>
+      <a:noFill/>
+      <a:ln>
+        <a:noFill/>
+      </a:ln>
+    </cs:spPr>
+  </cs:wall>
+</cs:chartStyle>
+</file>
+
+<file path=word/charts/style2.xml><?xml version="1.0" encoding="utf-8"?>
+<cs:chartStyle xmlns:cs="http://schemas.microsoft.com/office/drawing/2012/chartStyle" xmlns:a="http://schemas.openxmlformats.org/drawingml/2006/main" id="240">
+  <cs:axisTitle>
+    <cs:lnRef idx="0"/>
+    <cs:fillRef idx="0"/>
+    <cs:effectRef idx="0"/>
+    <cs:fontRef idx="minor">
+      <a:schemeClr val="tx1">
+        <a:lumMod val="65000"/>
+        <a:lumOff val="35000"/>
+      </a:schemeClr>
+    </cs:fontRef>
+    <cs:defRPr sz="1000" kern="1200"/>
+  </cs:axisTitle>
+  <cs:categoryAxis>
+    <cs:lnRef idx="0"/>
+    <cs:fillRef idx="0"/>
+    <cs:effectRef idx="0"/>
+    <cs:fontRef idx="minor">
+      <a:schemeClr val="tx1">
+        <a:lumMod val="65000"/>
+        <a:lumOff val="35000"/>
+      </a:schemeClr>
+    </cs:fontRef>
+    <cs:spPr>
+      <a:ln w="9525" cap="flat" cmpd="sng" algn="ctr">
+        <a:solidFill>
+          <a:schemeClr val="tx1">
+            <a:lumMod val="25000"/>
+            <a:lumOff val="75000"/>
+          </a:schemeClr>
+        </a:solidFill>
+        <a:round/>
+      </a:ln>
+    </cs:spPr>
+    <cs:defRPr sz="900" kern="1200"/>
+  </cs:categoryAxis>
+  <cs:chartArea mods="allowNoFillOverride allowNoLineOverride">
+    <cs:lnRef idx="0"/>
+    <cs:fillRef idx="0"/>
+    <cs:effectRef idx="0"/>
+    <cs:fontRef idx="minor">
+      <a:schemeClr val="tx1"/>
+    </cs:fontRef>
+    <cs:spPr>
+      <a:solidFill>
+        <a:schemeClr val="bg1"/>
+      </a:solidFill>
+      <a:ln w="9525" cap="flat" cmpd="sng" algn="ctr">
+        <a:solidFill>
+          <a:schemeClr val="tx1">
+            <a:lumMod val="15000"/>
+            <a:lumOff val="85000"/>
+          </a:schemeClr>
+        </a:solidFill>
+        <a:round/>
+      </a:ln>
+    </cs:spPr>
+    <cs:defRPr sz="1000" kern="1200"/>
+  </cs:chartArea>
+  <cs:dataLabel>
+    <cs:lnRef idx="0"/>
+    <cs:fillRef idx="0"/>
+    <cs:effectRef idx="0"/>
+    <cs:fontRef idx="minor">
+      <a:schemeClr val="tx1">
+        <a:lumMod val="75000"/>
+        <a:lumOff val="25000"/>
+      </a:schemeClr>
+    </cs:fontRef>
+    <cs:defRPr sz="900" kern="1200"/>
+  </cs:dataLabel>
+  <cs:dataLabelCallout>
+    <cs:lnRef idx="0"/>
+    <cs:fillRef idx="0"/>
+    <cs:effectRef idx="0"/>
+    <cs:fontRef idx="minor">
+      <a:schemeClr val="dk1">
+        <a:lumMod val="65000"/>
+        <a:lumOff val="35000"/>
+      </a:schemeClr>
+    </cs:fontRef>
+    <cs:spPr>
+      <a:solidFill>
+        <a:schemeClr val="lt1"/>
+      </a:solidFill>
+      <a:ln>
+        <a:solidFill>
+          <a:schemeClr val="dk1">
+            <a:lumMod val="25000"/>
+            <a:lumOff val="75000"/>
+          </a:schemeClr>
+        </a:solidFill>
+      </a:ln>
+    </cs:spPr>
+    <cs:defRPr sz="900" kern="1200"/>
+    <cs:bodyPr rot="0" spcFirstLastPara="1" vertOverflow="clip" horzOverflow="clip" vert="horz" wrap="square" lIns="36576" tIns="18288" rIns="36576" bIns="18288" anchor="ctr" anchorCtr="1">
+      <a:spAutoFit/>
+    </cs:bodyPr>
+  </cs:dataLabelCallout>
+  <cs:dataPoint>
+    <cs:lnRef idx="0"/>
+    <cs:fillRef idx="1">
+      <cs:styleClr val="auto"/>
+    </cs:fillRef>
+    <cs:effectRef idx="0"/>
+    <cs:fontRef idx="minor">
+      <a:schemeClr val="tx1"/>
+    </cs:fontRef>
+  </cs:dataPoint>
+  <cs:dataPoint3D>
+    <cs:lnRef idx="0"/>
+    <cs:fillRef idx="1">
+      <cs:styleClr val="auto"/>
+    </cs:fillRef>
+    <cs:effectRef idx="0"/>
+    <cs:fontRef idx="minor">
+      <a:schemeClr val="tx1"/>
+    </cs:fontRef>
+  </cs:dataPoint3D>
+  <cs:dataPointLine>
+    <cs:lnRef idx="0">
+      <cs:styleClr val="auto"/>
+    </cs:lnRef>
+    <cs:fillRef idx="1"/>
+    <cs:effectRef idx="0"/>
+    <cs:fontRef idx="minor">
+      <a:schemeClr val="tx1"/>
+    </cs:fontRef>
+    <cs:spPr>
+      <a:ln w="19050" cap="rnd">
+        <a:solidFill>
+          <a:schemeClr val="phClr"/>
+        </a:solidFill>
+        <a:round/>
+      </a:ln>
+    </cs:spPr>
+  </cs:dataPointLine>
+  <cs:dataPointMarker>
+    <cs:lnRef idx="0">
+      <cs:styleClr val="auto"/>
+    </cs:lnRef>
+    <cs:fillRef idx="1">
+      <cs:styleClr val="auto"/>
+    </cs:fillRef>
+    <cs:effectRef idx="0"/>
+    <cs:fontRef idx="minor">
+      <a:schemeClr val="tx1"/>
+    </cs:fontRef>
+    <cs:spPr>
+      <a:ln w="9525">
+        <a:solidFill>
+          <a:schemeClr val="phClr"/>
+        </a:solidFill>
+      </a:ln>
+    </cs:spPr>
+  </cs:dataPointMarker>
+  <cs:dataPointMarkerLayout symbol="circle" size="5"/>
+  <cs:dataPointWireframe>
+    <cs:lnRef idx="0">
+      <cs:styleClr val="auto"/>
+    </cs:lnRef>
+    <cs:fillRef idx="0"/>
+    <cs:effectRef idx="0"/>
+    <cs:fontRef idx="minor">
+      <a:schemeClr val="dk1"/>
+    </cs:fontRef>
+    <cs:spPr>
+      <a:ln w="9525" cap="rnd">
+        <a:solidFill>
+          <a:schemeClr val="phClr"/>
+        </a:solidFill>
+        <a:round/>
+      </a:ln>
+    </cs:spPr>
+  </cs:dataPointWireframe>
+  <cs:dataTable>
+    <cs:lnRef idx="0"/>
+    <cs:fillRef idx="0"/>
+    <cs:effectRef idx="0"/>
+    <cs:fontRef idx="minor">
+      <a:schemeClr val="tx1">
+        <a:lumMod val="65000"/>
+        <a:lumOff val="35000"/>
+      </a:schemeClr>
+    </cs:fontRef>
+    <cs:spPr>
+      <a:noFill/>
+      <a:ln w="9525" cap="flat" cmpd="sng" algn="ctr">
+        <a:solidFill>
+          <a:schemeClr val="tx1">
+            <a:lumMod val="15000"/>
+            <a:lumOff val="85000"/>
+          </a:schemeClr>
+        </a:solidFill>
+        <a:round/>
+      </a:ln>
+    </cs:spPr>
+    <cs:defRPr sz="900" kern="1200"/>
+  </cs:dataTable>
+  <cs:downBar>
+    <cs:lnRef idx="0"/>
+    <cs:fillRef idx="0"/>
+    <cs:effectRef idx="0"/>
+    <cs:fontRef idx="minor">
+      <a:schemeClr val="tx1"/>
+    </cs:fontRef>
+    <cs:spPr>
+      <a:solidFill>
+        <a:schemeClr val="dk1">
+          <a:lumMod val="75000"/>
+          <a:lumOff val="25000"/>
+        </a:schemeClr>
+      </a:solidFill>
+      <a:ln w="9525" cap="flat" cmpd="sng" algn="ctr">
+        <a:solidFill>
+          <a:schemeClr val="tx1">
+            <a:lumMod val="65000"/>
+            <a:lumOff val="35000"/>
+          </a:schemeClr>
+        </a:solidFill>
+        <a:round/>
+      </a:ln>
+    </cs:spPr>
+  </cs:downBar>
+  <cs:dropLine>
+    <cs:lnRef idx="0"/>
+    <cs:fillRef idx="0"/>
+    <cs:effectRef idx="0"/>
+    <cs:fontRef idx="minor">
+      <a:schemeClr val="tx1"/>
+    </cs:fontRef>
+    <cs:spPr>
+      <a:ln w="9525" cap="flat" cmpd="sng" algn="ctr">
+        <a:solidFill>
+          <a:schemeClr val="tx1">
+            <a:lumMod val="35000"/>
+            <a:lumOff val="65000"/>
+          </a:schemeClr>
+        </a:solidFill>
+        <a:round/>
+      </a:ln>
+    </cs:spPr>
+  </cs:dropLine>
+  <cs:errorBar>
+    <cs:lnRef idx="0"/>
+    <cs:fillRef idx="0"/>
+    <cs:effectRef idx="0"/>
+    <cs:fontRef idx="minor">
+      <a:schemeClr val="tx1"/>
+    </cs:fontRef>
+    <cs:spPr>
+      <a:ln w="9525" cap="flat" cmpd="sng" algn="ctr">
+        <a:solidFill>
+          <a:schemeClr val="tx1">
+            <a:lumMod val="65000"/>
+            <a:lumOff val="35000"/>
+          </a:schemeClr>
+        </a:solidFill>
+        <a:round/>
+      </a:ln>
+    </cs:spPr>
+  </cs:errorBar>
+  <cs:floor>
+    <cs:lnRef idx="0"/>
+    <cs:fillRef idx="0"/>
+    <cs:effectRef idx="0"/>
+    <cs:fontRef idx="minor">
+      <a:schemeClr val="tx1"/>
+    </cs:fontRef>
+    <cs:spPr>
+      <a:noFill/>
+      <a:ln>
+        <a:noFill/>
+      </a:ln>
+    </cs:spPr>
+  </cs:floor>
+  <cs:gridlineMajor>
+    <cs:lnRef idx="0"/>
+    <cs:fillRef idx="0"/>
+    <cs:effectRef idx="0"/>
+    <cs:fontRef idx="minor">
+      <a:schemeClr val="tx1"/>
+    </cs:fontRef>
+    <cs:spPr>
+      <a:ln w="9525" cap="flat" cmpd="sng" algn="ctr">
+        <a:solidFill>
+          <a:schemeClr val="tx1">
+            <a:lumMod val="15000"/>
+            <a:lumOff val="85000"/>
+          </a:schemeClr>
+        </a:solidFill>
+        <a:round/>
+      </a:ln>
+    </cs:spPr>
+  </cs:gridlineMajor>
+  <cs:gridlineMinor>
+    <cs:lnRef idx="0"/>
+    <cs:fillRef idx="0"/>
+    <cs:effectRef idx="0"/>
+    <cs:fontRef idx="minor">
+      <a:schemeClr val="tx1"/>
+    </cs:fontRef>
+    <cs:spPr>
+      <a:ln w="9525" cap="flat" cmpd="sng" algn="ctr">
+        <a:solidFill>
+          <a:schemeClr val="tx1">
+            <a:lumMod val="5000"/>
+            <a:lumOff val="95000"/>
+          </a:schemeClr>
+        </a:solidFill>
+        <a:round/>
+      </a:ln>
+    </cs:spPr>
+  </cs:gridlineMinor>
+  <cs:hiLoLine>
+    <cs:lnRef idx="0"/>
+    <cs:fillRef idx="0"/>
+    <cs:effectRef idx="0"/>
+    <cs:fontRef idx="minor">
+      <a:schemeClr val="tx1"/>
+    </cs:fontRef>
+    <cs:spPr>
+      <a:ln w="9525" cap="flat" cmpd="sng" algn="ctr">
+        <a:solidFill>
+          <a:schemeClr val="tx1">
+            <a:lumMod val="50000"/>
+            <a:lumOff val="50000"/>
+          </a:schemeClr>
+        </a:solidFill>
+        <a:round/>
+      </a:ln>
+    </cs:spPr>
+  </cs:hiLoLine>
+  <cs:leaderLine>
+    <cs:lnRef idx="0"/>
+    <cs:fillRef idx="0"/>
+    <cs:effectRef idx="0"/>
+    <cs:fontRef idx="minor">
+      <a:schemeClr val="tx1"/>
+    </cs:fontRef>
+    <cs:spPr>
+      <a:ln w="9525" cap="flat" cmpd="sng" algn="ctr">
+        <a:solidFill>
+          <a:schemeClr val="tx1">
+            <a:lumMod val="35000"/>
+            <a:lumOff val="65000"/>
+          </a:schemeClr>
+        </a:solidFill>
+        <a:round/>
+      </a:ln>
+    </cs:spPr>
+  </cs:leaderLine>
+  <cs:legend>
+    <cs:lnRef idx="0"/>
+    <cs:fillRef idx="0"/>
+    <cs:effectRef idx="0"/>
+    <cs:fontRef idx="minor">
+      <a:schemeClr val="tx1">
+        <a:lumMod val="65000"/>
+        <a:lumOff val="35000"/>
+      </a:schemeClr>
+    </cs:fontRef>
+    <cs:defRPr sz="900" kern="1200"/>
+  </cs:legend>
+  <cs:plotArea mods="allowNoFillOverride allowNoLineOverride">
+    <cs:lnRef idx="0"/>
+    <cs:fillRef idx="0"/>
+    <cs:effectRef idx="0"/>
+    <cs:fontRef idx="minor">
+      <a:schemeClr val="tx1"/>
+    </cs:fontRef>
+  </cs:plotArea>
+  <cs:plotArea3D mods="allowNoFillOverride allowNoLineOverride">
+    <cs:lnRef idx="0"/>
+    <cs:fillRef idx="0"/>
+    <cs:effectRef idx="0"/>
+    <cs:fontRef idx="minor">
+      <a:schemeClr val="tx1"/>
+    </cs:fontRef>
+  </cs:plotArea3D>
+  <cs:seriesAxis>
+    <cs:lnRef idx="0"/>
+    <cs:fillRef idx="0"/>
+    <cs:effectRef idx="0"/>
+    <cs:fontRef idx="minor">
+      <a:schemeClr val="tx1">
+        <a:lumMod val="65000"/>
+        <a:lumOff val="35000"/>
+      </a:schemeClr>
+    </cs:fontRef>
+    <cs:defRPr sz="900" kern="1200"/>
+  </cs:seriesAxis>
+  <cs:seriesLine>
+    <cs:lnRef idx="0"/>
+    <cs:fillRef idx="0"/>
+    <cs:effectRef idx="0"/>
+    <cs:fontRef idx="minor">
+      <a:schemeClr val="tx1"/>
+    </cs:fontRef>
+    <cs:spPr>
+      <a:ln w="9525" cap="flat" cmpd="sng" algn="ctr">
+        <a:solidFill>
+          <a:schemeClr val="tx1">
+            <a:lumMod val="35000"/>
+            <a:lumOff val="65000"/>
+          </a:schemeClr>
+        </a:solidFill>
+        <a:round/>
+      </a:ln>
+    </cs:spPr>
+  </cs:seriesLine>
+  <cs:title>
+    <cs:lnRef idx="0"/>
+    <cs:fillRef idx="0"/>
+    <cs:effectRef idx="0"/>
+    <cs:fontRef idx="minor">
+      <a:schemeClr val="tx1">
+        <a:lumMod val="65000"/>
+        <a:lumOff val="35000"/>
+      </a:schemeClr>
+    </cs:fontRef>
+    <cs:defRPr sz="1400" b="0" kern="1200" spc="0" baseline="0"/>
+  </cs:title>
+  <cs:trendline>
+    <cs:lnRef idx="0">
+      <cs:styleClr val="auto"/>
+    </cs:lnRef>
+    <cs:fillRef idx="0"/>
+    <cs:effectRef idx="0"/>
+    <cs:fontRef idx="minor">
+      <a:schemeClr val="tx1"/>
+    </cs:fontRef>
+    <cs:spPr>
+      <a:ln w="19050" cap="rnd">
+        <a:solidFill>
+          <a:schemeClr val="phClr"/>
+        </a:solidFill>
+        <a:prstDash val="sysDot"/>
+      </a:ln>
+    </cs:spPr>
+  </cs:trendline>
+  <cs:trendlineLabel>
+    <cs:lnRef idx="0"/>
+    <cs:fillRef idx="0"/>
+    <cs:effectRef idx="0"/>
+    <cs:fontRef idx="minor">
+      <a:schemeClr val="tx1">
+        <a:lumMod val="65000"/>
+        <a:lumOff val="35000"/>
+      </a:schemeClr>
+    </cs:fontRef>
+    <cs:defRPr sz="900" kern="1200"/>
+  </cs:trendlineLabel>
+  <cs:upBar>
+    <cs:lnRef idx="0"/>
+    <cs:fillRef idx="0"/>
+    <cs:effectRef idx="0"/>
+    <cs:fontRef idx="minor">
+      <a:schemeClr val="tx1"/>
+    </cs:fontRef>
+    <cs:spPr>
+      <a:solidFill>
+        <a:schemeClr val="lt1"/>
+      </a:solidFill>
+      <a:ln w="9525" cap="flat" cmpd="sng" algn="ctr">
+        <a:solidFill>
+          <a:schemeClr val="tx1">
+            <a:lumMod val="65000"/>
+            <a:lumOff val="35000"/>
+          </a:schemeClr>
+        </a:solidFill>
+        <a:round/>
+      </a:ln>
+    </cs:spPr>
+  </cs:upBar>
+  <cs:valueAxis>
+    <cs:lnRef idx="0"/>
+    <cs:fillRef idx="0"/>
+    <cs:effectRef idx="0"/>
+    <cs:fontRef idx="minor">
+      <a:schemeClr val="tx1">
+        <a:lumMod val="65000"/>
+        <a:lumOff val="35000"/>
+      </a:schemeClr>
+    </cs:fontRef>
+    <cs:spPr>
+      <a:ln w="9525" cap="flat" cmpd="sng" algn="ctr">
+        <a:solidFill>
+          <a:schemeClr val="tx1">
+            <a:lumMod val="25000"/>
+            <a:lumOff val="75000"/>
+          </a:schemeClr>
+        </a:solidFill>
+        <a:round/>
+      </a:ln>
+    </cs:spPr>
+    <cs:defRPr sz="900" kern="1200"/>
+  </cs:valueAxis>
+  <cs:wall>
+    <cs:lnRef idx="0"/>
+    <cs:fillRef idx="0"/>
+    <cs:effectRef idx="0"/>
+    <cs:fontRef idx="minor">
+      <a:schemeClr val="tx1"/>
+    </cs:fontRef>
+    <cs:spPr>
+      <a:noFill/>
+      <a:ln>
+        <a:noFill/>
+      </a:ln>
+    </cs:spPr>
+  </cs:wall>
+</cs:chartStyle>
+</file>
+
+<file path=word/charts/style3.xml><?xml version="1.0" encoding="utf-8"?>
+<cs:chartStyle xmlns:cs="http://schemas.microsoft.com/office/drawing/2012/chartStyle" xmlns:a="http://schemas.openxmlformats.org/drawingml/2006/main" id="240">
+  <cs:axisTitle>
+    <cs:lnRef idx="0"/>
+    <cs:fillRef idx="0"/>
+    <cs:effectRef idx="0"/>
+    <cs:fontRef idx="minor">
+      <a:schemeClr val="tx1">
+        <a:lumMod val="65000"/>
+        <a:lumOff val="35000"/>
+      </a:schemeClr>
+    </cs:fontRef>
+    <cs:defRPr sz="1000" kern="1200"/>
+  </cs:axisTitle>
+  <cs:categoryAxis>
+    <cs:lnRef idx="0"/>
+    <cs:fillRef idx="0"/>
+    <cs:effectRef idx="0"/>
+    <cs:fontRef idx="minor">
+      <a:schemeClr val="tx1">
+        <a:lumMod val="65000"/>
+        <a:lumOff val="35000"/>
+      </a:schemeClr>
+    </cs:fontRef>
+    <cs:spPr>
+      <a:ln w="9525" cap="flat" cmpd="sng" algn="ctr">
+        <a:solidFill>
+          <a:schemeClr val="tx1">
+            <a:lumMod val="25000"/>
+            <a:lumOff val="75000"/>
+          </a:schemeClr>
+        </a:solidFill>
+        <a:round/>
+      </a:ln>
+    </cs:spPr>
+    <cs:defRPr sz="900" kern="1200"/>
+  </cs:categoryAxis>
+  <cs:chartArea mods="allowNoFillOverride allowNoLineOverride">
+    <cs:lnRef idx="0"/>
+    <cs:fillRef idx="0"/>
+    <cs:effectRef idx="0"/>
+    <cs:fontRef idx="minor">
+      <a:schemeClr val="tx1"/>
+    </cs:fontRef>
+    <cs:spPr>
+      <a:solidFill>
+        <a:schemeClr val="bg1"/>
+      </a:solidFill>
+      <a:ln w="9525" cap="flat" cmpd="sng" algn="ctr">
+        <a:solidFill>
+          <a:schemeClr val="tx1">
+            <a:lumMod val="15000"/>
+            <a:lumOff val="85000"/>
+          </a:schemeClr>
+        </a:solidFill>
+        <a:round/>
+      </a:ln>
+    </cs:spPr>
+    <cs:defRPr sz="1000" kern="1200"/>
+  </cs:chartArea>
+  <cs:dataLabel>
+    <cs:lnRef idx="0"/>
+    <cs:fillRef idx="0"/>
+    <cs:effectRef idx="0"/>
+    <cs:fontRef idx="minor">
+      <a:schemeClr val="tx1">
+        <a:lumMod val="75000"/>
+        <a:lumOff val="25000"/>
+      </a:schemeClr>
+    </cs:fontRef>
+    <cs:defRPr sz="900" kern="1200"/>
+  </cs:dataLabel>
+  <cs:dataLabelCallout>
+    <cs:lnRef idx="0"/>
+    <cs:fillRef idx="0"/>
+    <cs:effectRef idx="0"/>
+    <cs:fontRef idx="minor">
+      <a:schemeClr val="dk1">
+        <a:lumMod val="65000"/>
+        <a:lumOff val="35000"/>
+      </a:schemeClr>
+    </cs:fontRef>
+    <cs:spPr>
+      <a:solidFill>
+        <a:schemeClr val="lt1"/>
+      </a:solidFill>
+      <a:ln>
+        <a:solidFill>
+          <a:schemeClr val="dk1">
+            <a:lumMod val="25000"/>
+            <a:lumOff val="75000"/>
+          </a:schemeClr>
+        </a:solidFill>
+      </a:ln>
+    </cs:spPr>
+    <cs:defRPr sz="900" kern="1200"/>
+    <cs:bodyPr rot="0" spcFirstLastPara="1" vertOverflow="clip" horzOverflow="clip" vert="horz" wrap="square" lIns="36576" tIns="18288" rIns="36576" bIns="18288" anchor="ctr" anchorCtr="1">
+      <a:spAutoFit/>
+    </cs:bodyPr>
+  </cs:dataLabelCallout>
+  <cs:dataPoint>
+    <cs:lnRef idx="0"/>
+    <cs:fillRef idx="1">
+      <cs:styleClr val="auto"/>
+    </cs:fillRef>
+    <cs:effectRef idx="0"/>
+    <cs:fontRef idx="minor">
+      <a:schemeClr val="tx1"/>
+    </cs:fontRef>
+  </cs:dataPoint>
+  <cs:dataPoint3D>
+    <cs:lnRef idx="0"/>
+    <cs:fillRef idx="1">
+      <cs:styleClr val="auto"/>
+    </cs:fillRef>
+    <cs:effectRef idx="0"/>
+    <cs:fontRef idx="minor">
+      <a:schemeClr val="tx1"/>
+    </cs:fontRef>
+  </cs:dataPoint3D>
+  <cs:dataPointLine>
+    <cs:lnRef idx="0">
+      <cs:styleClr val="auto"/>
+    </cs:lnRef>
+    <cs:fillRef idx="1"/>
+    <cs:effectRef idx="0"/>
+    <cs:fontRef idx="minor">
+      <a:schemeClr val="tx1"/>
+    </cs:fontRef>
+    <cs:spPr>
+      <a:ln w="19050" cap="rnd">
+        <a:solidFill>
+          <a:schemeClr val="phClr"/>
+        </a:solidFill>
+        <a:round/>
+      </a:ln>
+    </cs:spPr>
+  </cs:dataPointLine>
+  <cs:dataPointMarker>
+    <cs:lnRef idx="0">
+      <cs:styleClr val="auto"/>
+    </cs:lnRef>
+    <cs:fillRef idx="1">
+      <cs:styleClr val="auto"/>
+    </cs:fillRef>
+    <cs:effectRef idx="0"/>
+    <cs:fontRef idx="minor">
+      <a:schemeClr val="tx1"/>
+    </cs:fontRef>
+    <cs:spPr>
+      <a:ln w="9525">
+        <a:solidFill>
+          <a:schemeClr val="phClr"/>
+        </a:solidFill>
+      </a:ln>
+    </cs:spPr>
+  </cs:dataPointMarker>
+  <cs:dataPointMarkerLayout symbol="circle" size="5"/>
+  <cs:dataPointWireframe>
+    <cs:lnRef idx="0">
+      <cs:styleClr val="auto"/>
+    </cs:lnRef>
+    <cs:fillRef idx="0"/>
+    <cs:effectRef idx="0"/>
+    <cs:fontRef idx="minor">
+      <a:schemeClr val="dk1"/>
+    </cs:fontRef>
+    <cs:spPr>
+      <a:ln w="9525" cap="rnd">
+        <a:solidFill>
+          <a:schemeClr val="phClr"/>
+        </a:solidFill>
+        <a:round/>
+      </a:ln>
+    </cs:spPr>
+  </cs:dataPointWireframe>
+  <cs:dataTable>
+    <cs:lnRef idx="0"/>
+    <cs:fillRef idx="0"/>
+    <cs:effectRef idx="0"/>
+    <cs:fontRef idx="minor">
+      <a:schemeClr val="tx1">
+        <a:lumMod val="65000"/>
+        <a:lumOff val="35000"/>
+      </a:schemeClr>
+    </cs:fontRef>
+    <cs:spPr>
+      <a:noFill/>
+      <a:ln w="9525" cap="flat" cmpd="sng" algn="ctr">
+        <a:solidFill>
+          <a:schemeClr val="tx1">
+            <a:lumMod val="15000"/>
+            <a:lumOff val="85000"/>
+          </a:schemeClr>
+        </a:solidFill>
+        <a:round/>
+      </a:ln>
+    </cs:spPr>
+    <cs:defRPr sz="900" kern="1200"/>
+  </cs:dataTable>
+  <cs:downBar>
+    <cs:lnRef idx="0"/>
+    <cs:fillRef idx="0"/>
+    <cs:effectRef idx="0"/>
+    <cs:fontRef idx="minor">
+      <a:schemeClr val="tx1"/>
+    </cs:fontRef>
+    <cs:spPr>
+      <a:solidFill>
+        <a:schemeClr val="dk1">
+          <a:lumMod val="75000"/>
+          <a:lumOff val="25000"/>
+        </a:schemeClr>
+      </a:solidFill>
+      <a:ln w="9525" cap="flat" cmpd="sng" algn="ctr">
+        <a:solidFill>
+          <a:schemeClr val="tx1">
+            <a:lumMod val="65000"/>
+            <a:lumOff val="35000"/>
+          </a:schemeClr>
+        </a:solidFill>
+        <a:round/>
+      </a:ln>
+    </cs:spPr>
+  </cs:downBar>
+  <cs:dropLine>
+    <cs:lnRef idx="0"/>
+    <cs:fillRef idx="0"/>
+    <cs:effectRef idx="0"/>
+    <cs:fontRef idx="minor">
+      <a:schemeClr val="tx1"/>
+    </cs:fontRef>
+    <cs:spPr>
+      <a:ln w="9525" cap="flat" cmpd="sng" algn="ctr">
+        <a:solidFill>
+          <a:schemeClr val="tx1">
+            <a:lumMod val="35000"/>
+            <a:lumOff val="65000"/>
+          </a:schemeClr>
+        </a:solidFill>
+        <a:round/>
+      </a:ln>
+    </cs:spPr>
+  </cs:dropLine>
+  <cs:errorBar>
+    <cs:lnRef idx="0"/>
+    <cs:fillRef idx="0"/>
+    <cs:effectRef idx="0"/>
+    <cs:fontRef idx="minor">
+      <a:schemeClr val="tx1"/>
+    </cs:fontRef>
+    <cs:spPr>
+      <a:ln w="9525" cap="flat" cmpd="sng" algn="ctr">
+        <a:solidFill>
+          <a:schemeClr val="tx1">
+            <a:lumMod val="65000"/>
+            <a:lumOff val="35000"/>
+          </a:schemeClr>
+        </a:solidFill>
+        <a:round/>
+      </a:ln>
+    </cs:spPr>
+  </cs:errorBar>
+  <cs:floor>
+    <cs:lnRef idx="0"/>
+    <cs:fillRef idx="0"/>
+    <cs:effectRef idx="0"/>
+    <cs:fontRef idx="minor">
+      <a:schemeClr val="tx1"/>
+    </cs:fontRef>
+    <cs:spPr>
+      <a:noFill/>
+      <a:ln>
+        <a:noFill/>
+      </a:ln>
+    </cs:spPr>
+  </cs:floor>
+  <cs:gridlineMajor>
+    <cs:lnRef idx="0"/>
+    <cs:fillRef idx="0"/>
+    <cs:effectRef idx="0"/>
+    <cs:fontRef idx="minor">
+      <a:schemeClr val="tx1"/>
+    </cs:fontRef>
+    <cs:spPr>
+      <a:ln w="9525" cap="flat" cmpd="sng" algn="ctr">
+        <a:solidFill>
+          <a:schemeClr val="tx1">
+            <a:lumMod val="15000"/>
+            <a:lumOff val="85000"/>
+          </a:schemeClr>
+        </a:solidFill>
+        <a:round/>
+      </a:ln>
+    </cs:spPr>
+  </cs:gridlineMajor>
+  <cs:gridlineMinor>
+    <cs:lnRef idx="0"/>
+    <cs:fillRef idx="0"/>
+    <cs:effectRef idx="0"/>
+    <cs:fontRef idx="minor">
+      <a:schemeClr val="tx1"/>
+    </cs:fontRef>
+    <cs:spPr>
+      <a:ln w="9525" cap="flat" cmpd="sng" algn="ctr">
+        <a:solidFill>
+          <a:schemeClr val="tx1">
+            <a:lumMod val="5000"/>
+            <a:lumOff val="95000"/>
+          </a:schemeClr>
+        </a:solidFill>
+        <a:round/>
+      </a:ln>
+    </cs:spPr>
+  </cs:gridlineMinor>
+  <cs:hiLoLine>
+    <cs:lnRef idx="0"/>
+    <cs:fillRef idx="0"/>
+    <cs:effectRef idx="0"/>
+    <cs:fontRef idx="minor">
+      <a:schemeClr val="tx1"/>
+    </cs:fontRef>
+    <cs:spPr>
+      <a:ln w="9525" cap="flat" cmpd="sng" algn="ctr">
+        <a:solidFill>
+          <a:schemeClr val="tx1">
+            <a:lumMod val="50000"/>
+            <a:lumOff val="50000"/>
+          </a:schemeClr>
+        </a:solidFill>
+        <a:round/>
+      </a:ln>
+    </cs:spPr>
+  </cs:hiLoLine>
+  <cs:leaderLine>
+    <cs:lnRef idx="0"/>
+    <cs:fillRef idx="0"/>
+    <cs:effectRef idx="0"/>
+    <cs:fontRef idx="minor">
+      <a:schemeClr val="tx1"/>
+    </cs:fontRef>
+    <cs:spPr>
+      <a:ln w="9525" cap="flat" cmpd="sng" algn="ctr">
+        <a:solidFill>
+          <a:schemeClr val="tx1">
+            <a:lumMod val="35000"/>
+            <a:lumOff val="65000"/>
+          </a:schemeClr>
+        </a:solidFill>
+        <a:round/>
+      </a:ln>
+    </cs:spPr>
+  </cs:leaderLine>
+  <cs:legend>
+    <cs:lnRef idx="0"/>
+    <cs:fillRef idx="0"/>
+    <cs:effectRef idx="0"/>
+    <cs:fontRef idx="minor">
+      <a:schemeClr val="tx1">
+        <a:lumMod val="65000"/>
+        <a:lumOff val="35000"/>
+      </a:schemeClr>
+    </cs:fontRef>
+    <cs:defRPr sz="900" kern="1200"/>
+  </cs:legend>
+  <cs:plotArea mods="allowNoFillOverride allowNoLineOverride">
+    <cs:lnRef idx="0"/>
+    <cs:fillRef idx="0"/>
+    <cs:effectRef idx="0"/>
+    <cs:fontRef idx="minor">
+      <a:schemeClr val="tx1"/>
+    </cs:fontRef>
+  </cs:plotArea>
+  <cs:plotArea3D mods="allowNoFillOverride allowNoLineOverride">
+    <cs:lnRef idx="0"/>
+    <cs:fillRef idx="0"/>
+    <cs:effectRef idx="0"/>
+    <cs:fontRef idx="minor">
+      <a:schemeClr val="tx1"/>
+    </cs:fontRef>
+  </cs:plotArea3D>
+  <cs:seriesAxis>
+    <cs:lnRef idx="0"/>
+    <cs:fillRef idx="0"/>
+    <cs:effectRef idx="0"/>
+    <cs:fontRef idx="minor">
+      <a:schemeClr val="tx1">
+        <a:lumMod val="65000"/>
+        <a:lumOff val="35000"/>
+      </a:schemeClr>
+    </cs:fontRef>
+    <cs:defRPr sz="900" kern="1200"/>
+  </cs:seriesAxis>
+  <cs:seriesLine>
+    <cs:lnRef idx="0"/>
+    <cs:fillRef idx="0"/>
+    <cs:effectRef idx="0"/>
+    <cs:fontRef idx="minor">
+      <a:schemeClr val="tx1"/>
+    </cs:fontRef>
+    <cs:spPr>
+      <a:ln w="9525" cap="flat" cmpd="sng" algn="ctr">
+        <a:solidFill>
+          <a:schemeClr val="tx1">
+            <a:lumMod val="35000"/>
+            <a:lumOff val="65000"/>
+          </a:schemeClr>
+        </a:solidFill>
+        <a:round/>
+      </a:ln>
+    </cs:spPr>
+  </cs:seriesLine>
+  <cs:title>
+    <cs:lnRef idx="0"/>
+    <cs:fillRef idx="0"/>
+    <cs:effectRef idx="0"/>
+    <cs:fontRef idx="minor">
+      <a:schemeClr val="tx1">
+        <a:lumMod val="65000"/>
+        <a:lumOff val="35000"/>
+      </a:schemeClr>
+    </cs:fontRef>
+    <cs:defRPr sz="1400" b="0" kern="1200" spc="0" baseline="0"/>
+  </cs:title>
+  <cs:trendline>
+    <cs:lnRef idx="0">
+      <cs:styleClr val="auto"/>
+    </cs:lnRef>
+    <cs:fillRef idx="0"/>
+    <cs:effectRef idx="0"/>
+    <cs:fontRef idx="minor">
+      <a:schemeClr val="tx1"/>
+    </cs:fontRef>
+    <cs:spPr>
+      <a:ln w="19050" cap="rnd">
+        <a:solidFill>
+          <a:schemeClr val="phClr"/>
+        </a:solidFill>
+        <a:prstDash val="sysDot"/>
+      </a:ln>
+    </cs:spPr>
+  </cs:trendline>
+  <cs:trendlineLabel>
+    <cs:lnRef idx="0"/>
+    <cs:fillRef idx="0"/>
+    <cs:effectRef idx="0"/>
+    <cs:fontRef idx="minor">
+      <a:schemeClr val="tx1">
+        <a:lumMod val="65000"/>
+        <a:lumOff val="35000"/>
+      </a:schemeClr>
+    </cs:fontRef>
+    <cs:defRPr sz="900" kern="1200"/>
+  </cs:trendlineLabel>
+  <cs:upBar>
+    <cs:lnRef idx="0"/>
+    <cs:fillRef idx="0"/>
+    <cs:effectRef idx="0"/>
+    <cs:fontRef idx="minor">
+      <a:schemeClr val="tx1"/>
+    </cs:fontRef>
+    <cs:spPr>
+      <a:solidFill>
+        <a:schemeClr val="lt1"/>
+      </a:solidFill>
+      <a:ln w="9525" cap="flat" cmpd="sng" algn="ctr">
+        <a:solidFill>
+          <a:schemeClr val="tx1">
+            <a:lumMod val="65000"/>
+            <a:lumOff val="35000"/>
+          </a:schemeClr>
+        </a:solidFill>
+        <a:round/>
+      </a:ln>
+    </cs:spPr>
+  </cs:upBar>
+  <cs:valueAxis>
+    <cs:lnRef idx="0"/>
+    <cs:fillRef idx="0"/>
+    <cs:effectRef idx="0"/>
+    <cs:fontRef idx="minor">
+      <a:schemeClr val="tx1">
+        <a:lumMod val="65000"/>
+        <a:lumOff val="35000"/>
+      </a:schemeClr>
+    </cs:fontRef>
+    <cs:spPr>
+      <a:ln w="9525" cap="flat" cmpd="sng" algn="ctr">
+        <a:solidFill>
+          <a:schemeClr val="tx1">
+            <a:lumMod val="25000"/>
+            <a:lumOff val="75000"/>
+          </a:schemeClr>
+        </a:solidFill>
+        <a:round/>
+      </a:ln>
+    </cs:spPr>
+    <cs:defRPr sz="900" kern="1200"/>
+  </cs:valueAxis>
+  <cs:wall>
+    <cs:lnRef idx="0"/>
+    <cs:fillRef idx="0"/>
+    <cs:effectRef idx="0"/>
+    <cs:fontRef idx="minor">
+      <a:schemeClr val="tx1"/>
+    </cs:fontRef>
+    <cs:spPr>
+      <a:noFill/>
+      <a:ln>
+        <a:noFill/>
+      </a:ln>
+    </cs:spPr>
+  </cs:wall>
+</cs:chartStyle>
+</file>
+
+<file path=word/charts/style4.xml><?xml version="1.0" encoding="utf-8"?>
+<cs:chartStyle xmlns:cs="http://schemas.microsoft.com/office/drawing/2012/chartStyle" xmlns:a="http://schemas.openxmlformats.org/drawingml/2006/main" id="240">
+  <cs:axisTitle>
+    <cs:lnRef idx="0"/>
+    <cs:fillRef idx="0"/>
+    <cs:effectRef idx="0"/>
+    <cs:fontRef idx="minor">
+      <a:schemeClr val="tx1">
+        <a:lumMod val="65000"/>
+        <a:lumOff val="35000"/>
+      </a:schemeClr>
+    </cs:fontRef>
+    <cs:defRPr sz="1000" kern="1200"/>
+  </cs:axisTitle>
+  <cs:categoryAxis>
+    <cs:lnRef idx="0"/>
+    <cs:fillRef idx="0"/>
+    <cs:effectRef idx="0"/>
+    <cs:fontRef idx="minor">
+      <a:schemeClr val="tx1">
+        <a:lumMod val="65000"/>
+        <a:lumOff val="35000"/>
+      </a:schemeClr>
+    </cs:fontRef>
+    <cs:spPr>
+      <a:ln w="9525" cap="flat" cmpd="sng" algn="ctr">
+        <a:solidFill>
+          <a:schemeClr val="tx1">
+            <a:lumMod val="25000"/>
+            <a:lumOff val="75000"/>
+          </a:schemeClr>
+        </a:solidFill>
+        <a:round/>
+      </a:ln>
+    </cs:spPr>
+    <cs:defRPr sz="900" kern="1200"/>
+  </cs:categoryAxis>
+  <cs:chartArea mods="allowNoFillOverride allowNoLineOverride">
+    <cs:lnRef idx="0"/>
+    <cs:fillRef idx="0"/>
+    <cs:effectRef idx="0"/>
+    <cs:fontRef idx="minor">
+      <a:schemeClr val="tx1"/>
+    </cs:fontRef>
+    <cs:spPr>
+      <a:solidFill>
+        <a:schemeClr val="bg1"/>
+      </a:solidFill>
+      <a:ln w="9525" cap="flat" cmpd="sng" algn="ctr">
+        <a:solidFill>
+          <a:schemeClr val="tx1">
+            <a:lumMod val="15000"/>
+            <a:lumOff val="85000"/>
+          </a:schemeClr>
+        </a:solidFill>
+        <a:round/>
+      </a:ln>
+    </cs:spPr>
+    <cs:defRPr sz="1000" kern="1200"/>
+  </cs:chartArea>
+  <cs:dataLabel>
+    <cs:lnRef idx="0"/>
+    <cs:fillRef idx="0"/>
+    <cs:effectRef idx="0"/>
+    <cs:fontRef idx="minor">
+      <a:schemeClr val="tx1">
+        <a:lumMod val="75000"/>
+        <a:lumOff val="25000"/>
+      </a:schemeClr>
+    </cs:fontRef>
+    <cs:defRPr sz="900" kern="1200"/>
+  </cs:dataLabel>
+  <cs:dataLabelCallout>
+    <cs:lnRef idx="0"/>
+    <cs:fillRef idx="0"/>
+    <cs:effectRef idx="0"/>
+    <cs:fontRef idx="minor">
+      <a:schemeClr val="dk1">
+        <a:lumMod val="65000"/>
+        <a:lumOff val="35000"/>
+      </a:schemeClr>
+    </cs:fontRef>
+    <cs:spPr>
+      <a:solidFill>
+        <a:schemeClr val="lt1"/>
+      </a:solidFill>
+      <a:ln>
+        <a:solidFill>
+          <a:schemeClr val="dk1">
+            <a:lumMod val="25000"/>
+            <a:lumOff val="75000"/>
+          </a:schemeClr>
+        </a:solidFill>
+      </a:ln>
+    </cs:spPr>
+    <cs:defRPr sz="900" kern="1200"/>
+    <cs:bodyPr rot="0" spcFirstLastPara="1" vertOverflow="clip" horzOverflow="clip" vert="horz" wrap="square" lIns="36576" tIns="18288" rIns="36576" bIns="18288" anchor="ctr" anchorCtr="1">
+      <a:spAutoFit/>
+    </cs:bodyPr>
+  </cs:dataLabelCallout>
+  <cs:dataPoint>
+    <cs:lnRef idx="0"/>
+    <cs:fillRef idx="1">
+      <cs:styleClr val="auto"/>
+    </cs:fillRef>
+    <cs:effectRef idx="0"/>
+    <cs:fontRef idx="minor">
+      <a:schemeClr val="tx1"/>
+    </cs:fontRef>
+  </cs:dataPoint>
+  <cs:dataPoint3D>
+    <cs:lnRef idx="0"/>
+    <cs:fillRef idx="1">
+      <cs:styleClr val="auto"/>
+    </cs:fillRef>
+    <cs:effectRef idx="0"/>
+    <cs:fontRef idx="minor">
+      <a:schemeClr val="tx1"/>
+    </cs:fontRef>
+  </cs:dataPoint3D>
+  <cs:dataPointLine>
+    <cs:lnRef idx="0">
+      <cs:styleClr val="auto"/>
+    </cs:lnRef>
+    <cs:fillRef idx="1"/>
+    <cs:effectRef idx="0"/>
+    <cs:fontRef idx="minor">
+      <a:schemeClr val="tx1"/>
+    </cs:fontRef>
+    <cs:spPr>
+      <a:ln w="19050" cap="rnd">
+        <a:solidFill>
+          <a:schemeClr val="phClr"/>
+        </a:solidFill>
+        <a:round/>
+      </a:ln>
+    </cs:spPr>
+  </cs:dataPointLine>
+  <cs:dataPointMarker>
+    <cs:lnRef idx="0">
+      <cs:styleClr val="auto"/>
+    </cs:lnRef>
+    <cs:fillRef idx="1">
+      <cs:styleClr val="auto"/>
+    </cs:fillRef>
+    <cs:effectRef idx="0"/>
+    <cs:fontRef idx="minor">
+      <a:schemeClr val="tx1"/>
+    </cs:fontRef>
+    <cs:spPr>
+      <a:ln w="9525">
+        <a:solidFill>
+          <a:schemeClr val="phClr"/>
+        </a:solidFill>
+      </a:ln>
+    </cs:spPr>
+  </cs:dataPointMarker>
+  <cs:dataPointMarkerLayout symbol="circle" size="5"/>
+  <cs:dataPointWireframe>
+    <cs:lnRef idx="0">
+      <cs:styleClr val="auto"/>
+    </cs:lnRef>
+    <cs:fillRef idx="0"/>
+    <cs:effectRef idx="0"/>
+    <cs:fontRef idx="minor">
+      <a:schemeClr val="dk1"/>
+    </cs:fontRef>
+    <cs:spPr>
+      <a:ln w="9525" cap="rnd">
+        <a:solidFill>
+          <a:schemeClr val="phClr"/>
+        </a:solidFill>
+        <a:round/>
+      </a:ln>
+    </cs:spPr>
+  </cs:dataPointWireframe>
+  <cs:dataTable>
+    <cs:lnRef idx="0"/>
+    <cs:fillRef idx="0"/>
+    <cs:effectRef idx="0"/>
+    <cs:fontRef idx="minor">
+      <a:schemeClr val="tx1">
+        <a:lumMod val="65000"/>
+        <a:lumOff val="35000"/>
+      </a:schemeClr>
+    </cs:fontRef>
+    <cs:spPr>
+      <a:noFill/>
+      <a:ln w="9525" cap="flat" cmpd="sng" algn="ctr">
+        <a:solidFill>
+          <a:schemeClr val="tx1">
+            <a:lumMod val="15000"/>
+            <a:lumOff val="85000"/>
+          </a:schemeClr>
+        </a:solidFill>
+        <a:round/>
+      </a:ln>
+    </cs:spPr>
+    <cs:defRPr sz="900" kern="1200"/>
+  </cs:dataTable>
+  <cs:downBar>
+    <cs:lnRef idx="0"/>
+    <cs:fillRef idx="0"/>
+    <cs:effectRef idx="0"/>
+    <cs:fontRef idx="minor">
+      <a:schemeClr val="tx1"/>
+    </cs:fontRef>
+    <cs:spPr>
+      <a:solidFill>
+        <a:schemeClr val="dk1">
+          <a:lumMod val="75000"/>
+          <a:lumOff val="25000"/>
+        </a:schemeClr>
+      </a:solidFill>
+      <a:ln w="9525" cap="flat" cmpd="sng" algn="ctr">
+        <a:solidFill>
+          <a:schemeClr val="tx1">
+            <a:lumMod val="65000"/>
+            <a:lumOff val="35000"/>
+          </a:schemeClr>
+        </a:solidFill>
+        <a:round/>
+      </a:ln>
+    </cs:spPr>
+  </cs:downBar>
+  <cs:dropLine>
+    <cs:lnRef idx="0"/>
+    <cs:fillRef idx="0"/>
+    <cs:effectRef idx="0"/>
+    <cs:fontRef idx="minor">
+      <a:schemeClr val="tx1"/>
+    </cs:fontRef>
+    <cs:spPr>
+      <a:ln w="9525" cap="flat" cmpd="sng" algn="ctr">
+        <a:solidFill>
+          <a:schemeClr val="tx1">
+            <a:lumMod val="35000"/>
+            <a:lumOff val="65000"/>
+          </a:schemeClr>
+        </a:solidFill>
+        <a:round/>
+      </a:ln>
+    </cs:spPr>
+  </cs:dropLine>
+  <cs:errorBar>
+    <cs:lnRef idx="0"/>
+    <cs:fillRef idx="0"/>
+    <cs:effectRef idx="0"/>
+    <cs:fontRef idx="minor">
+      <a:schemeClr val="tx1"/>
+    </cs:fontRef>
+    <cs:spPr>
+      <a:ln w="9525" cap="flat" cmpd="sng" algn="ctr">
+        <a:solidFill>
+          <a:schemeClr val="tx1">
+            <a:lumMod val="65000"/>
+            <a:lumOff val="35000"/>
+          </a:schemeClr>
+        </a:solidFill>
+        <a:round/>
+      </a:ln>
+    </cs:spPr>
+  </cs:errorBar>
+  <cs:floor>
+    <cs:lnRef idx="0"/>
+    <cs:fillRef idx="0"/>
+    <cs:effectRef idx="0"/>
+    <cs:fontRef idx="minor">
+      <a:schemeClr val="tx1"/>
+    </cs:fontRef>
+    <cs:spPr>
+      <a:noFill/>
+      <a:ln>
+        <a:noFill/>
+      </a:ln>
+    </cs:spPr>
+  </cs:floor>
+  <cs:gridlineMajor>
+    <cs:lnRef idx="0"/>
+    <cs:fillRef idx="0"/>
+    <cs:effectRef idx="0"/>
+    <cs:fontRef idx="minor">
+      <a:schemeClr val="tx1"/>
+    </cs:fontRef>
+    <cs:spPr>
+      <a:ln w="9525" cap="flat" cmpd="sng" algn="ctr">
+        <a:solidFill>
+          <a:schemeClr val="tx1">
+            <a:lumMod val="15000"/>
+            <a:lumOff val="85000"/>
+          </a:schemeClr>
+        </a:solidFill>
+        <a:round/>
+      </a:ln>
+    </cs:spPr>
+  </cs:gridlineMajor>
+  <cs:gridlineMinor>
+    <cs:lnRef idx="0"/>
+    <cs:fillRef idx="0"/>
+    <cs:effectRef idx="0"/>
+    <cs:fontRef idx="minor">
+      <a:schemeClr val="tx1"/>
+    </cs:fontRef>
+    <cs:spPr>
+      <a:ln w="9525" cap="flat" cmpd="sng" algn="ctr">
+        <a:solidFill>
+          <a:schemeClr val="tx1">
+            <a:lumMod val="5000"/>
+            <a:lumOff val="95000"/>
+          </a:schemeClr>
+        </a:solidFill>
+        <a:round/>
+      </a:ln>
+    </cs:spPr>
+  </cs:gridlineMinor>
+  <cs:hiLoLine>
+    <cs:lnRef idx="0"/>
+    <cs:fillRef idx="0"/>
+    <cs:effectRef idx="0"/>
+    <cs:fontRef idx="minor">
+      <a:schemeClr val="tx1"/>
+    </cs:fontRef>
+    <cs:spPr>
+      <a:ln w="9525" cap="flat" cmpd="sng" algn="ctr">
+        <a:solidFill>
+          <a:schemeClr val="tx1">
+            <a:lumMod val="50000"/>
+            <a:lumOff val="50000"/>
+          </a:schemeClr>
+        </a:solidFill>
+        <a:round/>
+      </a:ln>
+    </cs:spPr>
+  </cs:hiLoLine>
+  <cs:leaderLine>
+    <cs:lnRef idx="0"/>
+    <cs:fillRef idx="0"/>
+    <cs:effectRef idx="0"/>
+    <cs:fontRef idx="minor">
+      <a:schemeClr val="tx1"/>
+    </cs:fontRef>
+    <cs:spPr>
+      <a:ln w="9525" cap="flat" cmpd="sng" algn="ctr">
+        <a:solidFill>
+          <a:schemeClr val="tx1">
+            <a:lumMod val="35000"/>
+            <a:lumOff val="65000"/>
+          </a:schemeClr>
+        </a:solidFill>
+        <a:round/>
+      </a:ln>
+    </cs:spPr>
+  </cs:leaderLine>
+  <cs:legend>
+    <cs:lnRef idx="0"/>
+    <cs:fillRef idx="0"/>
+    <cs:effectRef idx="0"/>
+    <cs:fontRef idx="minor">
+      <a:schemeClr val="tx1">
+        <a:lumMod val="65000"/>
+        <a:lumOff val="35000"/>
+      </a:schemeClr>
+    </cs:fontRef>
+    <cs:defRPr sz="900" kern="1200"/>
+  </cs:legend>
+  <cs:plotArea mods="allowNoFillOverride allowNoLineOverride">
+    <cs:lnRef idx="0"/>
+    <cs:fillRef idx="0"/>
+    <cs:effectRef idx="0"/>
+    <cs:fontRef idx="minor">
+      <a:schemeClr val="tx1"/>
+    </cs:fontRef>
+  </cs:plotArea>
+  <cs:plotArea3D mods="allowNoFillOverride allowNoLineOverride">
+    <cs:lnRef idx="0"/>
+    <cs:fillRef idx="0"/>
+    <cs:effectRef idx="0"/>
+    <cs:fontRef idx="minor">
+      <a:schemeClr val="tx1"/>
+    </cs:fontRef>
+  </cs:plotArea3D>
+  <cs:seriesAxis>
+    <cs:lnRef idx="0"/>
+    <cs:fillRef idx="0"/>
+    <cs:effectRef idx="0"/>
+    <cs:fontRef idx="minor">
+      <a:schemeClr val="tx1">
+        <a:lumMod val="65000"/>
+        <a:lumOff val="35000"/>
+      </a:schemeClr>
+    </cs:fontRef>
+    <cs:defRPr sz="900" kern="1200"/>
+  </cs:seriesAxis>
+  <cs:seriesLine>
+    <cs:lnRef idx="0"/>
+    <cs:fillRef idx="0"/>
+    <cs:effectRef idx="0"/>
+    <cs:fontRef idx="minor">
+      <a:schemeClr val="tx1"/>
+    </cs:fontRef>
+    <cs:spPr>
+      <a:ln w="9525" cap="flat" cmpd="sng" algn="ctr">
+        <a:solidFill>
+          <a:schemeClr val="tx1">
+            <a:lumMod val="35000"/>
+            <a:lumOff val="65000"/>
+          </a:schemeClr>
+        </a:solidFill>
+        <a:round/>
+      </a:ln>
+    </cs:spPr>
+  </cs:seriesLine>
+  <cs:title>
+    <cs:lnRef idx="0"/>
+    <cs:fillRef idx="0"/>
+    <cs:effectRef idx="0"/>
+    <cs:fontRef idx="minor">
+      <a:schemeClr val="tx1">
+        <a:lumMod val="65000"/>
+        <a:lumOff val="35000"/>
+      </a:schemeClr>
+    </cs:fontRef>
+    <cs:defRPr sz="1400" b="0" kern="1200" spc="0" baseline="0"/>
+  </cs:title>
+  <cs:trendline>
+    <cs:lnRef idx="0">
+      <cs:styleClr val="auto"/>
+    </cs:lnRef>
+    <cs:fillRef idx="0"/>
+    <cs:effectRef idx="0"/>
+    <cs:fontRef idx="minor">
+      <a:schemeClr val="tx1"/>
+    </cs:fontRef>
+    <cs:spPr>
+      <a:ln w="19050" cap="rnd">
+        <a:solidFill>
+          <a:schemeClr val="phClr"/>
+        </a:solidFill>
+        <a:prstDash val="sysDot"/>
+      </a:ln>
+    </cs:spPr>
+  </cs:trendline>
+  <cs:trendlineLabel>
+    <cs:lnRef idx="0"/>
+    <cs:fillRef idx="0"/>
+    <cs:effectRef idx="0"/>
+    <cs:fontRef idx="minor">
+      <a:schemeClr val="tx1">
+        <a:lumMod val="65000"/>
+        <a:lumOff val="35000"/>
+      </a:schemeClr>
+    </cs:fontRef>
+    <cs:defRPr sz="900" kern="1200"/>
+  </cs:trendlineLabel>
+  <cs:upBar>
+    <cs:lnRef idx="0"/>
+    <cs:fillRef idx="0"/>
+    <cs:effectRef idx="0"/>
+    <cs:fontRef idx="minor">
+      <a:schemeClr val="tx1"/>
+    </cs:fontRef>
+    <cs:spPr>
+      <a:solidFill>
+        <a:schemeClr val="lt1"/>
+      </a:solidFill>
+      <a:ln w="9525" cap="flat" cmpd="sng" algn="ctr">
+        <a:solidFill>
+          <a:schemeClr val="tx1">
+            <a:lumMod val="65000"/>
+            <a:lumOff val="35000"/>
+          </a:schemeClr>
+        </a:solidFill>
+        <a:round/>
+      </a:ln>
+    </cs:spPr>
+  </cs:upBar>
+  <cs:valueAxis>
+    <cs:lnRef idx="0"/>
+    <cs:fillRef idx="0"/>
+    <cs:effectRef idx="0"/>
+    <cs:fontRef idx="minor">
+      <a:schemeClr val="tx1">
+        <a:lumMod val="65000"/>
+        <a:lumOff val="35000"/>
+      </a:schemeClr>
+    </cs:fontRef>
+    <cs:spPr>
+      <a:ln w="9525" cap="flat" cmpd="sng" algn="ctr">
+        <a:solidFill>
+          <a:schemeClr val="tx1">
+            <a:lumMod val="25000"/>
+            <a:lumOff val="75000"/>
+          </a:schemeClr>
+        </a:solidFill>
+        <a:round/>
+      </a:ln>
+    </cs:spPr>
+    <cs:defRPr sz="900" kern="1200"/>
+  </cs:valueAxis>
+  <cs:wall>
+    <cs:lnRef idx="0"/>
+    <cs:fillRef idx="0"/>
+    <cs:effectRef idx="0"/>
+    <cs:fontRef idx="minor">
+      <a:schemeClr val="tx1"/>
+    </cs:fontRef>
+    <cs:spPr>
+      <a:noFill/>
+      <a:ln>
+        <a:noFill/>
+      </a:ln>
+    </cs:spPr>
+  </cs:wall>
+</cs:chartStyle>
+</file>
+
+<file path=word/charts/style5.xml><?xml version="1.0" encoding="utf-8"?>
+<cs:chartStyle xmlns:cs="http://schemas.microsoft.com/office/drawing/2012/chartStyle" xmlns:a="http://schemas.openxmlformats.org/drawingml/2006/main" id="240">
+  <cs:axisTitle>
+    <cs:lnRef idx="0"/>
+    <cs:fillRef idx="0"/>
+    <cs:effectRef idx="0"/>
+    <cs:fontRef idx="minor">
+      <a:schemeClr val="tx1">
+        <a:lumMod val="65000"/>
+        <a:lumOff val="35000"/>
+      </a:schemeClr>
+    </cs:fontRef>
+    <cs:defRPr sz="1000" kern="1200"/>
+  </cs:axisTitle>
+  <cs:categoryAxis>
+    <cs:lnRef idx="0"/>
+    <cs:fillRef idx="0"/>
+    <cs:effectRef idx="0"/>
+    <cs:fontRef idx="minor">
+      <a:schemeClr val="tx1">
+        <a:lumMod val="65000"/>
+        <a:lumOff val="35000"/>
+      </a:schemeClr>
+    </cs:fontRef>
+    <cs:spPr>
+      <a:ln w="9525" cap="flat" cmpd="sng" algn="ctr">
+        <a:solidFill>
+          <a:schemeClr val="tx1">
+            <a:lumMod val="25000"/>
+            <a:lumOff val="75000"/>
+          </a:schemeClr>
+        </a:solidFill>
+        <a:round/>
+      </a:ln>
+    </cs:spPr>
+    <cs:defRPr sz="900" kern="1200"/>
+  </cs:categoryAxis>
+  <cs:chartArea mods="allowNoFillOverride allowNoLineOverride">
+    <cs:lnRef idx="0"/>
+    <cs:fillRef idx="0"/>
+    <cs:effectRef idx="0"/>
+    <cs:fontRef idx="minor">
+      <a:schemeClr val="tx1"/>
+    </cs:fontRef>
+    <cs:spPr>
+      <a:solidFill>
+        <a:schemeClr val="bg1"/>
+      </a:solidFill>
+      <a:ln w="9525" cap="flat" cmpd="sng" algn="ctr">
+        <a:solidFill>
+          <a:schemeClr val="tx1">
+            <a:lumMod val="15000"/>
+            <a:lumOff val="85000"/>
+          </a:schemeClr>
+        </a:solidFill>
+        <a:round/>
+      </a:ln>
+    </cs:spPr>
+    <cs:defRPr sz="1000" kern="1200"/>
+  </cs:chartArea>
+  <cs:dataLabel>
+    <cs:lnRef idx="0"/>
+    <cs:fillRef idx="0"/>
+    <cs:effectRef idx="0"/>
+    <cs:fontRef idx="minor">
+      <a:schemeClr val="tx1">
+        <a:lumMod val="75000"/>
+        <a:lumOff val="25000"/>
+      </a:schemeClr>
+    </cs:fontRef>
+    <cs:defRPr sz="900" kern="1200"/>
+  </cs:dataLabel>
+  <cs:dataLabelCallout>
+    <cs:lnRef idx="0"/>
+    <cs:fillRef idx="0"/>
+    <cs:effectRef idx="0"/>
+    <cs:fontRef idx="minor">
+      <a:schemeClr val="dk1">
+        <a:lumMod val="65000"/>
+        <a:lumOff val="35000"/>
+      </a:schemeClr>
+    </cs:fontRef>
+    <cs:spPr>
+      <a:solidFill>
+        <a:schemeClr val="lt1"/>
+      </a:solidFill>
+      <a:ln>
+        <a:solidFill>
+          <a:schemeClr val="dk1">
+            <a:lumMod val="25000"/>
+            <a:lumOff val="75000"/>
+          </a:schemeClr>
+        </a:solidFill>
+      </a:ln>
+    </cs:spPr>
+    <cs:defRPr sz="900" kern="1200"/>
+    <cs:bodyPr rot="0" spcFirstLastPara="1" vertOverflow="clip" horzOverflow="clip" vert="horz" wrap="square" lIns="36576" tIns="18288" rIns="36576" bIns="18288" anchor="ctr" anchorCtr="1">
+      <a:spAutoFit/>
+    </cs:bodyPr>
+  </cs:dataLabelCallout>
+  <cs:dataPoint>
+    <cs:lnRef idx="0"/>
+    <cs:fillRef idx="1">
+      <cs:styleClr val="auto"/>
+    </cs:fillRef>
+    <cs:effectRef idx="0"/>
+    <cs:fontRef idx="minor">
+      <a:schemeClr val="tx1"/>
+    </cs:fontRef>
+  </cs:dataPoint>
+  <cs:dataPoint3D>
+    <cs:lnRef idx="0"/>
+    <cs:fillRef idx="1">
+      <cs:styleClr val="auto"/>
+    </cs:fillRef>
+    <cs:effectRef idx="0"/>
+    <cs:fontRef idx="minor">
+      <a:schemeClr val="tx1"/>
+    </cs:fontRef>
+  </cs:dataPoint3D>
+  <cs:dataPointLine>
+    <cs:lnRef idx="0">
+      <cs:styleClr val="auto"/>
+    </cs:lnRef>
+    <cs:fillRef idx="1"/>
+    <cs:effectRef idx="0"/>
+    <cs:fontRef idx="minor">
+      <a:schemeClr val="tx1"/>
+    </cs:fontRef>
+    <cs:spPr>
+      <a:ln w="19050" cap="rnd">
+        <a:solidFill>
+          <a:schemeClr val="phClr"/>
+        </a:solidFill>
+        <a:round/>
+      </a:ln>
+    </cs:spPr>
+  </cs:dataPointLine>
+  <cs:dataPointMarker>
+    <cs:lnRef idx="0">
+      <cs:styleClr val="auto"/>
+    </cs:lnRef>
+    <cs:fillRef idx="1">
+      <cs:styleClr val="auto"/>
+    </cs:fillRef>
+    <cs:effectRef idx="0"/>
+    <cs:fontRef idx="minor">
+      <a:schemeClr val="tx1"/>
+    </cs:fontRef>
+    <cs:spPr>
+      <a:ln w="9525">
+        <a:solidFill>
+          <a:schemeClr val="phClr"/>
+        </a:solidFill>
+      </a:ln>
+    </cs:spPr>
+  </cs:dataPointMarker>
+  <cs:dataPointMarkerLayout symbol="circle" size="5"/>
+  <cs:dataPointWireframe>
+    <cs:lnRef idx="0">
+      <cs:styleClr val="auto"/>
+    </cs:lnRef>
+    <cs:fillRef idx="0"/>
+    <cs:effectRef idx="0"/>
+    <cs:fontRef idx="minor">
+      <a:schemeClr val="dk1"/>
+    </cs:fontRef>
+    <cs:spPr>
+      <a:ln w="9525" cap="rnd">
+        <a:solidFill>
+          <a:schemeClr val="phClr"/>
+        </a:solidFill>
+        <a:round/>
+      </a:ln>
+    </cs:spPr>
+  </cs:dataPointWireframe>
+  <cs:dataTable>
+    <cs:lnRef idx="0"/>
+    <cs:fillRef idx="0"/>
+    <cs:effectRef idx="0"/>
+    <cs:fontRef idx="minor">
+      <a:schemeClr val="tx1">
+        <a:lumMod val="65000"/>
+        <a:lumOff val="35000"/>
+      </a:schemeClr>
+    </cs:fontRef>
+    <cs:spPr>
+      <a:noFill/>
+      <a:ln w="9525" cap="flat" cmpd="sng" algn="ctr">
+        <a:solidFill>
+          <a:schemeClr val="tx1">
+            <a:lumMod val="15000"/>
+            <a:lumOff val="85000"/>
+          </a:schemeClr>
+        </a:solidFill>
+        <a:round/>
+      </a:ln>
+    </cs:spPr>
+    <cs:defRPr sz="900" kern="1200"/>
+  </cs:dataTable>
+  <cs:downBar>
+    <cs:lnRef idx="0"/>
+    <cs:fillRef idx="0"/>
+    <cs:effectRef idx="0"/>
+    <cs:fontRef idx="minor">
+      <a:schemeClr val="tx1"/>
+    </cs:fontRef>
+    <cs:spPr>
+      <a:solidFill>
+        <a:schemeClr val="dk1">
+          <a:lumMod val="75000"/>
+          <a:lumOff val="25000"/>
+        </a:schemeClr>
+      </a:solidFill>
+      <a:ln w="9525" cap="flat" cmpd="sng" algn="ctr">
+        <a:solidFill>
+          <a:schemeClr val="tx1">
+            <a:lumMod val="65000"/>
+            <a:lumOff val="35000"/>
+          </a:schemeClr>
+        </a:solidFill>
+        <a:round/>
+      </a:ln>
+    </cs:spPr>
+  </cs:downBar>
+  <cs:dropLine>
+    <cs:lnRef idx="0"/>
+    <cs:fillRef idx="0"/>
+    <cs:effectRef idx="0"/>
+    <cs:fontRef idx="minor">
+      <a:schemeClr val="tx1"/>
+    </cs:fontRef>
+    <cs:spPr>
+      <a:ln w="9525" cap="flat" cmpd="sng" algn="ctr">
+        <a:solidFill>
+          <a:schemeClr val="tx1">
+            <a:lumMod val="35000"/>
+            <a:lumOff val="65000"/>
+          </a:schemeClr>
+        </a:solidFill>
+        <a:round/>
+      </a:ln>
+    </cs:spPr>
+  </cs:dropLine>
+  <cs:errorBar>
+    <cs:lnRef idx="0"/>
+    <cs:fillRef idx="0"/>
+    <cs:effectRef idx="0"/>
+    <cs:fontRef idx="minor">
+      <a:schemeClr val="tx1"/>
+    </cs:fontRef>
+    <cs:spPr>
+      <a:ln w="9525" cap="flat" cmpd="sng" algn="ctr">
+        <a:solidFill>
+          <a:schemeClr val="tx1">
+            <a:lumMod val="65000"/>
+            <a:lumOff val="35000"/>
+          </a:schemeClr>
+        </a:solidFill>
+        <a:round/>
+      </a:ln>
+    </cs:spPr>
+  </cs:errorBar>
+  <cs:floor>
+    <cs:lnRef idx="0"/>
+    <cs:fillRef idx="0"/>
+    <cs:effectRef idx="0"/>
+    <cs:fontRef idx="minor">
+      <a:schemeClr val="tx1"/>
+    </cs:fontRef>
+    <cs:spPr>
+      <a:noFill/>
+      <a:ln>
+        <a:noFill/>
+      </a:ln>
+    </cs:spPr>
+  </cs:floor>
+  <cs:gridlineMajor>
+    <cs:lnRef idx="0"/>
+    <cs:fillRef idx="0"/>
+    <cs:effectRef idx="0"/>
+    <cs:fontRef idx="minor">
+      <a:schemeClr val="tx1"/>
+    </cs:fontRef>
+    <cs:spPr>
+      <a:ln w="9525" cap="flat" cmpd="sng" algn="ctr">
+        <a:solidFill>
+          <a:schemeClr val="tx1">
+            <a:lumMod val="15000"/>
+            <a:lumOff val="85000"/>
+          </a:schemeClr>
+        </a:solidFill>
+        <a:round/>
+      </a:ln>
+    </cs:spPr>
+  </cs:gridlineMajor>
+  <cs:gridlineMinor>
+    <cs:lnRef idx="0"/>
+    <cs:fillRef idx="0"/>
+    <cs:effectRef idx="0"/>
+    <cs:fontRef idx="minor">
+      <a:schemeClr val="tx1"/>
+    </cs:fontRef>
+    <cs:spPr>
+      <a:ln w="9525" cap="flat" cmpd="sng" algn="ctr">
+        <a:solidFill>
+          <a:schemeClr val="tx1">
+            <a:lumMod val="5000"/>
+            <a:lumOff val="95000"/>
+          </a:schemeClr>
+        </a:solidFill>
+        <a:round/>
+      </a:ln>
+    </cs:spPr>
+  </cs:gridlineMinor>
+  <cs:hiLoLine>
+    <cs:lnRef idx="0"/>
+    <cs:fillRef idx="0"/>
+    <cs:effectRef idx="0"/>
+    <cs:fontRef idx="minor">
+      <a:schemeClr val="tx1"/>
+    </cs:fontRef>
+    <cs:spPr>
+      <a:ln w="9525" cap="flat" cmpd="sng" algn="ctr">
+        <a:solidFill>
+          <a:schemeClr val="tx1">
+            <a:lumMod val="50000"/>
+            <a:lumOff val="50000"/>
+          </a:schemeClr>
+        </a:solidFill>
+        <a:round/>
+      </a:ln>
+    </cs:spPr>
+  </cs:hiLoLine>
+  <cs:leaderLine>
+    <cs:lnRef idx="0"/>
+    <cs:fillRef idx="0"/>
+    <cs:effectRef idx="0"/>
+    <cs:fontRef idx="minor">
+      <a:schemeClr val="tx1"/>
+    </cs:fontRef>
+    <cs:spPr>
+      <a:ln w="9525" cap="flat" cmpd="sng" algn="ctr">
+        <a:solidFill>
+          <a:schemeClr val="tx1">
+            <a:lumMod val="35000"/>
+            <a:lumOff val="65000"/>
+          </a:schemeClr>
+        </a:solidFill>
+        <a:round/>
+      </a:ln>
+    </cs:spPr>
+  </cs:leaderLine>
+  <cs:legend>
+    <cs:lnRef idx="0"/>
+    <cs:fillRef idx="0"/>
+    <cs:effectRef idx="0"/>
+    <cs:fontRef idx="minor">
+      <a:schemeClr val="tx1">
+        <a:lumMod val="65000"/>
+        <a:lumOff val="35000"/>
+      </a:schemeClr>
+    </cs:fontRef>
+    <cs:defRPr sz="900" kern="1200"/>
+  </cs:legend>
+  <cs:plotArea mods="allowNoFillOverride allowNoLineOverride">
+    <cs:lnRef idx="0"/>
+    <cs:fillRef idx="0"/>
+    <cs:effectRef idx="0"/>
+    <cs:fontRef idx="minor">
+      <a:schemeClr val="tx1"/>
+    </cs:fontRef>
+  </cs:plotArea>
+  <cs:plotArea3D mods="allowNoFillOverride allowNoLineOverride">
+    <cs:lnRef idx="0"/>
+    <cs:fillRef idx="0"/>
+    <cs:effectRef idx="0"/>
+    <cs:fontRef idx="minor">
+      <a:schemeClr val="tx1"/>
+    </cs:fontRef>
+  </cs:plotArea3D>
+  <cs:seriesAxis>
+    <cs:lnRef idx="0"/>
+    <cs:fillRef idx="0"/>
+    <cs:effectRef idx="0"/>
+    <cs:fontRef idx="minor">
+      <a:schemeClr val="tx1">
+        <a:lumMod val="65000"/>
+        <a:lumOff val="35000"/>
+      </a:schemeClr>
+    </cs:fontRef>
+    <cs:defRPr sz="900" kern="1200"/>
+  </cs:seriesAxis>
+  <cs:seriesLine>
+    <cs:lnRef idx="0"/>
+    <cs:fillRef idx="0"/>
+    <cs:effectRef idx="0"/>
+    <cs:fontRef idx="minor">
+      <a:schemeClr val="tx1"/>
+    </cs:fontRef>
+    <cs:spPr>
+      <a:ln w="9525" cap="flat" cmpd="sng" algn="ctr">
+        <a:solidFill>
+          <a:schemeClr val="tx1">
+            <a:lumMod val="35000"/>
+            <a:lumOff val="65000"/>
+          </a:schemeClr>
+        </a:solidFill>
+        <a:round/>
+      </a:ln>
+    </cs:spPr>
+  </cs:seriesLine>
+  <cs:title>
+    <cs:lnRef idx="0"/>
+    <cs:fillRef idx="0"/>
+    <cs:effectRef idx="0"/>
+    <cs:fontRef idx="minor">
+      <a:schemeClr val="tx1">
+        <a:lumMod val="65000"/>
+        <a:lumOff val="35000"/>
+      </a:schemeClr>
+    </cs:fontRef>
+    <cs:defRPr sz="1400" b="0" kern="1200" spc="0" baseline="0"/>
+  </cs:title>
+  <cs:trendline>
+    <cs:lnRef idx="0">
+      <cs:styleClr val="auto"/>
+    </cs:lnRef>
+    <cs:fillRef idx="0"/>
+    <cs:effectRef idx="0"/>
+    <cs:fontRef idx="minor">
+      <a:schemeClr val="tx1"/>
+    </cs:fontRef>
+    <cs:spPr>
+      <a:ln w="19050" cap="rnd">
+        <a:solidFill>
+          <a:schemeClr val="phClr"/>
+        </a:solidFill>
+        <a:prstDash val="sysDot"/>
+      </a:ln>
+    </cs:spPr>
+  </cs:trendline>
+  <cs:trendlineLabel>
+    <cs:lnRef idx="0"/>
+    <cs:fillRef idx="0"/>
+    <cs:effectRef idx="0"/>
+    <cs:fontRef idx="minor">
+      <a:schemeClr val="tx1">
+        <a:lumMod val="65000"/>
+        <a:lumOff val="35000"/>
+      </a:schemeClr>
+    </cs:fontRef>
+    <cs:defRPr sz="900" kern="1200"/>
+  </cs:trendlineLabel>
+  <cs:upBar>
+    <cs:lnRef idx="0"/>
+    <cs:fillRef idx="0"/>
+    <cs:effectRef idx="0"/>
+    <cs:fontRef idx="minor">
+      <a:schemeClr val="tx1"/>
+    </cs:fontRef>
+    <cs:spPr>
+      <a:solidFill>
+        <a:schemeClr val="lt1"/>
+      </a:solidFill>
+      <a:ln w="9525" cap="flat" cmpd="sng" algn="ctr">
+        <a:solidFill>
+          <a:schemeClr val="tx1">
+            <a:lumMod val="65000"/>
+            <a:lumOff val="35000"/>
+          </a:schemeClr>
+        </a:solidFill>
+        <a:round/>
+      </a:ln>
+    </cs:spPr>
+  </cs:upBar>
+  <cs:valueAxis>
+    <cs:lnRef idx="0"/>
+    <cs:fillRef idx="0"/>
+    <cs:effectRef idx="0"/>
+    <cs:fontRef idx="minor">
+      <a:schemeClr val="tx1">
+        <a:lumMod val="65000"/>
+        <a:lumOff val="35000"/>
+      </a:schemeClr>
+    </cs:fontRef>
+    <cs:spPr>
+      <a:ln w="9525" cap="flat" cmpd="sng" algn="ctr">
+        <a:solidFill>
+          <a:schemeClr val="tx1">
+            <a:lumMod val="25000"/>
+            <a:lumOff val="75000"/>
+          </a:schemeClr>
+        </a:solidFill>
+        <a:round/>
+      </a:ln>
+    </cs:spPr>
+    <cs:defRPr sz="900" kern="1200"/>
+  </cs:valueAxis>
+  <cs:wall>
+    <cs:lnRef idx="0"/>
+    <cs:fillRef idx="0"/>
+    <cs:effectRef idx="0"/>
+    <cs:fontRef idx="minor">
+      <a:schemeClr val="tx1"/>
+    </cs:fontRef>
+    <cs:spPr>
+      <a:noFill/>
+      <a:ln>
+        <a:noFill/>
+      </a:ln>
+    </cs:spPr>
+  </cs:wall>
+</cs:chartStyle>
+</file>
+
+<file path=word/charts/style6.xml><?xml version="1.0" encoding="utf-8"?>
+<cs:chartStyle xmlns:cs="http://schemas.microsoft.com/office/drawing/2012/chartStyle" xmlns:a="http://schemas.openxmlformats.org/drawingml/2006/main" id="240">
+  <cs:axisTitle>
+    <cs:lnRef idx="0"/>
+    <cs:fillRef idx="0"/>
+    <cs:effectRef idx="0"/>
+    <cs:fontRef idx="minor">
+      <a:schemeClr val="tx1">
+        <a:lumMod val="65000"/>
+        <a:lumOff val="35000"/>
+      </a:schemeClr>
+    </cs:fontRef>
+    <cs:defRPr sz="1000" kern="1200"/>
+  </cs:axisTitle>
+  <cs:categoryAxis>
+    <cs:lnRef idx="0"/>
+    <cs:fillRef idx="0"/>
+    <cs:effectRef idx="0"/>
+    <cs:fontRef idx="minor">
+      <a:schemeClr val="tx1">
+        <a:lumMod val="65000"/>
+        <a:lumOff val="35000"/>
+      </a:schemeClr>
+    </cs:fontRef>
+    <cs:spPr>
+      <a:ln w="9525" cap="flat" cmpd="sng" algn="ctr">
+        <a:solidFill>
+          <a:schemeClr val="tx1">
+            <a:lumMod val="25000"/>
+            <a:lumOff val="75000"/>
+          </a:schemeClr>
+        </a:solidFill>
+        <a:round/>
+      </a:ln>
+    </cs:spPr>
+    <cs:defRPr sz="900" kern="1200"/>
+  </cs:categoryAxis>
+  <cs:chartArea mods="allowNoFillOverride allowNoLineOverride">
+    <cs:lnRef idx="0"/>
+    <cs:fillRef idx="0"/>
+    <cs:effectRef idx="0"/>
+    <cs:fontRef idx="minor">
+      <a:schemeClr val="tx1"/>
+    </cs:fontRef>
+    <cs:spPr>
+      <a:solidFill>
+        <a:schemeClr val="bg1"/>
+      </a:solidFill>
+      <a:ln w="9525" cap="flat" cmpd="sng" algn="ctr">
+        <a:solidFill>
+          <a:schemeClr val="tx1">
+            <a:lumMod val="15000"/>
+            <a:lumOff val="85000"/>
+          </a:schemeClr>
+        </a:solidFill>
+        <a:round/>
+      </a:ln>
+    </cs:spPr>
+    <cs:defRPr sz="1000" kern="1200"/>
+  </cs:chartArea>
+  <cs:dataLabel>
+    <cs:lnRef idx="0"/>
+    <cs:fillRef idx="0"/>
+    <cs:effectRef idx="0"/>
+    <cs:fontRef idx="minor">
+      <a:schemeClr val="tx1">
+        <a:lumMod val="75000"/>
+        <a:lumOff val="25000"/>
+      </a:schemeClr>
+    </cs:fontRef>
+    <cs:defRPr sz="900" kern="1200"/>
+  </cs:dataLabel>
+  <cs:dataLabelCallout>
+    <cs:lnRef idx="0"/>
+    <cs:fillRef idx="0"/>
+    <cs:effectRef idx="0"/>
+    <cs:fontRef idx="minor">
+      <a:schemeClr val="dk1">
+        <a:lumMod val="65000"/>
+        <a:lumOff val="35000"/>
+      </a:schemeClr>
+    </cs:fontRef>
+    <cs:spPr>
+      <a:solidFill>
+        <a:schemeClr val="lt1"/>
+      </a:solidFill>
+      <a:ln>
+        <a:solidFill>
+          <a:schemeClr val="dk1">
+            <a:lumMod val="25000"/>
+            <a:lumOff val="75000"/>
+          </a:schemeClr>
+        </a:solidFill>
+      </a:ln>
+    </cs:spPr>
+    <cs:defRPr sz="900" kern="1200"/>
+    <cs:bodyPr rot="0" spcFirstLastPara="1" vertOverflow="clip" horzOverflow="clip" vert="horz" wrap="square" lIns="36576" tIns="18288" rIns="36576" bIns="18288" anchor="ctr" anchorCtr="1">
+      <a:spAutoFit/>
+    </cs:bodyPr>
+  </cs:dataLabelCallout>
+  <cs:dataPoint>
+    <cs:lnRef idx="0"/>
+    <cs:fillRef idx="1">
+      <cs:styleClr val="auto"/>
+    </cs:fillRef>
+    <cs:effectRef idx="0"/>
+    <cs:fontRef idx="minor">
+      <a:schemeClr val="tx1"/>
+    </cs:fontRef>
+  </cs:dataPoint>
+  <cs:dataPoint3D>
+    <cs:lnRef idx="0"/>
+    <cs:fillRef idx="1">
+      <cs:styleClr val="auto"/>
+    </cs:fillRef>
+    <cs:effectRef idx="0"/>
+    <cs:fontRef idx="minor">
+      <a:schemeClr val="tx1"/>
+    </cs:fontRef>
+  </cs:dataPoint3D>
+  <cs:dataPointLine>
+    <cs:lnRef idx="0">
+      <cs:styleClr val="auto"/>
+    </cs:lnRef>
+    <cs:fillRef idx="1"/>
+    <cs:effectRef idx="0"/>
+    <cs:fontRef idx="minor">
+      <a:schemeClr val="tx1"/>
+    </cs:fontRef>
+    <cs:spPr>
+      <a:ln w="19050" cap="rnd">
+        <a:solidFill>
+          <a:schemeClr val="phClr"/>
+        </a:solidFill>
+        <a:round/>
+      </a:ln>
+    </cs:spPr>
+  </cs:dataPointLine>
+  <cs:dataPointMarker>
+    <cs:lnRef idx="0">
+      <cs:styleClr val="auto"/>
+    </cs:lnRef>
+    <cs:fillRef idx="1">
+      <cs:styleClr val="auto"/>
+    </cs:fillRef>
+    <cs:effectRef idx="0"/>
+    <cs:fontRef idx="minor">
+      <a:schemeClr val="tx1"/>
+    </cs:fontRef>
+    <cs:spPr>
+      <a:ln w="9525">
+        <a:solidFill>
+          <a:schemeClr val="phClr"/>
+        </a:solidFill>
+      </a:ln>
+    </cs:spPr>
+  </cs:dataPointMarker>
+  <cs:dataPointMarkerLayout symbol="circle" size="5"/>
+  <cs:dataPointWireframe>
+    <cs:lnRef idx="0">
+      <cs:styleClr val="auto"/>
+    </cs:lnRef>
+    <cs:fillRef idx="0"/>
+    <cs:effectRef idx="0"/>
+    <cs:fontRef idx="minor">
+      <a:schemeClr val="dk1"/>
+    </cs:fontRef>
+    <cs:spPr>
+      <a:ln w="9525" cap="rnd">
+        <a:solidFill>
+          <a:schemeClr val="phClr"/>
+        </a:solidFill>
+        <a:round/>
+      </a:ln>
+    </cs:spPr>
+  </cs:dataPointWireframe>
+  <cs:dataTable>
+    <cs:lnRef idx="0"/>
+    <cs:fillRef idx="0"/>
+    <cs:effectRef idx="0"/>
+    <cs:fontRef idx="minor">
+      <a:schemeClr val="tx1">
+        <a:lumMod val="65000"/>
+        <a:lumOff val="35000"/>
+      </a:schemeClr>
+    </cs:fontRef>
+    <cs:spPr>
+      <a:noFill/>
+      <a:ln w="9525" cap="flat" cmpd="sng" algn="ctr">
+        <a:solidFill>
+          <a:schemeClr val="tx1">
+            <a:lumMod val="15000"/>
+            <a:lumOff val="85000"/>
+          </a:schemeClr>
+        </a:solidFill>
+        <a:round/>
+      </a:ln>
+    </cs:spPr>
+    <cs:defRPr sz="900" kern="1200"/>
+  </cs:dataTable>
+  <cs:downBar>
+    <cs:lnRef idx="0"/>
+    <cs:fillRef idx="0"/>
+    <cs:effectRef idx="0"/>
+    <cs:fontRef idx="minor">
+      <a:schemeClr val="tx1"/>
+    </cs:fontRef>
+    <cs:spPr>
+      <a:solidFill>
+        <a:schemeClr val="dk1">
+          <a:lumMod val="75000"/>
+          <a:lumOff val="25000"/>
+        </a:schemeClr>
+      </a:solidFill>
+      <a:ln w="9525" cap="flat" cmpd="sng" algn="ctr">
+        <a:solidFill>
+          <a:schemeClr val="tx1">
+            <a:lumMod val="65000"/>
+            <a:lumOff val="35000"/>
+          </a:schemeClr>
+        </a:solidFill>
+        <a:round/>
+      </a:ln>
+    </cs:spPr>
+  </cs:downBar>
+  <cs:dropLine>
+    <cs:lnRef idx="0"/>
+    <cs:fillRef idx="0"/>
+    <cs:effectRef idx="0"/>
+    <cs:fontRef idx="minor">
+      <a:schemeClr val="tx1"/>
+    </cs:fontRef>
+    <cs:spPr>
+      <a:ln w="9525" cap="flat" cmpd="sng" algn="ctr">
+        <a:solidFill>
+          <a:schemeClr val="tx1">
+            <a:lumMod val="35000"/>
+            <a:lumOff val="65000"/>
+          </a:schemeClr>
+        </a:solidFill>
+        <a:round/>
+      </a:ln>
+    </cs:spPr>
+  </cs:dropLine>
+  <cs:errorBar>
+    <cs:lnRef idx="0"/>
+    <cs:fillRef idx="0"/>
+    <cs:effectRef idx="0"/>
+    <cs:fontRef idx="minor">
+      <a:schemeClr val="tx1"/>
+    </cs:fontRef>
+    <cs:spPr>
+      <a:ln w="9525" cap="flat" cmpd="sng" algn="ctr">
+        <a:solidFill>
+          <a:schemeClr val="tx1">
+            <a:lumMod val="65000"/>
+            <a:lumOff val="35000"/>
+          </a:schemeClr>
+        </a:solidFill>
+        <a:round/>
+      </a:ln>
+    </cs:spPr>
+  </cs:errorBar>
+  <cs:floor>
+    <cs:lnRef idx="0"/>
+    <cs:fillRef idx="0"/>
+    <cs:effectRef idx="0"/>
+    <cs:fontRef idx="minor">
+      <a:schemeClr val="tx1"/>
+    </cs:fontRef>
+    <cs:spPr>
+      <a:noFill/>
+      <a:ln>
+        <a:noFill/>
+      </a:ln>
+    </cs:spPr>
+  </cs:floor>
+  <cs:gridlineMajor>
+    <cs:lnRef idx="0"/>
+    <cs:fillRef idx="0"/>
+    <cs:effectRef idx="0"/>
+    <cs:fontRef idx="minor">
+      <a:schemeClr val="tx1"/>
+    </cs:fontRef>
+    <cs:spPr>
+      <a:ln w="9525" cap="flat" cmpd="sng" algn="ctr">
+        <a:solidFill>
+          <a:schemeClr val="tx1">
+            <a:lumMod val="15000"/>
+            <a:lumOff val="85000"/>
+          </a:schemeClr>
+        </a:solidFill>
+        <a:round/>
+      </a:ln>
+    </cs:spPr>
+  </cs:gridlineMajor>
+  <cs:gridlineMinor>
+    <cs:lnRef idx="0"/>
+    <cs:fillRef idx="0"/>
+    <cs:effectRef idx="0"/>
+    <cs:fontRef idx="minor">
+      <a:schemeClr val="tx1"/>
+    </cs:fontRef>
+    <cs:spPr>
+      <a:ln w="9525" cap="flat" cmpd="sng" algn="ctr">
+        <a:solidFill>
+          <a:schemeClr val="tx1">
+            <a:lumMod val="5000"/>
+            <a:lumOff val="95000"/>
+          </a:schemeClr>
+        </a:solidFill>
+        <a:round/>
+      </a:ln>
+    </cs:spPr>
+  </cs:gridlineMinor>
+  <cs:hiLoLine>
+    <cs:lnRef idx="0"/>
+    <cs:fillRef idx="0"/>
+    <cs:effectRef idx="0"/>
+    <cs:fontRef idx="minor">
+      <a:schemeClr val="tx1"/>
+    </cs:fontRef>
+    <cs:spPr>
+      <a:ln w="9525" cap="flat" cmpd="sng" algn="ctr">
+        <a:solidFill>
+          <a:schemeClr val="tx1">
+            <a:lumMod val="50000"/>
+            <a:lumOff val="50000"/>
+          </a:schemeClr>
+        </a:solidFill>
+        <a:round/>
+      </a:ln>
+    </cs:spPr>
+  </cs:hiLoLine>
+  <cs:leaderLine>
+    <cs:lnRef idx="0"/>
+    <cs:fillRef idx="0"/>
+    <cs:effectRef idx="0"/>
+    <cs:fontRef idx="minor">
+      <a:schemeClr val="tx1"/>
+    </cs:fontRef>
+    <cs:spPr>
+      <a:ln w="9525" cap="flat" cmpd="sng" algn="ctr">
+        <a:solidFill>
+          <a:schemeClr val="tx1">
+            <a:lumMod val="35000"/>
+            <a:lumOff val="65000"/>
+          </a:schemeClr>
+        </a:solidFill>
+        <a:round/>
+      </a:ln>
+    </cs:spPr>
+  </cs:leaderLine>
+  <cs:legend>
+    <cs:lnRef idx="0"/>
+    <cs:fillRef idx="0"/>
+    <cs:effectRef idx="0"/>
+    <cs:fontRef idx="minor">
+      <a:schemeClr val="tx1">
+        <a:lumMod val="65000"/>
+        <a:lumOff val="35000"/>
+      </a:schemeClr>
+    </cs:fontRef>
+    <cs:defRPr sz="900" kern="1200"/>
+  </cs:legend>
+  <cs:plotArea mods="allowNoFillOverride allowNoLineOverride">
+    <cs:lnRef idx="0"/>
+    <cs:fillRef idx="0"/>
+    <cs:effectRef idx="0"/>
+    <cs:fontRef idx="minor">
+      <a:schemeClr val="tx1"/>
+    </cs:fontRef>
+  </cs:plotArea>
+  <cs:plotArea3D mods="allowNoFillOverride allowNoLineOverride">
+    <cs:lnRef idx="0"/>
+    <cs:fillRef idx="0"/>
+    <cs:effectRef idx="0"/>
+    <cs:fontRef idx="minor">
+      <a:schemeClr val="tx1"/>
+    </cs:fontRef>
+  </cs:plotArea3D>
+  <cs:seriesAxis>
+    <cs:lnRef idx="0"/>
+    <cs:fillRef idx="0"/>
+    <cs:effectRef idx="0"/>
+    <cs:fontRef idx="minor">
+      <a:schemeClr val="tx1">
+        <a:lumMod val="65000"/>
+        <a:lumOff val="35000"/>
+      </a:schemeClr>
+    </cs:fontRef>
+    <cs:defRPr sz="900" kern="1200"/>
+  </cs:seriesAxis>
+  <cs:seriesLine>
+    <cs:lnRef idx="0"/>
+    <cs:fillRef idx="0"/>
+    <cs:effectRef idx="0"/>
+    <cs:fontRef idx="minor">
+      <a:schemeClr val="tx1"/>
+    </cs:fontRef>
+    <cs:spPr>
+      <a:ln w="9525" cap="flat" cmpd="sng" algn="ctr">
+        <a:solidFill>
+          <a:schemeClr val="tx1">
+            <a:lumMod val="35000"/>
+            <a:lumOff val="65000"/>
+          </a:schemeClr>
+        </a:solidFill>
+        <a:round/>
+      </a:ln>
+    </cs:spPr>
+  </cs:seriesLine>
+  <cs:title>
+    <cs:lnRef idx="0"/>
+    <cs:fillRef idx="0"/>
+    <cs:effectRef idx="0"/>
+    <cs:fontRef idx="minor">
+      <a:schemeClr val="tx1">
+        <a:lumMod val="65000"/>
+        <a:lumOff val="35000"/>
+      </a:schemeClr>
+    </cs:fontRef>
+    <cs:defRPr sz="1400" b="0" kern="1200" spc="0" baseline="0"/>
+  </cs:title>
+  <cs:trendline>
+    <cs:lnRef idx="0">
+      <cs:styleClr val="auto"/>
+    </cs:lnRef>
+    <cs:fillRef idx="0"/>
+    <cs:effectRef idx="0"/>
+    <cs:fontRef idx="minor">
+      <a:schemeClr val="tx1"/>
+    </cs:fontRef>
+    <cs:spPr>
+      <a:ln w="19050" cap="rnd">
+        <a:solidFill>
+          <a:schemeClr val="phClr"/>
+        </a:solidFill>
+        <a:prstDash val="sysDot"/>
+      </a:ln>
+    </cs:spPr>
+  </cs:trendline>
+  <cs:trendlineLabel>
+    <cs:lnRef idx="0"/>
+    <cs:fillRef idx="0"/>
+    <cs:effectRef idx="0"/>
+    <cs:fontRef idx="minor">
+      <a:schemeClr val="tx1">
+        <a:lumMod val="65000"/>
+        <a:lumOff val="35000"/>
+      </a:schemeClr>
+    </cs:fontRef>
+    <cs:defRPr sz="900" kern="1200"/>
+  </cs:trendlineLabel>
+  <cs:upBar>
+    <cs:lnRef idx="0"/>
+    <cs:fillRef idx="0"/>
+    <cs:effectRef idx="0"/>
+    <cs:fontRef idx="minor">
+      <a:schemeClr val="tx1"/>
+    </cs:fontRef>
+    <cs:spPr>
+      <a:solidFill>
+        <a:schemeClr val="lt1"/>
+      </a:solidFill>
+      <a:ln w="9525" cap="flat" cmpd="sng" algn="ctr">
+        <a:solidFill>
+          <a:schemeClr val="tx1">
+            <a:lumMod val="65000"/>
+            <a:lumOff val="35000"/>
+          </a:schemeClr>
+        </a:solidFill>
+        <a:round/>
+      </a:ln>
+    </cs:spPr>
+  </cs:upBar>
+  <cs:valueAxis>
+    <cs:lnRef idx="0"/>
+    <cs:fillRef idx="0"/>
+    <cs:effectRef idx="0"/>
+    <cs:fontRef idx="minor">
+      <a:schemeClr val="tx1">
+        <a:lumMod val="65000"/>
+        <a:lumOff val="35000"/>
+      </a:schemeClr>
+    </cs:fontRef>
+    <cs:spPr>
+      <a:ln w="9525" cap="flat" cmpd="sng" algn="ctr">
+        <a:solidFill>
+          <a:schemeClr val="tx1">
+            <a:lumMod val="25000"/>
+            <a:lumOff val="75000"/>
+          </a:schemeClr>
+        </a:solidFill>
+        <a:round/>
+      </a:ln>
+    </cs:spPr>
+    <cs:defRPr sz="900" kern="1200"/>
+  </cs:valueAxis>
+  <cs:wall>
+    <cs:lnRef idx="0"/>
+    <cs:fillRef idx="0"/>
+    <cs:effectRef idx="0"/>
+    <cs:fontRef idx="minor">
+      <a:schemeClr val="tx1"/>
+    </cs:fontRef>
+    <cs:spPr>
+      <a:noFill/>
+      <a:ln>
+        <a:noFill/>
+      </a:ln>
+    </cs:spPr>
+  </cs:wall>
+</cs:chartStyle>
+</file>
+
+<file path=word/charts/style7.xml><?xml version="1.0" encoding="utf-8"?>
+<cs:chartStyle xmlns:cs="http://schemas.microsoft.com/office/drawing/2012/chartStyle" xmlns:a="http://schemas.openxmlformats.org/drawingml/2006/main" id="240">
+  <cs:axisTitle>
+    <cs:lnRef idx="0"/>
+    <cs:fillRef idx="0"/>
+    <cs:effectRef idx="0"/>
+    <cs:fontRef idx="minor">
+      <a:schemeClr val="tx1">
+        <a:lumMod val="65000"/>
+        <a:lumOff val="35000"/>
+      </a:schemeClr>
+    </cs:fontRef>
+    <cs:defRPr sz="1000" kern="1200"/>
+  </cs:axisTitle>
+  <cs:categoryAxis>
+    <cs:lnRef idx="0"/>
+    <cs:fillRef idx="0"/>
+    <cs:effectRef idx="0"/>
+    <cs:fontRef idx="minor">
+      <a:schemeClr val="tx1">
+        <a:lumMod val="65000"/>
+        <a:lumOff val="35000"/>
+      </a:schemeClr>
+    </cs:fontRef>
+    <cs:spPr>
+      <a:ln w="9525" cap="flat" cmpd="sng" algn="ctr">
+        <a:solidFill>
+          <a:schemeClr val="tx1">
+            <a:lumMod val="25000"/>
+            <a:lumOff val="75000"/>
+          </a:schemeClr>
+        </a:solidFill>
+        <a:round/>
+      </a:ln>
+    </cs:spPr>
+    <cs:defRPr sz="900" kern="1200"/>
+  </cs:categoryAxis>
+  <cs:chartArea mods="allowNoFillOverride allowNoLineOverride">
+    <cs:lnRef idx="0"/>
+    <cs:fillRef idx="0"/>
+    <cs:effectRef idx="0"/>
+    <cs:fontRef idx="minor">
+      <a:schemeClr val="tx1"/>
+    </cs:fontRef>
+    <cs:spPr>
+      <a:solidFill>
+        <a:schemeClr val="bg1"/>
+      </a:solidFill>
+      <a:ln w="9525" cap="flat" cmpd="sng" algn="ctr">
+        <a:solidFill>
+          <a:schemeClr val="tx1">
+            <a:lumMod val="15000"/>
+            <a:lumOff val="85000"/>
+          </a:schemeClr>
+        </a:solidFill>
+        <a:round/>
+      </a:ln>
+    </cs:spPr>
+    <cs:defRPr sz="1000" kern="1200"/>
+  </cs:chartArea>
+  <cs:dataLabel>
+    <cs:lnRef idx="0"/>
+    <cs:fillRef idx="0"/>
+    <cs:effectRef idx="0"/>
+    <cs:fontRef idx="minor">
+      <a:schemeClr val="tx1">
+        <a:lumMod val="75000"/>
+        <a:lumOff val="25000"/>
+      </a:schemeClr>
+    </cs:fontRef>
+    <cs:defRPr sz="900" kern="1200"/>
+  </cs:dataLabel>
+  <cs:dataLabelCallout>
+    <cs:lnRef idx="0"/>
+    <cs:fillRef idx="0"/>
+    <cs:effectRef idx="0"/>
+    <cs:fontRef idx="minor">
+      <a:schemeClr val="dk1">
+        <a:lumMod val="65000"/>
+        <a:lumOff val="35000"/>
+      </a:schemeClr>
+    </cs:fontRef>
+    <cs:spPr>
+      <a:solidFill>
+        <a:schemeClr val="lt1"/>
+      </a:solidFill>
+      <a:ln>
+        <a:solidFill>
+          <a:schemeClr val="dk1">
+            <a:lumMod val="25000"/>
+            <a:lumOff val="75000"/>
+          </a:schemeClr>
+        </a:solidFill>
+      </a:ln>
+    </cs:spPr>
+    <cs:defRPr sz="900" kern="1200"/>
+    <cs:bodyPr rot="0" spcFirstLastPara="1" vertOverflow="clip" horzOverflow="clip" vert="horz" wrap="square" lIns="36576" tIns="18288" rIns="36576" bIns="18288" anchor="ctr" anchorCtr="1">
+      <a:spAutoFit/>
+    </cs:bodyPr>
+  </cs:dataLabelCallout>
+  <cs:dataPoint>
+    <cs:lnRef idx="0"/>
+    <cs:fillRef idx="1">
+      <cs:styleClr val="auto"/>
+    </cs:fillRef>
+    <cs:effectRef idx="0"/>
+    <cs:fontRef idx="minor">
+      <a:schemeClr val="tx1"/>
+    </cs:fontRef>
+  </cs:dataPoint>
+  <cs:dataPoint3D>
+    <cs:lnRef idx="0"/>
+    <cs:fillRef idx="1">
+      <cs:styleClr val="auto"/>
+    </cs:fillRef>
+    <cs:effectRef idx="0"/>
+    <cs:fontRef idx="minor">
+      <a:schemeClr val="tx1"/>
+    </cs:fontRef>
+  </cs:dataPoint3D>
+  <cs:dataPointLine>
+    <cs:lnRef idx="0">
+      <cs:styleClr val="auto"/>
+    </cs:lnRef>
+    <cs:fillRef idx="1"/>
+    <cs:effectRef idx="0"/>
+    <cs:fontRef idx="minor">
+      <a:schemeClr val="tx1"/>
+    </cs:fontRef>
+    <cs:spPr>
+      <a:ln w="19050" cap="rnd">
+        <a:solidFill>
+          <a:schemeClr val="phClr"/>
+        </a:solidFill>
+        <a:round/>
+      </a:ln>
+    </cs:spPr>
+  </cs:dataPointLine>
+  <cs:dataPointMarker>
+    <cs:lnRef idx="0">
+      <cs:styleClr val="auto"/>
+    </cs:lnRef>
+    <cs:fillRef idx="1">
+      <cs:styleClr val="auto"/>
+    </cs:fillRef>
+    <cs:effectRef idx="0"/>
+    <cs:fontRef idx="minor">
+      <a:schemeClr val="tx1"/>
+    </cs:fontRef>
+    <cs:spPr>
+      <a:ln w="9525">
+        <a:solidFill>
+          <a:schemeClr val="phClr"/>
+        </a:solidFill>
+      </a:ln>
+    </cs:spPr>
+  </cs:dataPointMarker>
+  <cs:dataPointMarkerLayout symbol="circle" size="5"/>
+  <cs:dataPointWireframe>
+    <cs:lnRef idx="0">
+      <cs:styleClr val="auto"/>
+    </cs:lnRef>
+    <cs:fillRef idx="0"/>
+    <cs:effectRef idx="0"/>
+    <cs:fontRef idx="minor">
+      <a:schemeClr val="dk1"/>
+    </cs:fontRef>
+    <cs:spPr>
+      <a:ln w="9525" cap="rnd">
+        <a:solidFill>
+          <a:schemeClr val="phClr"/>
+        </a:solidFill>
+        <a:round/>
+      </a:ln>
+    </cs:spPr>
+  </cs:dataPointWireframe>
+  <cs:dataTable>
+    <cs:lnRef idx="0"/>
+    <cs:fillRef idx="0"/>
+    <cs:effectRef idx="0"/>
+    <cs:fontRef idx="minor">
+      <a:schemeClr val="tx1">
+        <a:lumMod val="65000"/>
+        <a:lumOff val="35000"/>
+      </a:schemeClr>
+    </cs:fontRef>
+    <cs:spPr>
+      <a:noFill/>
+      <a:ln w="9525" cap="flat" cmpd="sng" algn="ctr">
+        <a:solidFill>
+          <a:schemeClr val="tx1">
+            <a:lumMod val="15000"/>
+            <a:lumOff val="85000"/>
+          </a:schemeClr>
+        </a:solidFill>
+        <a:round/>
+      </a:ln>
+    </cs:spPr>
+    <cs:defRPr sz="900" kern="1200"/>
+  </cs:dataTable>
+  <cs:downBar>
+    <cs:lnRef idx="0"/>
+    <cs:fillRef idx="0"/>
+    <cs:effectRef idx="0"/>
+    <cs:fontRef idx="minor">
+      <a:schemeClr val="tx1"/>
+    </cs:fontRef>
+    <cs:spPr>
+      <a:solidFill>
+        <a:schemeClr val="dk1">
+          <a:lumMod val="75000"/>
+          <a:lumOff val="25000"/>
+        </a:schemeClr>
+      </a:solidFill>
+      <a:ln w="9525" cap="flat" cmpd="sng" algn="ctr">
+        <a:solidFill>
+          <a:schemeClr val="tx1">
+            <a:lumMod val="65000"/>
+            <a:lumOff val="35000"/>
+          </a:schemeClr>
+        </a:solidFill>
+        <a:round/>
+      </a:ln>
+    </cs:spPr>
+  </cs:downBar>
+  <cs:dropLine>
+    <cs:lnRef idx="0"/>
+    <cs:fillRef idx="0"/>
+    <cs:effectRef idx="0"/>
+    <cs:fontRef idx="minor">
+      <a:schemeClr val="tx1"/>
+    </cs:fontRef>
+    <cs:spPr>
+      <a:ln w="9525" cap="flat" cmpd="sng" algn="ctr">
+        <a:solidFill>
+          <a:schemeClr val="tx1">
+            <a:lumMod val="35000"/>
+            <a:lumOff val="65000"/>
+          </a:schemeClr>
+        </a:solidFill>
+        <a:round/>
+      </a:ln>
+    </cs:spPr>
+  </cs:dropLine>
+  <cs:errorBar>
+    <cs:lnRef idx="0"/>
+    <cs:fillRef idx="0"/>
+    <cs:effectRef idx="0"/>
+    <cs:fontRef idx="minor">
+      <a:schemeClr val="tx1"/>
+    </cs:fontRef>
+    <cs:spPr>
+      <a:ln w="9525" cap="flat" cmpd="sng" algn="ctr">
+        <a:solidFill>
+          <a:schemeClr val="tx1">
+            <a:lumMod val="65000"/>
+            <a:lumOff val="35000"/>
+          </a:schemeClr>
+        </a:solidFill>
+        <a:round/>
+      </a:ln>
+    </cs:spPr>
+  </cs:errorBar>
+  <cs:floor>
+    <cs:lnRef idx="0"/>
+    <cs:fillRef idx="0"/>
+    <cs:effectRef idx="0"/>
+    <cs:fontRef idx="minor">
+      <a:schemeClr val="tx1"/>
+    </cs:fontRef>
+    <cs:spPr>
+      <a:noFill/>
+      <a:ln>
+        <a:noFill/>
+      </a:ln>
+    </cs:spPr>
+  </cs:floor>
+  <cs:gridlineMajor>
+    <cs:lnRef idx="0"/>
+    <cs:fillRef idx="0"/>
+    <cs:effectRef idx="0"/>
+    <cs:fontRef idx="minor">
+      <a:schemeClr val="tx1"/>
+    </cs:fontRef>
+    <cs:spPr>
+      <a:ln w="9525" cap="flat" cmpd="sng" algn="ctr">
+        <a:solidFill>
+          <a:schemeClr val="tx1">
+            <a:lumMod val="15000"/>
+            <a:lumOff val="85000"/>
+          </a:schemeClr>
+        </a:solidFill>
+        <a:round/>
+      </a:ln>
+    </cs:spPr>
+  </cs:gridlineMajor>
+  <cs:gridlineMinor>
+    <cs:lnRef idx="0"/>
+    <cs:fillRef idx="0"/>
+    <cs:effectRef idx="0"/>
+    <cs:fontRef idx="minor">
+      <a:schemeClr val="tx1"/>
+    </cs:fontRef>
+    <cs:spPr>
+      <a:ln w="9525" cap="flat" cmpd="sng" algn="ctr">
+        <a:solidFill>
+          <a:schemeClr val="tx1">
+            <a:lumMod val="5000"/>
+            <a:lumOff val="95000"/>
+          </a:schemeClr>
+        </a:solidFill>
+        <a:round/>
+      </a:ln>
+    </cs:spPr>
+  </cs:gridlineMinor>
+  <cs:hiLoLine>
+    <cs:lnRef idx="0"/>
+    <cs:fillRef idx="0"/>
+    <cs:effectRef idx="0"/>
+    <cs:fontRef idx="minor">
+      <a:schemeClr val="tx1"/>
+    </cs:fontRef>
+    <cs:spPr>
+      <a:ln w="9525" cap="flat" cmpd="sng" algn="ctr">
+        <a:solidFill>
+          <a:schemeClr val="tx1">
+            <a:lumMod val="50000"/>
+            <a:lumOff val="50000"/>
+          </a:schemeClr>
+        </a:solidFill>
+        <a:round/>
+      </a:ln>
+    </cs:spPr>
+  </cs:hiLoLine>
+  <cs:leaderLine>
+    <cs:lnRef idx="0"/>
+    <cs:fillRef idx="0"/>
+    <cs:effectRef idx="0"/>
+    <cs:fontRef idx="minor">
+      <a:schemeClr val="tx1"/>
+    </cs:fontRef>
+    <cs:spPr>
+      <a:ln w="9525" cap="flat" cmpd="sng" algn="ctr">
+        <a:solidFill>
+          <a:schemeClr val="tx1">
+            <a:lumMod val="35000"/>
+            <a:lumOff val="65000"/>
+          </a:schemeClr>
+        </a:solidFill>
+        <a:round/>
+      </a:ln>
+    </cs:spPr>
+  </cs:leaderLine>
+  <cs:legend>
+    <cs:lnRef idx="0"/>
+    <cs:fillRef idx="0"/>
+    <cs:effectRef idx="0"/>
+    <cs:fontRef idx="minor">
+      <a:schemeClr val="tx1">
+        <a:lumMod val="65000"/>
+        <a:lumOff val="35000"/>
+      </a:schemeClr>
+    </cs:fontRef>
+    <cs:defRPr sz="900" kern="1200"/>
+  </cs:legend>
+  <cs:plotArea mods="allowNoFillOverride allowNoLineOverride">
+    <cs:lnRef idx="0"/>
+    <cs:fillRef idx="0"/>
+    <cs:effectRef idx="0"/>
+    <cs:fontRef idx="minor">
+      <a:schemeClr val="tx1"/>
+    </cs:fontRef>
+  </cs:plotArea>
+  <cs:plotArea3D mods="allowNoFillOverride allowNoLineOverride">
+    <cs:lnRef idx="0"/>
+    <cs:fillRef idx="0"/>
+    <cs:effectRef idx="0"/>
+    <cs:fontRef idx="minor">
+      <a:schemeClr val="tx1"/>
+    </cs:fontRef>
+  </cs:plotArea3D>
+  <cs:seriesAxis>
+    <cs:lnRef idx="0"/>
+    <cs:fillRef idx="0"/>
+    <cs:effectRef idx="0"/>
+    <cs:fontRef idx="minor">
+      <a:schemeClr val="tx1">
+        <a:lumMod val="65000"/>
+        <a:lumOff val="35000"/>
+      </a:schemeClr>
+    </cs:fontRef>
+    <cs:defRPr sz="900" kern="1200"/>
+  </cs:seriesAxis>
+  <cs:seriesLine>
+    <cs:lnRef idx="0"/>
+    <cs:fillRef idx="0"/>
+    <cs:effectRef idx="0"/>
+    <cs:fontRef idx="minor">
+      <a:schemeClr val="tx1"/>
+    </cs:fontRef>
+    <cs:spPr>
+      <a:ln w="9525" cap="flat" cmpd="sng" algn="ctr">
+        <a:solidFill>
+          <a:schemeClr val="tx1">
+            <a:lumMod val="35000"/>
+            <a:lumOff val="65000"/>
+          </a:schemeClr>
+        </a:solidFill>
+        <a:round/>
+      </a:ln>
+    </cs:spPr>
+  </cs:seriesLine>
+  <cs:title>
+    <cs:lnRef idx="0"/>
+    <cs:fillRef idx="0"/>
+    <cs:effectRef idx="0"/>
+    <cs:fontRef idx="minor">
+      <a:schemeClr val="tx1">
+        <a:lumMod val="65000"/>
+        <a:lumOff val="35000"/>
+      </a:schemeClr>
+    </cs:fontRef>
+    <cs:defRPr sz="1400" b="0" kern="1200" spc="0" baseline="0"/>
+  </cs:title>
+  <cs:trendline>
+    <cs:lnRef idx="0">
+      <cs:styleClr val="auto"/>
+    </cs:lnRef>
+    <cs:fillRef idx="0"/>
+    <cs:effectRef idx="0"/>
+    <cs:fontRef idx="minor">
+      <a:schemeClr val="tx1"/>
+    </cs:fontRef>
+    <cs:spPr>
+      <a:ln w="19050" cap="rnd">
+        <a:solidFill>
+          <a:schemeClr val="phClr"/>
+        </a:solidFill>
+        <a:prstDash val="sysDot"/>
+      </a:ln>
+    </cs:spPr>
+  </cs:trendline>
+  <cs:trendlineLabel>
+    <cs:lnRef idx="0"/>
+    <cs:fillRef idx="0"/>
+    <cs:effectRef idx="0"/>
+    <cs:fontRef idx="minor">
+      <a:schemeClr val="tx1">
+        <a:lumMod val="65000"/>
+        <a:lumOff val="35000"/>
+      </a:schemeClr>
+    </cs:fontRef>
+    <cs:defRPr sz="900" kern="1200"/>
+  </cs:trendlineLabel>
+  <cs:upBar>
+    <cs:lnRef idx="0"/>
+    <cs:fillRef idx="0"/>
+    <cs:effectRef idx="0"/>
+    <cs:fontRef idx="minor">
+      <a:schemeClr val="tx1"/>
+    </cs:fontRef>
+    <cs:spPr>
+      <a:solidFill>
+        <a:schemeClr val="lt1"/>
+      </a:solidFill>
+      <a:ln w="9525" cap="flat" cmpd="sng" algn="ctr">
+        <a:solidFill>
+          <a:schemeClr val="tx1">
+            <a:lumMod val="65000"/>
+            <a:lumOff val="35000"/>
+          </a:schemeClr>
+        </a:solidFill>
+        <a:round/>
+      </a:ln>
+    </cs:spPr>
+  </cs:upBar>
+  <cs:valueAxis>
+    <cs:lnRef idx="0"/>
+    <cs:fillRef idx="0"/>
+    <cs:effectRef idx="0"/>
+    <cs:fontRef idx="minor">
+      <a:schemeClr val="tx1">
+        <a:lumMod val="65000"/>
+        <a:lumOff val="35000"/>
+      </a:schemeClr>
+    </cs:fontRef>
+    <cs:spPr>
+      <a:ln w="9525" cap="flat" cmpd="sng" algn="ctr">
+        <a:solidFill>
+          <a:schemeClr val="tx1">
+            <a:lumMod val="25000"/>
+            <a:lumOff val="75000"/>
+          </a:schemeClr>
+        </a:solidFill>
+        <a:round/>
+      </a:ln>
+    </cs:spPr>
+    <cs:defRPr sz="900" kern="1200"/>
+  </cs:valueAxis>
+  <cs:wall>
+    <cs:lnRef idx="0"/>
+    <cs:fillRef idx="0"/>
+    <cs:effectRef idx="0"/>
+    <cs:fontRef idx="minor">
+      <a:schemeClr val="tx1"/>
+    </cs:fontRef>
+    <cs:spPr>
+      <a:noFill/>
+      <a:ln>
+        <a:noFill/>
+      </a:ln>
+    </cs:spPr>
+  </cs:wall>
+</cs:chartStyle>
+</file>
+
 <file path=word/theme/theme1.xml><?xml version="1.0" encoding="utf-8"?>
 <a:theme xmlns:a="http://schemas.openxmlformats.org/drawingml/2006/main" name="Тема Office">
   <a:themeElements>
